--- a/mars_mips/lab2/CE119_LAB02_VMTN.docx
+++ b/mars_mips/lab2/CE119_LAB02_VMTN.docx
@@ -79,20 +79,7 @@
           <w:sz w:val="26"/>
           <w:szCs w:val="26"/>
         </w:rPr>
-        <w:t xml:space="preserve">MẢNG, CHUỖI, THỦ TỤC VÀ </w:t>
-      </w:r>
-      <w:bookmarkStart w:id="0" w:name="_GoBack"/>
-      <w:bookmarkEnd w:id="0"/>
-      <w:r>
-        <w:rPr>
-          <w:rFonts w:ascii="Times New Roman" w:hAnsi="Times New Roman" w:eastAsia="Times New Roman" w:cs="Times New Roman"/>
-          <w:b/>
-          <w:bCs/>
-          <w:color w:val="1F4E79"/>
-          <w:sz w:val="26"/>
-          <w:szCs w:val="26"/>
-        </w:rPr>
-        <w:t>NGĂN XẾP</w:t>
+        <w:t>MẢNG, CHUỖI, THỦ TỤC VÀ NGĂN XẾP</w:t>
       </w:r>
     </w:p>
     <w:p>
@@ -385,8 +372,9 @@
             <w:pPr>
               <w:spacing w:before="0" w:after="60" w:line="276" w:lineRule="auto"/>
               <w:rPr>
-                <w:rFonts w:ascii="Times New Roman" w:hAnsi="Times New Roman" w:eastAsia="Times New Roman" w:cs="Times New Roman"/>
-                <w:color w:val="FF0000"/>
+                <w:rFonts w:hint="default" w:ascii="Times New Roman" w:hAnsi="Times New Roman" w:eastAsia="Times New Roman" w:cs="Times New Roman"/>
+                <w:color w:val="FF0000"/>
+                <w:lang w:val="en-US"/>
               </w:rPr>
             </w:pPr>
             <w:r>
@@ -397,6 +385,16 @@
                 <w:szCs w:val="21"/>
               </w:rPr>
               <w:t xml:space="preserve"> </w:t>
+            </w:r>
+            <w:r>
+              <w:rPr>
+                <w:rFonts w:hint="default" w:cs="Times New Roman"/>
+                <w:color w:val="FF0000"/>
+                <w:sz w:val="21"/>
+                <w:szCs w:val="21"/>
+                <w:lang w:val="en-US"/>
+              </w:rPr>
+              <w:t>CE119.R11.VMTN.1</w:t>
             </w:r>
           </w:p>
         </w:tc>
@@ -2696,7 +2694,7 @@
                 <w:sz w:val="21"/>
                 <w:szCs w:val="21"/>
               </w:rPr>
-              <w:t>☐</w:t>
+              <w:t>✓</w:t>
             </w:r>
           </w:p>
         </w:tc>
@@ -2819,10 +2817,12 @@
             <w:r>
               <w:rPr>
                 <w:rFonts w:ascii="Times New Roman" w:hAnsi="Times New Roman" w:eastAsia="Times New Roman" w:cs="Times New Roman"/>
-                <w:sz w:val="21"/>
-                <w:szCs w:val="21"/>
-              </w:rPr>
-              <w:t>☐</w:t>
+                <w:b/>
+                <w:bCs/>
+                <w:sz w:val="21"/>
+                <w:szCs w:val="21"/>
+              </w:rPr>
+              <w:t>✓</w:t>
             </w:r>
           </w:p>
         </w:tc>
@@ -2947,10 +2947,12 @@
             <w:r>
               <w:rPr>
                 <w:rFonts w:ascii="Times New Roman" w:hAnsi="Times New Roman" w:eastAsia="Times New Roman" w:cs="Times New Roman"/>
-                <w:sz w:val="21"/>
-                <w:szCs w:val="21"/>
-              </w:rPr>
-              <w:t>☐</w:t>
+                <w:b/>
+                <w:bCs/>
+                <w:sz w:val="21"/>
+                <w:szCs w:val="21"/>
+              </w:rPr>
+              <w:t>✓</w:t>
             </w:r>
           </w:p>
         </w:tc>
@@ -3067,10 +3069,12 @@
             <w:r>
               <w:rPr>
                 <w:rFonts w:ascii="Times New Roman" w:hAnsi="Times New Roman" w:eastAsia="Times New Roman" w:cs="Times New Roman"/>
-                <w:sz w:val="21"/>
-                <w:szCs w:val="21"/>
-              </w:rPr>
-              <w:t>☐</w:t>
+                <w:b/>
+                <w:bCs/>
+                <w:sz w:val="21"/>
+                <w:szCs w:val="21"/>
+              </w:rPr>
+              <w:t>✓</w:t>
             </w:r>
           </w:p>
         </w:tc>
@@ -3203,10 +3207,12 @@
             <w:r>
               <w:rPr>
                 <w:rFonts w:ascii="Times New Roman" w:hAnsi="Times New Roman" w:eastAsia="Times New Roman" w:cs="Times New Roman"/>
-                <w:sz w:val="21"/>
-                <w:szCs w:val="21"/>
-              </w:rPr>
-              <w:t>☐</w:t>
+                <w:b/>
+                <w:bCs/>
+                <w:sz w:val="21"/>
+                <w:szCs w:val="21"/>
+              </w:rPr>
+              <w:t>✓</w:t>
             </w:r>
           </w:p>
         </w:tc>
@@ -3323,10 +3329,12 @@
             <w:r>
               <w:rPr>
                 <w:rFonts w:ascii="Times New Roman" w:hAnsi="Times New Roman" w:eastAsia="Times New Roman" w:cs="Times New Roman"/>
-                <w:sz w:val="21"/>
-                <w:szCs w:val="21"/>
-              </w:rPr>
-              <w:t>☐</w:t>
+                <w:b/>
+                <w:bCs/>
+                <w:sz w:val="21"/>
+                <w:szCs w:val="21"/>
+              </w:rPr>
+              <w:t>✓</w:t>
             </w:r>
           </w:p>
         </w:tc>
@@ -3942,8 +3950,9 @@
               <w:spacing w:before="0" w:after="0" w:line="252" w:lineRule="auto"/>
               <w:jc w:val="left"/>
               <w:rPr>
-                <w:rFonts w:ascii="Times New Roman" w:hAnsi="Times New Roman" w:eastAsia="Times New Roman" w:cs="Times New Roman"/>
-                <w:color w:val="FF0000"/>
+                <w:rFonts w:hint="default" w:ascii="Times New Roman" w:hAnsi="Times New Roman" w:eastAsia="Times New Roman" w:cs="Times New Roman"/>
+                <w:color w:val="FF0000"/>
+                <w:lang w:val="en-US"/>
               </w:rPr>
             </w:pPr>
             <w:r>
@@ -3954,6 +3963,16 @@
                 <w:szCs w:val="21"/>
               </w:rPr>
               <w:t xml:space="preserve"> </w:t>
+            </w:r>
+            <w:r>
+              <w:rPr>
+                <w:rFonts w:hint="default" w:cs="Times New Roman"/>
+                <w:color w:val="FF0000"/>
+                <w:sz w:val="21"/>
+                <w:szCs w:val="21"/>
+                <w:lang w:val="en-US"/>
+              </w:rPr>
+              <w:t>0x7fffeffc</w:t>
             </w:r>
           </w:p>
         </w:tc>
@@ -4043,8 +4062,9 @@
               <w:spacing w:before="0" w:after="0" w:line="252" w:lineRule="auto"/>
               <w:jc w:val="left"/>
               <w:rPr>
-                <w:rFonts w:ascii="Times New Roman" w:hAnsi="Times New Roman" w:eastAsia="Times New Roman" w:cs="Times New Roman"/>
-                <w:color w:val="FF0000"/>
+                <w:rFonts w:hint="default" w:ascii="Times New Roman" w:hAnsi="Times New Roman" w:eastAsia="Times New Roman" w:cs="Times New Roman"/>
+                <w:color w:val="FF0000"/>
+                <w:lang w:val="en-US"/>
               </w:rPr>
             </w:pPr>
             <w:r>
@@ -4055,6 +4075,16 @@
                 <w:szCs w:val="21"/>
               </w:rPr>
               <w:t xml:space="preserve"> </w:t>
+            </w:r>
+            <w:r>
+              <w:rPr>
+                <w:rFonts w:hint="default" w:cs="Times New Roman"/>
+                <w:color w:val="FF0000"/>
+                <w:sz w:val="21"/>
+                <w:szCs w:val="21"/>
+                <w:lang w:val="en-US"/>
+              </w:rPr>
+              <w:t>0x10010000</w:t>
             </w:r>
           </w:p>
         </w:tc>
@@ -4185,12 +4215,6 @@
             <w:insideH w:val="single" w:color="auto" w:sz="4" w:space="0"/>
             <w:insideV w:val="single" w:color="auto" w:sz="4" w:space="0"/>
           </w:tblBorders>
-          <w:tblCellMar>
-            <w:top w:w="0" w:type="dxa"/>
-            <w:left w:w="10" w:type="dxa"/>
-            <w:bottom w:w="0" w:type="dxa"/>
-            <w:right w:w="10" w:type="dxa"/>
-          </w:tblCellMar>
         </w:tblPrEx>
         <w:trPr>
           <w:cantSplit/>
@@ -4415,8 +4439,9 @@
               <w:spacing w:before="0" w:after="0" w:line="252" w:lineRule="auto"/>
               <w:jc w:val="left"/>
               <w:rPr>
-                <w:rFonts w:ascii="Times New Roman" w:hAnsi="Times New Roman" w:eastAsia="Times New Roman" w:cs="Times New Roman"/>
-                <w:color w:val="FF0000"/>
+                <w:rFonts w:hint="default" w:ascii="Times New Roman" w:hAnsi="Times New Roman" w:eastAsia="Times New Roman" w:cs="Times New Roman"/>
+                <w:color w:val="FF0000"/>
+                <w:lang w:val="en-US"/>
               </w:rPr>
             </w:pPr>
             <w:r>
@@ -4427,6 +4452,16 @@
                 <w:szCs w:val="21"/>
               </w:rPr>
               <w:t xml:space="preserve"> </w:t>
+            </w:r>
+            <w:r>
+              <w:rPr>
+                <w:rFonts w:hint="default" w:cs="Times New Roman"/>
+                <w:color w:val="FF0000"/>
+                <w:sz w:val="21"/>
+                <w:szCs w:val="21"/>
+                <w:lang w:val="en-US"/>
+              </w:rPr>
+              <w:t>2</w:t>
             </w:r>
           </w:p>
         </w:tc>
@@ -4541,8 +4576,9 @@
               <w:spacing w:before="0" w:after="0" w:line="252" w:lineRule="auto"/>
               <w:jc w:val="left"/>
               <w:rPr>
-                <w:rFonts w:ascii="Times New Roman" w:hAnsi="Times New Roman" w:eastAsia="Times New Roman" w:cs="Times New Roman"/>
-                <w:color w:val="FF0000"/>
+                <w:rFonts w:hint="default" w:ascii="Times New Roman" w:hAnsi="Times New Roman" w:eastAsia="Times New Roman" w:cs="Times New Roman"/>
+                <w:color w:val="FF0000"/>
+                <w:lang w:val="en-US"/>
               </w:rPr>
             </w:pPr>
             <w:r>
@@ -4553,6 +4589,16 @@
                 <w:szCs w:val="21"/>
               </w:rPr>
               <w:t xml:space="preserve"> </w:t>
+            </w:r>
+            <w:r>
+              <w:rPr>
+                <w:rFonts w:hint="default" w:cs="Times New Roman"/>
+                <w:color w:val="FF0000"/>
+                <w:sz w:val="21"/>
+                <w:szCs w:val="21"/>
+                <w:lang w:val="en-US"/>
+              </w:rPr>
+              <w:t>{8, 5, 10, 0, 4, 7, 9, 4, 8, 0, 6, 5}</w:t>
             </w:r>
           </w:p>
         </w:tc>
@@ -4667,8 +4713,9 @@
               <w:spacing w:before="0" w:after="0" w:line="252" w:lineRule="auto"/>
               <w:jc w:val="left"/>
               <w:rPr>
-                <w:rFonts w:ascii="Times New Roman" w:hAnsi="Times New Roman" w:eastAsia="Times New Roman" w:cs="Times New Roman"/>
-                <w:color w:val="FF0000"/>
+                <w:rFonts w:hint="default" w:ascii="Times New Roman" w:hAnsi="Times New Roman" w:eastAsia="Times New Roman" w:cs="Times New Roman"/>
+                <w:color w:val="FF0000"/>
+                <w:lang w:val="en-US"/>
               </w:rPr>
             </w:pPr>
             <w:r>
@@ -4679,6 +4726,16 @@
                 <w:szCs w:val="21"/>
               </w:rPr>
               <w:t xml:space="preserve"> </w:t>
+            </w:r>
+            <w:r>
+              <w:rPr>
+                <w:rFonts w:hint="default" w:cs="Times New Roman"/>
+                <w:color w:val="FF0000"/>
+                <w:sz w:val="21"/>
+                <w:szCs w:val="21"/>
+                <w:lang w:val="en-US"/>
+              </w:rPr>
+              <w:t>5</w:t>
             </w:r>
           </w:p>
         </w:tc>
@@ -5685,8 +5742,9 @@
               <w:spacing w:before="0" w:after="0" w:line="252" w:lineRule="auto"/>
               <w:jc w:val="left"/>
               <w:rPr>
-                <w:rFonts w:ascii="Times New Roman" w:hAnsi="Times New Roman" w:eastAsia="Times New Roman" w:cs="Times New Roman"/>
-                <w:color w:val="FF0000"/>
+                <w:rFonts w:hint="default" w:ascii="Times New Roman" w:hAnsi="Times New Roman" w:eastAsia="Times New Roman" w:cs="Times New Roman"/>
+                <w:color w:val="FF0000"/>
+                <w:lang w:val="en-US"/>
               </w:rPr>
             </w:pPr>
             <w:r>
@@ -5698,6 +5756,16 @@
               </w:rPr>
               <w:t xml:space="preserve"> </w:t>
             </w:r>
+            <w:r>
+              <w:rPr>
+                <w:rFonts w:hint="default" w:cs="Times New Roman"/>
+                <w:color w:val="FF0000"/>
+                <w:sz w:val="21"/>
+                <w:szCs w:val="21"/>
+                <w:lang w:val="en-US"/>
+              </w:rPr>
+              <w:t>0x10010000</w:t>
+            </w:r>
           </w:p>
         </w:tc>
         <w:tc>
@@ -5724,8 +5792,9 @@
               <w:spacing w:before="0" w:after="0" w:line="252" w:lineRule="auto"/>
               <w:jc w:val="left"/>
               <w:rPr>
-                <w:rFonts w:ascii="Times New Roman" w:hAnsi="Times New Roman" w:eastAsia="Times New Roman" w:cs="Times New Roman"/>
-                <w:color w:val="FF0000"/>
+                <w:rFonts w:hint="default" w:ascii="Times New Roman" w:hAnsi="Times New Roman" w:eastAsia="Times New Roman" w:cs="Times New Roman"/>
+                <w:color w:val="FF0000"/>
+                <w:lang w:val="en-US"/>
               </w:rPr>
             </w:pPr>
             <w:r>
@@ -5736,6 +5805,16 @@
                 <w:szCs w:val="21"/>
               </w:rPr>
               <w:t xml:space="preserve"> </w:t>
+            </w:r>
+            <w:r>
+              <w:rPr>
+                <w:rFonts w:hint="default" w:cs="Times New Roman"/>
+                <w:color w:val="FF0000"/>
+                <w:sz w:val="21"/>
+                <w:szCs w:val="21"/>
+                <w:lang w:val="en-US"/>
+              </w:rPr>
+              <w:t>0x10010000</w:t>
             </w:r>
           </w:p>
         </w:tc>
@@ -5817,8 +5896,9 @@
               <w:spacing w:before="0" w:after="0" w:line="252" w:lineRule="auto"/>
               <w:jc w:val="left"/>
               <w:rPr>
-                <w:rFonts w:ascii="Times New Roman" w:hAnsi="Times New Roman" w:eastAsia="Times New Roman" w:cs="Times New Roman"/>
-                <w:color w:val="FF0000"/>
+                <w:rFonts w:hint="default" w:ascii="Times New Roman" w:hAnsi="Times New Roman" w:eastAsia="Times New Roman" w:cs="Times New Roman"/>
+                <w:color w:val="FF0000"/>
+                <w:lang w:val="en-US"/>
               </w:rPr>
             </w:pPr>
             <w:r>
@@ -5830,6 +5910,16 @@
               </w:rPr>
               <w:t xml:space="preserve"> </w:t>
             </w:r>
+            <w:r>
+              <w:rPr>
+                <w:rFonts w:hint="default" w:cs="Times New Roman"/>
+                <w:color w:val="FF0000"/>
+                <w:sz w:val="21"/>
+                <w:szCs w:val="21"/>
+                <w:lang w:val="en-US"/>
+              </w:rPr>
+              <w:t>0x10010004</w:t>
+            </w:r>
           </w:p>
         </w:tc>
         <w:tc>
@@ -5856,8 +5946,9 @@
               <w:spacing w:before="0" w:after="0" w:line="252" w:lineRule="auto"/>
               <w:jc w:val="left"/>
               <w:rPr>
-                <w:rFonts w:ascii="Times New Roman" w:hAnsi="Times New Roman" w:eastAsia="Times New Roman" w:cs="Times New Roman"/>
-                <w:color w:val="FF0000"/>
+                <w:rFonts w:hint="default" w:ascii="Times New Roman" w:hAnsi="Times New Roman" w:eastAsia="Times New Roman" w:cs="Times New Roman"/>
+                <w:color w:val="FF0000"/>
+                <w:lang w:val="en-US"/>
               </w:rPr>
             </w:pPr>
             <w:r>
@@ -5868,6 +5959,16 @@
                 <w:szCs w:val="21"/>
               </w:rPr>
               <w:t xml:space="preserve"> </w:t>
+            </w:r>
+            <w:r>
+              <w:rPr>
+                <w:rFonts w:hint="default" w:cs="Times New Roman"/>
+                <w:color w:val="FF0000"/>
+                <w:sz w:val="21"/>
+                <w:szCs w:val="21"/>
+                <w:lang w:val="en-US"/>
+              </w:rPr>
+              <w:t>0x10010004</w:t>
             </w:r>
           </w:p>
         </w:tc>
@@ -5949,8 +6050,9 @@
               <w:spacing w:before="0" w:after="0" w:line="252" w:lineRule="auto"/>
               <w:jc w:val="left"/>
               <w:rPr>
-                <w:rFonts w:ascii="Times New Roman" w:hAnsi="Times New Roman" w:eastAsia="Times New Roman" w:cs="Times New Roman"/>
-                <w:color w:val="FF0000"/>
+                <w:rFonts w:hint="default" w:ascii="Times New Roman" w:hAnsi="Times New Roman" w:eastAsia="Times New Roman" w:cs="Times New Roman"/>
+                <w:color w:val="FF0000"/>
+                <w:lang w:val="en-US"/>
               </w:rPr>
             </w:pPr>
             <w:r>
@@ -5962,6 +6064,16 @@
               </w:rPr>
               <w:t xml:space="preserve"> </w:t>
             </w:r>
+            <w:r>
+              <w:rPr>
+                <w:rFonts w:hint="default" w:cs="Times New Roman"/>
+                <w:color w:val="FF0000"/>
+                <w:sz w:val="21"/>
+                <w:szCs w:val="21"/>
+                <w:lang w:val="en-US"/>
+              </w:rPr>
+              <w:t>0x10010008</w:t>
+            </w:r>
           </w:p>
         </w:tc>
         <w:tc>
@@ -5988,8 +6100,9 @@
               <w:spacing w:before="0" w:after="0" w:line="252" w:lineRule="auto"/>
               <w:jc w:val="left"/>
               <w:rPr>
-                <w:rFonts w:ascii="Times New Roman" w:hAnsi="Times New Roman" w:eastAsia="Times New Roman" w:cs="Times New Roman"/>
-                <w:color w:val="FF0000"/>
+                <w:rFonts w:hint="default" w:ascii="Times New Roman" w:hAnsi="Times New Roman" w:eastAsia="Times New Roman" w:cs="Times New Roman"/>
+                <w:color w:val="FF0000"/>
+                <w:lang w:val="en-US"/>
               </w:rPr>
             </w:pPr>
             <w:r>
@@ -6000,6 +6113,16 @@
                 <w:szCs w:val="21"/>
               </w:rPr>
               <w:t xml:space="preserve"> </w:t>
+            </w:r>
+            <w:r>
+              <w:rPr>
+                <w:rFonts w:hint="default" w:cs="Times New Roman"/>
+                <w:color w:val="FF0000"/>
+                <w:sz w:val="21"/>
+                <w:szCs w:val="21"/>
+                <w:lang w:val="en-US"/>
+              </w:rPr>
+              <w:t>0x10010008</w:t>
             </w:r>
           </w:p>
         </w:tc>
@@ -6081,8 +6204,9 @@
               <w:spacing w:before="0" w:after="0" w:line="252" w:lineRule="auto"/>
               <w:jc w:val="left"/>
               <w:rPr>
-                <w:rFonts w:ascii="Times New Roman" w:hAnsi="Times New Roman" w:eastAsia="Times New Roman" w:cs="Times New Roman"/>
-                <w:color w:val="FF0000"/>
+                <w:rFonts w:hint="default" w:ascii="Times New Roman" w:hAnsi="Times New Roman" w:eastAsia="Times New Roman" w:cs="Times New Roman"/>
+                <w:color w:val="FF0000"/>
+                <w:lang w:val="en-US"/>
               </w:rPr>
             </w:pPr>
             <w:r>
@@ -6094,6 +6218,16 @@
               </w:rPr>
               <w:t xml:space="preserve"> </w:t>
             </w:r>
+            <w:r>
+              <w:rPr>
+                <w:rFonts w:hint="default" w:cs="Times New Roman"/>
+                <w:color w:val="FF0000"/>
+                <w:sz w:val="21"/>
+                <w:szCs w:val="21"/>
+                <w:lang w:val="en-US"/>
+              </w:rPr>
+              <w:t>0x1001000C</w:t>
+            </w:r>
           </w:p>
         </w:tc>
         <w:tc>
@@ -6120,8 +6254,9 @@
               <w:spacing w:before="0" w:after="0" w:line="252" w:lineRule="auto"/>
               <w:jc w:val="left"/>
               <w:rPr>
-                <w:rFonts w:ascii="Times New Roman" w:hAnsi="Times New Roman" w:eastAsia="Times New Roman" w:cs="Times New Roman"/>
-                <w:color w:val="FF0000"/>
+                <w:rFonts w:hint="default" w:ascii="Times New Roman" w:hAnsi="Times New Roman" w:eastAsia="Times New Roman" w:cs="Times New Roman"/>
+                <w:color w:val="FF0000"/>
+                <w:lang w:val="en-US"/>
               </w:rPr>
             </w:pPr>
             <w:r>
@@ -6132,6 +6267,16 @@
                 <w:szCs w:val="21"/>
               </w:rPr>
               <w:t xml:space="preserve"> </w:t>
+            </w:r>
+            <w:r>
+              <w:rPr>
+                <w:rFonts w:hint="default" w:cs="Times New Roman"/>
+                <w:color w:val="FF0000"/>
+                <w:sz w:val="21"/>
+                <w:szCs w:val="21"/>
+                <w:lang w:val="en-US"/>
+              </w:rPr>
+              <w:t>0x1001000C</w:t>
             </w:r>
           </w:p>
         </w:tc>
@@ -6592,8 +6737,9 @@
               <w:spacing w:before="0" w:after="0" w:line="252" w:lineRule="auto"/>
               <w:jc w:val="left"/>
               <w:rPr>
-                <w:rFonts w:ascii="Times New Roman" w:hAnsi="Times New Roman" w:eastAsia="Times New Roman" w:cs="Times New Roman"/>
-                <w:color w:val="FF0000"/>
+                <w:rFonts w:hint="default" w:ascii="Times New Roman" w:hAnsi="Times New Roman" w:eastAsia="Times New Roman" w:cs="Times New Roman"/>
+                <w:color w:val="FF0000"/>
+                <w:lang w:val="en-US"/>
               </w:rPr>
             </w:pPr>
             <w:r>
@@ -6605,6 +6751,16 @@
               </w:rPr>
               <w:t xml:space="preserve"> </w:t>
             </w:r>
+            <w:r>
+              <w:rPr>
+                <w:rFonts w:hint="default" w:cs="Times New Roman"/>
+                <w:color w:val="FF0000"/>
+                <w:sz w:val="21"/>
+                <w:szCs w:val="21"/>
+                <w:lang w:val="en-US"/>
+              </w:rPr>
+              <w:t>0x8A7B6C5D</w:t>
+            </w:r>
           </w:p>
         </w:tc>
         <w:tc>
@@ -6631,8 +6787,9 @@
               <w:spacing w:before="0" w:after="0" w:line="252" w:lineRule="auto"/>
               <w:jc w:val="left"/>
               <w:rPr>
-                <w:rFonts w:ascii="Times New Roman" w:hAnsi="Times New Roman" w:eastAsia="Times New Roman" w:cs="Times New Roman"/>
-                <w:color w:val="FF0000"/>
+                <w:rFonts w:hint="default" w:ascii="Times New Roman" w:hAnsi="Times New Roman" w:eastAsia="Times New Roman" w:cs="Times New Roman"/>
+                <w:color w:val="FF0000"/>
+                <w:lang w:val="en-US"/>
               </w:rPr>
             </w:pPr>
             <w:r>
@@ -6644,6 +6801,16 @@
               </w:rPr>
               <w:t xml:space="preserve"> </w:t>
             </w:r>
+            <w:r>
+              <w:rPr>
+                <w:rFonts w:hint="default" w:cs="Times New Roman"/>
+                <w:color w:val="FF0000"/>
+                <w:sz w:val="21"/>
+                <w:szCs w:val="21"/>
+                <w:lang w:val="en-US"/>
+              </w:rPr>
+              <w:t>0x8A7B6C5D</w:t>
+            </w:r>
           </w:p>
         </w:tc>
         <w:tc>
@@ -6677,11 +6844,12 @@
             <w:r>
               <w:rPr>
                 <w:rFonts w:ascii="Times New Roman" w:hAnsi="Times New Roman" w:eastAsia="Times New Roman" w:cs="Times New Roman"/>
-                <w:color w:val="FF0000"/>
-                <w:sz w:val="21"/>
-                <w:szCs w:val="21"/>
-              </w:rPr>
-              <w:t xml:space="preserve"> </w:t>
+                <w:b/>
+                <w:bCs/>
+                <w:sz w:val="21"/>
+                <w:szCs w:val="21"/>
+              </w:rPr>
+              <w:t>✓</w:t>
             </w:r>
           </w:p>
         </w:tc>
@@ -6796,8 +6964,11 @@
               <w:spacing w:before="0" w:after="0" w:line="252" w:lineRule="auto"/>
               <w:jc w:val="left"/>
               <w:rPr>
-                <w:rFonts w:ascii="Times New Roman" w:hAnsi="Times New Roman" w:eastAsia="Times New Roman" w:cs="Times New Roman"/>
-                <w:color w:val="FF0000"/>
+                <w:rFonts w:hint="default" w:cs="Times New Roman"/>
+                <w:color w:val="FF0000"/>
+                <w:sz w:val="21"/>
+                <w:szCs w:val="21"/>
+                <w:lang w:val="en-US"/>
               </w:rPr>
             </w:pPr>
             <w:r>
@@ -6809,6 +6980,16 @@
               </w:rPr>
               <w:t xml:space="preserve"> </w:t>
             </w:r>
+            <w:r>
+              <w:rPr>
+                <w:rFonts w:hint="default" w:cs="Times New Roman"/>
+                <w:color w:val="FF0000"/>
+                <w:sz w:val="21"/>
+                <w:szCs w:val="21"/>
+                <w:lang w:val="en-US"/>
+              </w:rPr>
+              <w:t>0x0000005D</w:t>
+            </w:r>
           </w:p>
         </w:tc>
         <w:tc>
@@ -6835,8 +7016,9 @@
               <w:spacing w:before="0" w:after="0" w:line="252" w:lineRule="auto"/>
               <w:jc w:val="left"/>
               <w:rPr>
-                <w:rFonts w:ascii="Times New Roman" w:hAnsi="Times New Roman" w:eastAsia="Times New Roman" w:cs="Times New Roman"/>
-                <w:color w:val="FF0000"/>
+                <w:rFonts w:hint="default" w:ascii="Times New Roman" w:hAnsi="Times New Roman" w:eastAsia="Times New Roman" w:cs="Times New Roman"/>
+                <w:color w:val="FF0000"/>
+                <w:lang w:val="en-US"/>
               </w:rPr>
             </w:pPr>
             <w:r>
@@ -6848,6 +7030,16 @@
               </w:rPr>
               <w:t xml:space="preserve"> </w:t>
             </w:r>
+            <w:r>
+              <w:rPr>
+                <w:rFonts w:hint="default" w:cs="Times New Roman"/>
+                <w:color w:val="FF0000"/>
+                <w:sz w:val="21"/>
+                <w:szCs w:val="21"/>
+                <w:lang w:val="en-US"/>
+              </w:rPr>
+              <w:t>0x0000005D</w:t>
+            </w:r>
           </w:p>
         </w:tc>
         <w:tc>
@@ -6874,18 +7066,20 @@
               <w:spacing w:before="0" w:after="0" w:line="252" w:lineRule="auto"/>
               <w:jc w:val="center"/>
               <w:rPr>
-                <w:rFonts w:ascii="Times New Roman" w:hAnsi="Times New Roman" w:eastAsia="Times New Roman" w:cs="Times New Roman"/>
-                <w:color w:val="FF0000"/>
-              </w:rPr>
-            </w:pPr>
-            <w:r>
-              <w:rPr>
-                <w:rFonts w:ascii="Times New Roman" w:hAnsi="Times New Roman" w:eastAsia="Times New Roman" w:cs="Times New Roman"/>
-                <w:color w:val="FF0000"/>
-                <w:sz w:val="21"/>
-                <w:szCs w:val="21"/>
-              </w:rPr>
-              <w:t xml:space="preserve"> </w:t>
+                <w:rFonts w:hint="default" w:ascii="Times New Roman" w:hAnsi="Times New Roman" w:eastAsia="Times New Roman" w:cs="Times New Roman"/>
+                <w:color w:val="FF0000"/>
+                <w:lang w:val="en-US"/>
+              </w:rPr>
+            </w:pPr>
+            <w:r>
+              <w:rPr>
+                <w:rFonts w:ascii="Times New Roman" w:hAnsi="Times New Roman" w:eastAsia="Times New Roman" w:cs="Times New Roman"/>
+                <w:b/>
+                <w:bCs/>
+                <w:sz w:val="21"/>
+                <w:szCs w:val="21"/>
+              </w:rPr>
+              <w:t>✓</w:t>
             </w:r>
           </w:p>
         </w:tc>
@@ -7000,8 +7194,9 @@
               <w:spacing w:before="0" w:after="0" w:line="252" w:lineRule="auto"/>
               <w:jc w:val="left"/>
               <w:rPr>
-                <w:rFonts w:ascii="Times New Roman" w:hAnsi="Times New Roman" w:eastAsia="Times New Roman" w:cs="Times New Roman"/>
-                <w:color w:val="FF0000"/>
+                <w:rFonts w:hint="default" w:ascii="Times New Roman" w:hAnsi="Times New Roman" w:eastAsia="Times New Roman" w:cs="Times New Roman"/>
+                <w:color w:val="FF0000"/>
+                <w:lang w:val="en-US"/>
               </w:rPr>
             </w:pPr>
             <w:r>
@@ -7013,6 +7208,16 @@
               </w:rPr>
               <w:t xml:space="preserve"> </w:t>
             </w:r>
+            <w:r>
+              <w:rPr>
+                <w:rFonts w:hint="default" w:cs="Times New Roman"/>
+                <w:color w:val="FF0000"/>
+                <w:sz w:val="21"/>
+                <w:szCs w:val="21"/>
+                <w:lang w:val="en-US"/>
+              </w:rPr>
+              <w:t>0xFFFFFF8A</w:t>
+            </w:r>
           </w:p>
         </w:tc>
         <w:tc>
@@ -7039,8 +7244,9 @@
               <w:spacing w:before="0" w:after="0" w:line="252" w:lineRule="auto"/>
               <w:jc w:val="left"/>
               <w:rPr>
-                <w:rFonts w:ascii="Times New Roman" w:hAnsi="Times New Roman" w:eastAsia="Times New Roman" w:cs="Times New Roman"/>
-                <w:color w:val="FF0000"/>
+                <w:rFonts w:hint="default" w:ascii="Times New Roman" w:hAnsi="Times New Roman" w:eastAsia="Times New Roman" w:cs="Times New Roman"/>
+                <w:color w:val="FF0000"/>
+                <w:lang w:val="en-US"/>
               </w:rPr>
             </w:pPr>
             <w:r>
@@ -7052,6 +7258,16 @@
               </w:rPr>
               <w:t xml:space="preserve"> </w:t>
             </w:r>
+            <w:r>
+              <w:rPr>
+                <w:rFonts w:hint="default" w:cs="Times New Roman"/>
+                <w:color w:val="FF0000"/>
+                <w:sz w:val="21"/>
+                <w:szCs w:val="21"/>
+                <w:lang w:val="en-US"/>
+              </w:rPr>
+              <w:t>0xFFFFFF8A</w:t>
+            </w:r>
           </w:p>
         </w:tc>
         <w:tc>
@@ -7078,18 +7294,20 @@
               <w:spacing w:before="0" w:after="0" w:line="252" w:lineRule="auto"/>
               <w:jc w:val="center"/>
               <w:rPr>
-                <w:rFonts w:ascii="Times New Roman" w:hAnsi="Times New Roman" w:eastAsia="Times New Roman" w:cs="Times New Roman"/>
-                <w:color w:val="FF0000"/>
-              </w:rPr>
-            </w:pPr>
-            <w:r>
-              <w:rPr>
-                <w:rFonts w:ascii="Times New Roman" w:hAnsi="Times New Roman" w:eastAsia="Times New Roman" w:cs="Times New Roman"/>
-                <w:color w:val="FF0000"/>
-                <w:sz w:val="21"/>
-                <w:szCs w:val="21"/>
-              </w:rPr>
-              <w:t xml:space="preserve"> </w:t>
+                <w:rFonts w:hint="default" w:ascii="Times New Roman" w:hAnsi="Times New Roman" w:eastAsia="Times New Roman" w:cs="Times New Roman"/>
+                <w:color w:val="FF0000"/>
+                <w:lang w:val="en-US"/>
+              </w:rPr>
+            </w:pPr>
+            <w:r>
+              <w:rPr>
+                <w:rFonts w:ascii="Times New Roman" w:hAnsi="Times New Roman" w:eastAsia="Times New Roman" w:cs="Times New Roman"/>
+                <w:b/>
+                <w:bCs/>
+                <w:sz w:val="21"/>
+                <w:szCs w:val="21"/>
+              </w:rPr>
+              <w:t>✓</w:t>
             </w:r>
           </w:p>
         </w:tc>
@@ -7204,8 +7422,9 @@
               <w:spacing w:before="0" w:after="0" w:line="252" w:lineRule="auto"/>
               <w:jc w:val="left"/>
               <w:rPr>
-                <w:rFonts w:ascii="Times New Roman" w:hAnsi="Times New Roman" w:eastAsia="Times New Roman" w:cs="Times New Roman"/>
-                <w:color w:val="FF0000"/>
+                <w:rFonts w:hint="default" w:ascii="Times New Roman" w:hAnsi="Times New Roman" w:eastAsia="Times New Roman" w:cs="Times New Roman"/>
+                <w:color w:val="FF0000"/>
+                <w:lang w:val="en-US"/>
               </w:rPr>
             </w:pPr>
             <w:r>
@@ -7217,6 +7436,16 @@
               </w:rPr>
               <w:t xml:space="preserve"> </w:t>
             </w:r>
+            <w:r>
+              <w:rPr>
+                <w:rFonts w:hint="default" w:cs="Times New Roman"/>
+                <w:color w:val="FF0000"/>
+                <w:sz w:val="21"/>
+                <w:szCs w:val="21"/>
+                <w:lang w:val="en-US"/>
+              </w:rPr>
+              <w:t>0x0000008A</w:t>
+            </w:r>
           </w:p>
         </w:tc>
         <w:tc>
@@ -7243,8 +7472,9 @@
               <w:spacing w:before="0" w:after="0" w:line="252" w:lineRule="auto"/>
               <w:jc w:val="left"/>
               <w:rPr>
-                <w:rFonts w:ascii="Times New Roman" w:hAnsi="Times New Roman" w:eastAsia="Times New Roman" w:cs="Times New Roman"/>
-                <w:color w:val="FF0000"/>
+                <w:rFonts w:hint="default" w:ascii="Times New Roman" w:hAnsi="Times New Roman" w:eastAsia="Times New Roman" w:cs="Times New Roman"/>
+                <w:color w:val="FF0000"/>
+                <w:lang w:val="en-US"/>
               </w:rPr>
             </w:pPr>
             <w:r>
@@ -7256,6 +7486,16 @@
               </w:rPr>
               <w:t xml:space="preserve"> </w:t>
             </w:r>
+            <w:r>
+              <w:rPr>
+                <w:rFonts w:hint="default" w:cs="Times New Roman"/>
+                <w:color w:val="FF0000"/>
+                <w:sz w:val="21"/>
+                <w:szCs w:val="21"/>
+                <w:lang w:val="en-US"/>
+              </w:rPr>
+              <w:t>0x0000008A</w:t>
+            </w:r>
           </w:p>
         </w:tc>
         <w:tc>
@@ -7282,18 +7522,20 @@
               <w:spacing w:before="0" w:after="0" w:line="252" w:lineRule="auto"/>
               <w:jc w:val="center"/>
               <w:rPr>
-                <w:rFonts w:ascii="Times New Roman" w:hAnsi="Times New Roman" w:eastAsia="Times New Roman" w:cs="Times New Roman"/>
-                <w:color w:val="FF0000"/>
-              </w:rPr>
-            </w:pPr>
-            <w:r>
-              <w:rPr>
-                <w:rFonts w:ascii="Times New Roman" w:hAnsi="Times New Roman" w:eastAsia="Times New Roman" w:cs="Times New Roman"/>
-                <w:color w:val="FF0000"/>
-                <w:sz w:val="21"/>
-                <w:szCs w:val="21"/>
-              </w:rPr>
-              <w:t xml:space="preserve"> </w:t>
+                <w:rFonts w:hint="default" w:ascii="Times New Roman" w:hAnsi="Times New Roman" w:eastAsia="Times New Roman" w:cs="Times New Roman"/>
+                <w:color w:val="FF0000"/>
+                <w:lang w:val="en-US"/>
+              </w:rPr>
+            </w:pPr>
+            <w:r>
+              <w:rPr>
+                <w:rFonts w:ascii="Times New Roman" w:hAnsi="Times New Roman" w:eastAsia="Times New Roman" w:cs="Times New Roman"/>
+                <w:b/>
+                <w:bCs/>
+                <w:sz w:val="21"/>
+                <w:szCs w:val="21"/>
+              </w:rPr>
+              <w:t>✓</w:t>
             </w:r>
           </w:p>
         </w:tc>
@@ -7408,8 +7650,9 @@
               <w:spacing w:before="0" w:after="0" w:line="252" w:lineRule="auto"/>
               <w:jc w:val="left"/>
               <w:rPr>
-                <w:rFonts w:ascii="Times New Roman" w:hAnsi="Times New Roman" w:eastAsia="Times New Roman" w:cs="Times New Roman"/>
-                <w:color w:val="FF0000"/>
+                <w:rFonts w:hint="default" w:ascii="Times New Roman" w:hAnsi="Times New Roman" w:eastAsia="Times New Roman" w:cs="Times New Roman"/>
+                <w:color w:val="FF0000"/>
+                <w:lang w:val="en-US"/>
               </w:rPr>
             </w:pPr>
             <w:r>
@@ -7421,6 +7664,16 @@
               </w:rPr>
               <w:t xml:space="preserve"> </w:t>
             </w:r>
+            <w:r>
+              <w:rPr>
+                <w:rFonts w:hint="default" w:cs="Times New Roman"/>
+                <w:color w:val="FF0000"/>
+                <w:sz w:val="21"/>
+                <w:szCs w:val="21"/>
+                <w:lang w:val="en-US"/>
+              </w:rPr>
+              <w:t>0xFFFFFF80</w:t>
+            </w:r>
           </w:p>
         </w:tc>
         <w:tc>
@@ -7447,8 +7700,9 @@
               <w:spacing w:before="0" w:after="0" w:line="252" w:lineRule="auto"/>
               <w:jc w:val="left"/>
               <w:rPr>
-                <w:rFonts w:ascii="Times New Roman" w:hAnsi="Times New Roman" w:eastAsia="Times New Roman" w:cs="Times New Roman"/>
-                <w:color w:val="FF0000"/>
+                <w:rFonts w:hint="default" w:ascii="Times New Roman" w:hAnsi="Times New Roman" w:eastAsia="Times New Roman" w:cs="Times New Roman"/>
+                <w:color w:val="FF0000"/>
+                <w:lang w:val="en-US"/>
               </w:rPr>
             </w:pPr>
             <w:r>
@@ -7460,6 +7714,16 @@
               </w:rPr>
               <w:t xml:space="preserve"> </w:t>
             </w:r>
+            <w:r>
+              <w:rPr>
+                <w:rFonts w:hint="default" w:cs="Times New Roman"/>
+                <w:color w:val="FF0000"/>
+                <w:sz w:val="21"/>
+                <w:szCs w:val="21"/>
+                <w:lang w:val="en-US"/>
+              </w:rPr>
+              <w:t>0xFFFFFF80</w:t>
+            </w:r>
           </w:p>
         </w:tc>
         <w:tc>
@@ -7486,8 +7750,9 @@
               <w:spacing w:before="0" w:after="0" w:line="252" w:lineRule="auto"/>
               <w:jc w:val="center"/>
               <w:rPr>
-                <w:rFonts w:ascii="Times New Roman" w:hAnsi="Times New Roman" w:eastAsia="Times New Roman" w:cs="Times New Roman"/>
-                <w:color w:val="FF0000"/>
+                <w:rFonts w:hint="default" w:ascii="Times New Roman" w:hAnsi="Times New Roman" w:eastAsia="Times New Roman" w:cs="Times New Roman"/>
+                <w:color w:val="FF0000"/>
+                <w:lang w:val="en-US"/>
               </w:rPr>
             </w:pPr>
             <w:r>
@@ -7498,6 +7763,16 @@
                 <w:szCs w:val="21"/>
               </w:rPr>
               <w:t xml:space="preserve"> </w:t>
+            </w:r>
+            <w:r>
+              <w:rPr>
+                <w:rFonts w:ascii="Times New Roman" w:hAnsi="Times New Roman" w:eastAsia="Times New Roman" w:cs="Times New Roman"/>
+                <w:b/>
+                <w:bCs/>
+                <w:sz w:val="21"/>
+                <w:szCs w:val="21"/>
+              </w:rPr>
+              <w:t>✓</w:t>
             </w:r>
           </w:p>
         </w:tc>
@@ -7612,8 +7887,9 @@
               <w:spacing w:before="0" w:after="0" w:line="252" w:lineRule="auto"/>
               <w:jc w:val="left"/>
               <w:rPr>
-                <w:rFonts w:ascii="Times New Roman" w:hAnsi="Times New Roman" w:eastAsia="Times New Roman" w:cs="Times New Roman"/>
-                <w:color w:val="FF0000"/>
+                <w:rFonts w:hint="default" w:ascii="Times New Roman" w:hAnsi="Times New Roman" w:eastAsia="Times New Roman" w:cs="Times New Roman"/>
+                <w:color w:val="FF0000"/>
+                <w:lang w:val="en-US"/>
               </w:rPr>
             </w:pPr>
             <w:r>
@@ -7625,6 +7901,16 @@
               </w:rPr>
               <w:t xml:space="preserve"> </w:t>
             </w:r>
+            <w:r>
+              <w:rPr>
+                <w:rFonts w:hint="default" w:cs="Times New Roman"/>
+                <w:color w:val="FF0000"/>
+                <w:sz w:val="21"/>
+                <w:szCs w:val="21"/>
+                <w:lang w:val="en-US"/>
+              </w:rPr>
+              <w:t>0x00000080</w:t>
+            </w:r>
           </w:p>
         </w:tc>
         <w:tc>
@@ -7651,8 +7937,9 @@
               <w:spacing w:before="0" w:after="0" w:line="252" w:lineRule="auto"/>
               <w:jc w:val="left"/>
               <w:rPr>
-                <w:rFonts w:ascii="Times New Roman" w:hAnsi="Times New Roman" w:eastAsia="Times New Roman" w:cs="Times New Roman"/>
-                <w:color w:val="FF0000"/>
+                <w:rFonts w:hint="default" w:ascii="Times New Roman" w:hAnsi="Times New Roman" w:eastAsia="Times New Roman" w:cs="Times New Roman"/>
+                <w:color w:val="FF0000"/>
+                <w:lang w:val="en-US"/>
               </w:rPr>
             </w:pPr>
             <w:r>
@@ -7664,6 +7951,16 @@
               </w:rPr>
               <w:t xml:space="preserve"> </w:t>
             </w:r>
+            <w:r>
+              <w:rPr>
+                <w:rFonts w:hint="default" w:cs="Times New Roman"/>
+                <w:color w:val="FF0000"/>
+                <w:sz w:val="21"/>
+                <w:szCs w:val="21"/>
+                <w:lang w:val="en-US"/>
+              </w:rPr>
+              <w:t>0x00000080</w:t>
+            </w:r>
           </w:p>
         </w:tc>
         <w:tc>
@@ -7690,18 +7987,20 @@
               <w:spacing w:before="0" w:after="0" w:line="252" w:lineRule="auto"/>
               <w:jc w:val="center"/>
               <w:rPr>
-                <w:rFonts w:ascii="Times New Roman" w:hAnsi="Times New Roman" w:eastAsia="Times New Roman" w:cs="Times New Roman"/>
-                <w:color w:val="FF0000"/>
-              </w:rPr>
-            </w:pPr>
-            <w:r>
-              <w:rPr>
-                <w:rFonts w:ascii="Times New Roman" w:hAnsi="Times New Roman" w:eastAsia="Times New Roman" w:cs="Times New Roman"/>
-                <w:color w:val="FF0000"/>
-                <w:sz w:val="21"/>
-                <w:szCs w:val="21"/>
-              </w:rPr>
-              <w:t xml:space="preserve"> </w:t>
+                <w:rFonts w:hint="default" w:ascii="Times New Roman" w:hAnsi="Times New Roman" w:eastAsia="Times New Roman" w:cs="Times New Roman"/>
+                <w:color w:val="FF0000"/>
+                <w:lang w:val="en-US"/>
+              </w:rPr>
+            </w:pPr>
+            <w:r>
+              <w:rPr>
+                <w:rFonts w:ascii="Times New Roman" w:hAnsi="Times New Roman" w:eastAsia="Times New Roman" w:cs="Times New Roman"/>
+                <w:b/>
+                <w:bCs/>
+                <w:sz w:val="21"/>
+                <w:szCs w:val="21"/>
+              </w:rPr>
+              <w:t>✓</w:t>
             </w:r>
           </w:p>
         </w:tc>
@@ -7816,8 +8115,9 @@
               <w:spacing w:before="0" w:after="0" w:line="252" w:lineRule="auto"/>
               <w:jc w:val="left"/>
               <w:rPr>
-                <w:rFonts w:ascii="Times New Roman" w:hAnsi="Times New Roman" w:eastAsia="Times New Roman" w:cs="Times New Roman"/>
-                <w:color w:val="FF0000"/>
+                <w:rFonts w:hint="default" w:ascii="Times New Roman" w:hAnsi="Times New Roman" w:eastAsia="Times New Roman" w:cs="Times New Roman"/>
+                <w:color w:val="FF0000"/>
+                <w:lang w:val="en-US"/>
               </w:rPr>
             </w:pPr>
             <w:r>
@@ -7829,6 +8129,16 @@
               </w:rPr>
               <w:t xml:space="preserve"> </w:t>
             </w:r>
+            <w:r>
+              <w:rPr>
+                <w:rFonts w:hint="default" w:cs="Times New Roman"/>
+                <w:color w:val="FF0000"/>
+                <w:sz w:val="21"/>
+                <w:szCs w:val="21"/>
+                <w:lang w:val="en-US"/>
+              </w:rPr>
+              <w:t>0x00FF7F80</w:t>
+            </w:r>
           </w:p>
         </w:tc>
         <w:tc>
@@ -7855,8 +8165,9 @@
               <w:spacing w:before="0" w:after="0" w:line="252" w:lineRule="auto"/>
               <w:jc w:val="left"/>
               <w:rPr>
-                <w:rFonts w:ascii="Times New Roman" w:hAnsi="Times New Roman" w:eastAsia="Times New Roman" w:cs="Times New Roman"/>
-                <w:color w:val="FF0000"/>
+                <w:rFonts w:hint="default" w:ascii="Times New Roman" w:hAnsi="Times New Roman" w:eastAsia="Times New Roman" w:cs="Times New Roman"/>
+                <w:color w:val="FF0000"/>
+                <w:lang w:val="en-US"/>
               </w:rPr>
             </w:pPr>
             <w:r>
@@ -7868,6 +8179,16 @@
               </w:rPr>
               <w:t xml:space="preserve"> </w:t>
             </w:r>
+            <w:r>
+              <w:rPr>
+                <w:rFonts w:hint="default" w:cs="Times New Roman"/>
+                <w:color w:val="FF0000"/>
+                <w:sz w:val="21"/>
+                <w:szCs w:val="21"/>
+                <w:lang w:val="en-US"/>
+              </w:rPr>
+              <w:t>0x00FF7F80</w:t>
+            </w:r>
           </w:p>
         </w:tc>
         <w:tc>
@@ -7894,18 +8215,20 @@
               <w:spacing w:before="0" w:after="0" w:line="252" w:lineRule="auto"/>
               <w:jc w:val="center"/>
               <w:rPr>
-                <w:rFonts w:ascii="Times New Roman" w:hAnsi="Times New Roman" w:eastAsia="Times New Roman" w:cs="Times New Roman"/>
-                <w:color w:val="FF0000"/>
-              </w:rPr>
-            </w:pPr>
-            <w:r>
-              <w:rPr>
-                <w:rFonts w:ascii="Times New Roman" w:hAnsi="Times New Roman" w:eastAsia="Times New Roman" w:cs="Times New Roman"/>
-                <w:color w:val="FF0000"/>
-                <w:sz w:val="21"/>
-                <w:szCs w:val="21"/>
-              </w:rPr>
-              <w:t xml:space="preserve"> </w:t>
+                <w:rFonts w:hint="default" w:ascii="Times New Roman" w:hAnsi="Times New Roman" w:eastAsia="Times New Roman" w:cs="Times New Roman"/>
+                <w:color w:val="FF0000"/>
+                <w:lang w:val="en-US"/>
+              </w:rPr>
+            </w:pPr>
+            <w:r>
+              <w:rPr>
+                <w:rFonts w:ascii="Times New Roman" w:hAnsi="Times New Roman" w:eastAsia="Times New Roman" w:cs="Times New Roman"/>
+                <w:b/>
+                <w:bCs/>
+                <w:sz w:val="21"/>
+                <w:szCs w:val="21"/>
+              </w:rPr>
+              <w:t>✓</w:t>
             </w:r>
           </w:p>
         </w:tc>
@@ -8036,8 +8359,9 @@
               <w:spacing w:before="0" w:after="0" w:line="252" w:lineRule="auto"/>
               <w:jc w:val="left"/>
               <w:rPr>
-                <w:rFonts w:ascii="Times New Roman" w:hAnsi="Times New Roman" w:eastAsia="Times New Roman" w:cs="Times New Roman"/>
-                <w:color w:val="FF0000"/>
+                <w:rFonts w:hint="default" w:ascii="Times New Roman" w:hAnsi="Times New Roman" w:eastAsia="Times New Roman" w:cs="Times New Roman"/>
+                <w:color w:val="FF0000"/>
+                <w:lang w:val="en-US"/>
               </w:rPr>
             </w:pPr>
             <w:r>
@@ -8049,6 +8373,16 @@
               </w:rPr>
               <w:t xml:space="preserve"> </w:t>
             </w:r>
+            <w:r>
+              <w:rPr>
+                <w:rFonts w:hint="default" w:cs="Times New Roman"/>
+                <w:color w:val="FF0000"/>
+                <w:sz w:val="21"/>
+                <w:szCs w:val="21"/>
+                <w:lang w:val="en-US"/>
+              </w:rPr>
+              <w:t>0x000000AB</w:t>
+            </w:r>
           </w:p>
         </w:tc>
         <w:tc>
@@ -8075,8 +8409,9 @@
               <w:spacing w:before="0" w:after="0" w:line="252" w:lineRule="auto"/>
               <w:jc w:val="left"/>
               <w:rPr>
-                <w:rFonts w:ascii="Times New Roman" w:hAnsi="Times New Roman" w:eastAsia="Times New Roman" w:cs="Times New Roman"/>
-                <w:color w:val="FF0000"/>
+                <w:rFonts w:hint="default" w:ascii="Times New Roman" w:hAnsi="Times New Roman" w:eastAsia="Times New Roman" w:cs="Times New Roman"/>
+                <w:color w:val="FF0000"/>
+                <w:lang w:val="en-US"/>
               </w:rPr>
             </w:pPr>
             <w:r>
@@ -8088,6 +8423,16 @@
               </w:rPr>
               <w:t xml:space="preserve"> </w:t>
             </w:r>
+            <w:r>
+              <w:rPr>
+                <w:rFonts w:hint="default" w:cs="Times New Roman"/>
+                <w:color w:val="FF0000"/>
+                <w:sz w:val="21"/>
+                <w:szCs w:val="21"/>
+                <w:lang w:val="en-US"/>
+              </w:rPr>
+              <w:t>0x8A7BAB5D</w:t>
+            </w:r>
           </w:p>
         </w:tc>
         <w:tc>
@@ -8114,8 +8459,9 @@
               <w:spacing w:before="0" w:after="0" w:line="252" w:lineRule="auto"/>
               <w:jc w:val="center"/>
               <w:rPr>
-                <w:rFonts w:ascii="Times New Roman" w:hAnsi="Times New Roman" w:eastAsia="Times New Roman" w:cs="Times New Roman"/>
-                <w:color w:val="FF0000"/>
+                <w:rFonts w:hint="default" w:ascii="Times New Roman" w:hAnsi="Times New Roman" w:eastAsia="Times New Roman" w:cs="Times New Roman"/>
+                <w:color w:val="FF0000"/>
+                <w:lang w:val="en-US"/>
               </w:rPr>
             </w:pPr>
             <w:r>
@@ -8126,6 +8472,16 @@
                 <w:szCs w:val="21"/>
               </w:rPr>
               <w:t xml:space="preserve"> </w:t>
+            </w:r>
+            <w:r>
+              <w:rPr>
+                <w:rFonts w:ascii="Times New Roman" w:hAnsi="Times New Roman" w:eastAsia="Times New Roman" w:cs="Times New Roman"/>
+                <w:b/>
+                <w:bCs/>
+                <w:sz w:val="21"/>
+                <w:szCs w:val="21"/>
+              </w:rPr>
+              <w:t>✗</w:t>
             </w:r>
           </w:p>
         </w:tc>
@@ -8175,6 +8531,270 @@
           <w:rFonts w:ascii="Times New Roman" w:hAnsi="Times New Roman" w:eastAsia="Times New Roman" w:cs="Times New Roman"/>
         </w:rPr>
         <w:t>, trước khi chạy dòng (h):</w:t>
+      </w:r>
+    </w:p>
+    <w:tbl>
+      <w:tblPr>
+        <w:tblStyle w:val="9"/>
+        <w:tblW w:w="9638" w:type="dxa"/>
+        <w:tblInd w:w="0" w:type="dxa"/>
+        <w:tblBorders>
+          <w:top w:val="single" w:color="auto" w:sz="4" w:space="0"/>
+          <w:left w:val="single" w:color="auto" w:sz="4" w:space="0"/>
+          <w:bottom w:val="single" w:color="auto" w:sz="4" w:space="0"/>
+          <w:right w:val="single" w:color="auto" w:sz="4" w:space="0"/>
+          <w:insideH w:val="single" w:color="auto" w:sz="4" w:space="0"/>
+          <w:insideV w:val="single" w:color="auto" w:sz="4" w:space="0"/>
+        </w:tblBorders>
+        <w:tblLayout w:type="autofit"/>
+        <w:tblCellMar>
+          <w:top w:w="0" w:type="dxa"/>
+          <w:left w:w="10" w:type="dxa"/>
+          <w:bottom w:w="0" w:type="dxa"/>
+          <w:right w:w="10" w:type="dxa"/>
+        </w:tblCellMar>
+      </w:tblPr>
+      <w:tblGrid>
+        <w:gridCol w:w="9838"/>
+      </w:tblGrid>
+      <w:tr>
+        <w:tblPrEx>
+          <w:tblBorders>
+            <w:top w:val="single" w:color="auto" w:sz="4" w:space="0"/>
+            <w:left w:val="single" w:color="auto" w:sz="4" w:space="0"/>
+            <w:bottom w:val="single" w:color="auto" w:sz="4" w:space="0"/>
+            <w:right w:val="single" w:color="auto" w:sz="4" w:space="0"/>
+            <w:insideH w:val="single" w:color="auto" w:sz="4" w:space="0"/>
+            <w:insideV w:val="single" w:color="auto" w:sz="4" w:space="0"/>
+          </w:tblBorders>
+          <w:tblCellMar>
+            <w:top w:w="0" w:type="dxa"/>
+            <w:left w:w="10" w:type="dxa"/>
+            <w:bottom w:w="0" w:type="dxa"/>
+            <w:right w:w="10" w:type="dxa"/>
+          </w:tblCellMar>
+        </w:tblPrEx>
+        <w:trPr>
+          <w:cantSplit/>
+          <w:trHeight w:val="2600" w:hRule="atLeast"/>
+        </w:trPr>
+        <w:tc>
+          <w:tcPr>
+            <w:tcW w:w="9638" w:type="dxa"/>
+            <w:tcBorders>
+              <w:top w:val="dashed" w:color="7F7F7F" w:sz="8" w:space="0"/>
+              <w:left w:val="dashed" w:color="7F7F7F" w:sz="8" w:space="0"/>
+              <w:bottom w:val="dashed" w:color="7F7F7F" w:sz="8" w:space="0"/>
+              <w:right w:val="dashed" w:color="7F7F7F" w:sz="8" w:space="0"/>
+            </w:tcBorders>
+            <w:tcMar>
+              <w:top w:w="60" w:type="dxa"/>
+              <w:left w:w="100" w:type="dxa"/>
+              <w:bottom w:w="60" w:type="dxa"/>
+              <w:right w:w="100" w:type="dxa"/>
+            </w:tcMar>
+            <w:vAlign w:val="center"/>
+          </w:tcPr>
+          <w:p>
+            <w:pPr>
+              <w:jc w:val="center"/>
+            </w:pPr>
+            <w:r>
+              <w:drawing>
+                <wp:inline distT="0" distB="0" distL="114300" distR="114300">
+                  <wp:extent cx="6113145" cy="3094990"/>
+                  <wp:effectExtent l="0" t="0" r="8255" b="3810"/>
+                  <wp:docPr id="3" name="Picture 3"/>
+                  <wp:cNvGraphicFramePr>
+                    <a:graphicFrameLocks xmlns:a="http://schemas.openxmlformats.org/drawingml/2006/main" noChangeAspect="1"/>
+                  </wp:cNvGraphicFramePr>
+                  <a:graphic xmlns:a="http://schemas.openxmlformats.org/drawingml/2006/main">
+                    <a:graphicData uri="http://schemas.openxmlformats.org/drawingml/2006/picture">
+                      <pic:pic xmlns:pic="http://schemas.openxmlformats.org/drawingml/2006/picture">
+                        <pic:nvPicPr>
+                          <pic:cNvPr id="3" name="Picture 3"/>
+                          <pic:cNvPicPr>
+                            <a:picLocks noChangeAspect="1"/>
+                          </pic:cNvPicPr>
+                        </pic:nvPicPr>
+                        <pic:blipFill>
+                          <a:blip r:embed="rId6"/>
+                          <a:stretch>
+                            <a:fillRect/>
+                          </a:stretch>
+                        </pic:blipFill>
+                        <pic:spPr>
+                          <a:xfrm>
+                            <a:off x="0" y="0"/>
+                            <a:ext cx="6113145" cy="3094990"/>
+                          </a:xfrm>
+                          <a:prstGeom prst="rect">
+                            <a:avLst/>
+                          </a:prstGeom>
+                          <a:noFill/>
+                          <a:ln>
+                            <a:noFill/>
+                          </a:ln>
+                        </pic:spPr>
+                      </pic:pic>
+                    </a:graphicData>
+                  </a:graphic>
+                </wp:inline>
+              </w:drawing>
+            </w:r>
+          </w:p>
+          <w:p>
+            <w:pPr>
+              <w:jc w:val="center"/>
+            </w:pPr>
+            <w:r>
+              <w:drawing>
+                <wp:inline distT="0" distB="0" distL="114300" distR="114300">
+                  <wp:extent cx="6108700" cy="3136265"/>
+                  <wp:effectExtent l="0" t="0" r="0" b="635"/>
+                  <wp:docPr id="4" name="Picture 4"/>
+                  <wp:cNvGraphicFramePr>
+                    <a:graphicFrameLocks xmlns:a="http://schemas.openxmlformats.org/drawingml/2006/main" noChangeAspect="1"/>
+                  </wp:cNvGraphicFramePr>
+                  <a:graphic xmlns:a="http://schemas.openxmlformats.org/drawingml/2006/main">
+                    <a:graphicData uri="http://schemas.openxmlformats.org/drawingml/2006/picture">
+                      <pic:pic xmlns:pic="http://schemas.openxmlformats.org/drawingml/2006/picture">
+                        <pic:nvPicPr>
+                          <pic:cNvPr id="4" name="Picture 4"/>
+                          <pic:cNvPicPr>
+                            <a:picLocks noChangeAspect="1"/>
+                          </pic:cNvPicPr>
+                        </pic:nvPicPr>
+                        <pic:blipFill>
+                          <a:blip r:embed="rId7"/>
+                          <a:stretch>
+                            <a:fillRect/>
+                          </a:stretch>
+                        </pic:blipFill>
+                        <pic:spPr>
+                          <a:xfrm>
+                            <a:off x="0" y="0"/>
+                            <a:ext cx="6108700" cy="3136265"/>
+                          </a:xfrm>
+                          <a:prstGeom prst="rect">
+                            <a:avLst/>
+                          </a:prstGeom>
+                          <a:noFill/>
+                          <a:ln>
+                            <a:noFill/>
+                          </a:ln>
+                        </pic:spPr>
+                      </pic:pic>
+                    </a:graphicData>
+                  </a:graphic>
+                </wp:inline>
+              </w:drawing>
+            </w:r>
+          </w:p>
+          <w:p>
+            <w:pPr>
+              <w:jc w:val="center"/>
+            </w:pPr>
+            <w:r>
+              <w:drawing>
+                <wp:inline distT="0" distB="0" distL="114300" distR="114300">
+                  <wp:extent cx="6113780" cy="3015615"/>
+                  <wp:effectExtent l="0" t="0" r="7620" b="6985"/>
+                  <wp:docPr id="2" name="Picture 2"/>
+                  <wp:cNvGraphicFramePr>
+                    <a:graphicFrameLocks xmlns:a="http://schemas.openxmlformats.org/drawingml/2006/main" noChangeAspect="1"/>
+                  </wp:cNvGraphicFramePr>
+                  <a:graphic xmlns:a="http://schemas.openxmlformats.org/drawingml/2006/main">
+                    <a:graphicData uri="http://schemas.openxmlformats.org/drawingml/2006/picture">
+                      <pic:pic xmlns:pic="http://schemas.openxmlformats.org/drawingml/2006/picture">
+                        <pic:nvPicPr>
+                          <pic:cNvPr id="2" name="Picture 2"/>
+                          <pic:cNvPicPr>
+                            <a:picLocks noChangeAspect="1"/>
+                          </pic:cNvPicPr>
+                        </pic:nvPicPr>
+                        <pic:blipFill>
+                          <a:blip r:embed="rId8"/>
+                          <a:stretch>
+                            <a:fillRect/>
+                          </a:stretch>
+                        </pic:blipFill>
+                        <pic:spPr>
+                          <a:xfrm>
+                            <a:off x="0" y="0"/>
+                            <a:ext cx="6113780" cy="3015615"/>
+                          </a:xfrm>
+                          <a:prstGeom prst="rect">
+                            <a:avLst/>
+                          </a:prstGeom>
+                          <a:noFill/>
+                          <a:ln>
+                            <a:noFill/>
+                          </a:ln>
+                        </pic:spPr>
+                      </pic:pic>
+                    </a:graphicData>
+                  </a:graphic>
+                </wp:inline>
+              </w:drawing>
+            </w:r>
+          </w:p>
+        </w:tc>
+      </w:tr>
+    </w:tbl>
+    <w:p>
+      <w:pPr>
+        <w:spacing w:before="0" w:after="100"/>
+      </w:pPr>
+    </w:p>
+    <w:p>
+      <w:pPr>
+        <w:keepNext/>
+        <w:spacing w:before="100" w:after="50" w:line="276" w:lineRule="auto"/>
+        <w:jc w:val="both"/>
+      </w:pPr>
+      <w:r>
+        <w:rPr>
+          <w:rFonts w:ascii="Times New Roman" w:hAnsi="Times New Roman" w:eastAsia="Times New Roman" w:cs="Times New Roman"/>
+          <w:b/>
+          <w:bCs/>
+          <w:color w:val="1F4E79"/>
+        </w:rPr>
+        <w:t xml:space="preserve">Câu 1.1 (Phân tích). </w:t>
+      </w:r>
+      <w:r>
+        <w:rPr>
+          <w:rFonts w:ascii="Times New Roman" w:hAnsi="Times New Roman" w:eastAsia="Times New Roman" w:cs="Times New Roman"/>
+        </w:rPr>
+        <w:t xml:space="preserve">Giải thích vì sao địa chỉ của </w:t>
+      </w:r>
+      <w:r>
+        <w:rPr>
+          <w:rFonts w:ascii="Courier New" w:hAnsi="Courier New" w:eastAsia="Courier New" w:cs="Courier New"/>
+          <w:sz w:val="20"/>
+          <w:szCs w:val="20"/>
+        </w:rPr>
+        <w:t>w2</w:t>
+      </w:r>
+      <w:r>
+        <w:rPr>
+          <w:rFonts w:ascii="Times New Roman" w:hAnsi="Times New Roman" w:eastAsia="Times New Roman" w:cs="Times New Roman"/>
+        </w:rPr>
+        <w:t xml:space="preserve"> không nằm ngay sau byte cuối của </w:t>
+      </w:r>
+      <w:r>
+        <w:rPr>
+          <w:rFonts w:ascii="Courier New" w:hAnsi="Courier New" w:eastAsia="Courier New" w:cs="Courier New"/>
+          <w:sz w:val="20"/>
+          <w:szCs w:val="20"/>
+        </w:rPr>
+        <w:t>b1</w:t>
+      </w:r>
+      <w:r>
+        <w:rPr>
+          <w:rFonts w:ascii="Times New Roman" w:hAnsi="Times New Roman" w:eastAsia="Times New Roman" w:cs="Times New Roman"/>
+        </w:rPr>
+        <w:t>. Byte nằm ở khoảng trống đó có giá trị bao nhiêu và do đâu mà có?</w:t>
       </w:r>
     </w:p>
     <w:tbl>
@@ -8218,41 +8838,72 @@
             <w:right w:w="10" w:type="dxa"/>
           </w:tblCellMar>
         </w:tblPrEx>
-        <w:trPr>
-          <w:cantSplit/>
-          <w:trHeight w:val="2600" w:hRule="atLeast"/>
-        </w:trPr>
         <w:tc>
           <w:tcPr>
             <w:tcW w:w="9638" w:type="dxa"/>
             <w:tcBorders>
-              <w:top w:val="dashed" w:color="7F7F7F" w:sz="8" w:space="0"/>
-              <w:left w:val="dashed" w:color="7F7F7F" w:sz="8" w:space="0"/>
-              <w:bottom w:val="dashed" w:color="7F7F7F" w:sz="8" w:space="0"/>
-              <w:right w:val="dashed" w:color="7F7F7F" w:sz="8" w:space="0"/>
-            </w:tcBorders>
-            <w:tcMar>
-              <w:top w:w="60" w:type="dxa"/>
-              <w:left w:w="100" w:type="dxa"/>
-              <w:bottom w:w="60" w:type="dxa"/>
-              <w:right w:w="100" w:type="dxa"/>
-            </w:tcMar>
-            <w:vAlign w:val="center"/>
-          </w:tcPr>
-          <w:p>
-            <w:pPr>
-              <w:jc w:val="center"/>
-            </w:pPr>
-            <w:r>
-              <w:rPr>
-                <w:rFonts w:ascii="Times New Roman" w:hAnsi="Times New Roman" w:eastAsia="Times New Roman" w:cs="Times New Roman"/>
-                <w:i/>
-                <w:iCs/>
-                <w:color w:val="7F7F7F"/>
-                <w:sz w:val="20"/>
-                <w:szCs w:val="20"/>
-              </w:rPr>
-              <w:t>(Dán ảnh chụp màn hình tại đây)</w:t>
+              <w:top w:val="single" w:color="8EA9C1" w:sz="4" w:space="0"/>
+              <w:left w:val="single" w:color="8EA9C1" w:sz="4" w:space="0"/>
+              <w:bottom w:val="single" w:color="8EA9C1" w:sz="4" w:space="0"/>
+              <w:right w:val="single" w:color="8EA9C1" w:sz="4" w:space="0"/>
+            </w:tcBorders>
+            <w:shd w:val="clear" w:color="auto" w:fill="FFF2CC"/>
+            <w:tcMar>
+              <w:top w:w="60" w:type="dxa"/>
+              <w:left w:w="100" w:type="dxa"/>
+              <w:bottom w:w="60" w:type="dxa"/>
+              <w:right w:w="100" w:type="dxa"/>
+            </w:tcMar>
+            <w:vAlign w:val="top"/>
+          </w:tcPr>
+          <w:p>
+            <w:pPr>
+              <w:spacing w:before="0" w:after="60" w:line="276" w:lineRule="auto"/>
+              <w:rPr>
+                <w:rFonts w:hint="default" w:ascii="Times New Roman" w:hAnsi="Times New Roman" w:eastAsia="Times New Roman" w:cs="Times New Roman"/>
+                <w:color w:val="FF0000"/>
+                <w:lang w:val="en-US"/>
+              </w:rPr>
+            </w:pPr>
+            <w:r>
+              <w:rPr>
+                <w:rFonts w:hint="default" w:cs="Times New Roman"/>
+                <w:color w:val="FF0000"/>
+                <w:lang w:val="en-US"/>
+              </w:rPr>
+              <w:t>Vì b1 gồm 3 byte, chiếm các địa chỉ 0x10010004-0x10010006, nên byte kế tiếp là 0x10010007 vì nó ko phải bội của 4 nên có dòng align 2 là chuyển địa chỉ byte sang bội 2^2 là 4 nên nó chuyển sang 0x10010008 vì vậy nên w2 mới truy cập được bằng lw/sw vì 1 word phải là bội của 4. byte ở khoảng trống đó có giá trị là 0x00 vì nó là byte đệm do căn lề sinh ra, có giá trị 0 vì vùng nhớ chưa được gán dữ liệu nên MARS khởi tạo bằng 0</w:t>
+            </w:r>
+          </w:p>
+          <w:p>
+            <w:pPr>
+              <w:spacing w:before="0" w:after="60" w:line="276" w:lineRule="auto"/>
+              <w:rPr>
+                <w:rFonts w:ascii="Times New Roman" w:hAnsi="Times New Roman" w:eastAsia="Times New Roman" w:cs="Times New Roman"/>
+                <w:color w:val="FF0000"/>
+              </w:rPr>
+            </w:pPr>
+            <w:r>
+              <w:rPr>
+                <w:rFonts w:ascii="Times New Roman" w:hAnsi="Times New Roman" w:eastAsia="Times New Roman" w:cs="Times New Roman"/>
+                <w:color w:val="FF0000"/>
+              </w:rPr>
+              <w:t xml:space="preserve"> </w:t>
+            </w:r>
+          </w:p>
+          <w:p>
+            <w:pPr>
+              <w:spacing w:before="0" w:after="60" w:line="276" w:lineRule="auto"/>
+              <w:rPr>
+                <w:rFonts w:ascii="Times New Roman" w:hAnsi="Times New Roman" w:eastAsia="Times New Roman" w:cs="Times New Roman"/>
+                <w:color w:val="FF0000"/>
+              </w:rPr>
+            </w:pPr>
+            <w:r>
+              <w:rPr>
+                <w:rFonts w:ascii="Times New Roman" w:hAnsi="Times New Roman" w:eastAsia="Times New Roman" w:cs="Times New Roman"/>
+                <w:color w:val="FF0000"/>
+              </w:rPr>
+              <w:t xml:space="preserve"> </w:t>
             </w:r>
           </w:p>
         </w:tc>
@@ -8276,41 +8927,13 @@
           <w:bCs/>
           <w:color w:val="1F4E79"/>
         </w:rPr>
-        <w:t xml:space="preserve">Câu 1.1 (Phân tích). </w:t>
-      </w:r>
-      <w:r>
-        <w:rPr>
-          <w:rFonts w:ascii="Times New Roman" w:hAnsi="Times New Roman" w:eastAsia="Times New Roman" w:cs="Times New Roman"/>
-        </w:rPr>
-        <w:t xml:space="preserve">Giải thích vì sao địa chỉ của </w:t>
-      </w:r>
-      <w:r>
-        <w:rPr>
-          <w:rFonts w:ascii="Courier New" w:hAnsi="Courier New" w:eastAsia="Courier New" w:cs="Courier New"/>
-          <w:sz w:val="20"/>
-          <w:szCs w:val="20"/>
-        </w:rPr>
-        <w:t>w2</w:t>
-      </w:r>
-      <w:r>
-        <w:rPr>
-          <w:rFonts w:ascii="Times New Roman" w:hAnsi="Times New Roman" w:eastAsia="Times New Roman" w:cs="Times New Roman"/>
-        </w:rPr>
-        <w:t xml:space="preserve"> không nằm ngay sau byte cuối của </w:t>
-      </w:r>
-      <w:r>
-        <w:rPr>
-          <w:rFonts w:ascii="Courier New" w:hAnsi="Courier New" w:eastAsia="Courier New" w:cs="Courier New"/>
-          <w:sz w:val="20"/>
-          <w:szCs w:val="20"/>
-        </w:rPr>
-        <w:t>b1</w:t>
-      </w:r>
-      <w:r>
-        <w:rPr>
-          <w:rFonts w:ascii="Times New Roman" w:hAnsi="Times New Roman" w:eastAsia="Times New Roman" w:cs="Times New Roman"/>
-        </w:rPr>
-        <w:t>. Byte nằm ở khoảng trống đó có giá trị bao nhiêu và do đâu mà có?</w:t>
+        <w:t xml:space="preserve">Câu 1.2 (Phân tích). </w:t>
+      </w:r>
+      <w:r>
+        <w:rPr>
+          <w:rFonts w:ascii="Times New Roman" w:hAnsi="Times New Roman" w:eastAsia="Times New Roman" w:cs="Times New Roman"/>
+        </w:rPr>
+        <w:t>So sánh kết quả của (e) và (f). Dựa trên phần số có dấu và không dấu trong slide, giải thích cơ chế tạo ra từng kết quả.</w:t>
       </w:r>
     </w:p>
     <w:tbl>
@@ -8376,8 +8999,9 @@
             <w:pPr>
               <w:spacing w:before="0" w:after="60" w:line="276" w:lineRule="auto"/>
               <w:rPr>
-                <w:rFonts w:ascii="Times New Roman" w:hAnsi="Times New Roman" w:eastAsia="Times New Roman" w:cs="Times New Roman"/>
-                <w:color w:val="FF0000"/>
+                <w:rFonts w:hint="default" w:cs="Times New Roman"/>
+                <w:color w:val="FF0000"/>
+                <w:lang w:val="en-US"/>
               </w:rPr>
             </w:pPr>
             <w:r>
@@ -8386,6 +9010,104 @@
                 <w:color w:val="FF0000"/>
               </w:rPr>
               <w:t xml:space="preserve"> </w:t>
+            </w:r>
+            <w:r>
+              <w:rPr>
+                <w:rFonts w:hint="default" w:cs="Times New Roman"/>
+                <w:color w:val="FF0000"/>
+                <w:lang w:val="en-US"/>
+              </w:rPr>
+              <w:t>e: 0xFFFFFF80, f: 0x00000080</w:t>
+            </w:r>
+          </w:p>
+          <w:p>
+            <w:pPr>
+              <w:spacing w:before="0" w:after="60" w:line="276" w:lineRule="auto"/>
+              <w:rPr>
+                <w:rFonts w:hint="default" w:cs="Times New Roman"/>
+                <w:color w:val="FF0000"/>
+                <w:lang w:val="en-US"/>
+              </w:rPr>
+            </w:pPr>
+            <w:r>
+              <w:rPr>
+                <w:rFonts w:hint="default" w:cs="Times New Roman"/>
+                <w:color w:val="FF0000"/>
+                <w:lang w:val="en-US"/>
+              </w:rPr>
+              <w:t>Vì $s0 có nội dung là 0x8A7B6C5D và chứa địa chỉ 0x10010000 của w1</w:t>
+            </w:r>
+          </w:p>
+          <w:p>
+            <w:pPr>
+              <w:spacing w:before="0" w:after="60" w:line="276" w:lineRule="auto"/>
+              <w:rPr>
+                <w:rFonts w:hint="default" w:cs="Times New Roman"/>
+                <w:color w:val="FF0000"/>
+                <w:lang w:val="en-US"/>
+              </w:rPr>
+            </w:pPr>
+            <w:r>
+              <w:rPr>
+                <w:rFonts w:hint="default" w:cs="Times New Roman"/>
+                <w:color w:val="FF0000"/>
+                <w:lang w:val="en-US"/>
+              </w:rPr>
+              <w:t>--&gt; cả 2 lệnh đều đọc 1 byte tại địa chỉ 10010000 + 4 = 0x10010004 là byte đầu tiền của b1 là 80(ở trong 0x00FF7F80) --&gt; bit 7 là số 1 (10000000)</w:t>
+            </w:r>
+          </w:p>
+          <w:p>
+            <w:pPr>
+              <w:spacing w:before="0" w:after="60" w:line="276" w:lineRule="auto"/>
+              <w:rPr>
+                <w:rFonts w:hint="default" w:cs="Times New Roman"/>
+                <w:color w:val="FF0000"/>
+                <w:lang w:val="en-US"/>
+              </w:rPr>
+            </w:pPr>
+            <w:r>
+              <w:rPr>
+                <w:rFonts w:hint="default" w:cs="Times New Roman"/>
+                <w:color w:val="FF0000"/>
+                <w:lang w:val="en-US"/>
+              </w:rPr>
+              <w:t>--&gt; câu e là lệnh lb --&gt; thêm số 1(vì bit 7 = 1) vào 24 bit cao --&gt; 0xFFFFFF80</w:t>
+            </w:r>
+          </w:p>
+          <w:p>
+            <w:pPr>
+              <w:spacing w:before="0" w:after="60" w:line="276" w:lineRule="auto"/>
+              <w:rPr>
+                <w:rFonts w:hint="default" w:cs="Times New Roman"/>
+                <w:color w:val="FF0000"/>
+                <w:lang w:val="en-US"/>
+              </w:rPr>
+            </w:pPr>
+            <w:r>
+              <w:rPr>
+                <w:rFonts w:hint="default" w:cs="Times New Roman"/>
+                <w:color w:val="FF0000"/>
+                <w:lang w:val="en-US"/>
+              </w:rPr>
+              <w:t>--&gt; câu f là lệnh lbu --&gt; mặc định thêm số 0 vào 24 bit cao --&gt; 0x00000080</w:t>
+            </w:r>
+          </w:p>
+          <w:p>
+            <w:pPr>
+              <w:spacing w:before="0" w:after="60" w:line="276" w:lineRule="auto"/>
+              <w:rPr>
+                <w:rFonts w:hint="default" w:cs="Times New Roman"/>
+                <w:color w:val="FF0000"/>
+                <w:lang w:val="en-US"/>
+              </w:rPr>
+            </w:pPr>
+            <w:r>
+              <w:rPr>
+                <w:rFonts w:hint="default" w:cs="Times New Roman"/>
+                <w:color w:val="FF0000"/>
+                <w:lang w:val="en-US"/>
+              </w:rPr>
+              <w:t>Vì theo lb thì 0x80 = -128(ở dạng bù 2) khi mở rộng thành 24 bit 1 nó vẫn là -128, còn lbu thì 0x80 là 128 khi mở rộng 24 bit 0 thì vẫn 128</w:t>
             </w:r>
           </w:p>
           <w:p>
@@ -8441,13 +9163,13 @@
           <w:bCs/>
           <w:color w:val="1F4E79"/>
         </w:rPr>
-        <w:t xml:space="preserve">Câu 1.2 (Phân tích). </w:t>
-      </w:r>
-      <w:r>
-        <w:rPr>
-          <w:rFonts w:ascii="Times New Roman" w:hAnsi="Times New Roman" w:eastAsia="Times New Roman" w:cs="Times New Roman"/>
-        </w:rPr>
-        <w:t>So sánh kết quả của (e) và (f). Dựa trên phần số có dấu và không dấu trong slide, giải thích cơ chế tạo ra từng kết quả.</w:t>
+        <w:t xml:space="preserve">Câu 1.3 (Phân tích). </w:t>
+      </w:r>
+      <w:r>
+        <w:rPr>
+          <w:rFonts w:ascii="Times New Roman" w:hAnsi="Times New Roman" w:eastAsia="Times New Roman" w:cs="Times New Roman"/>
+        </w:rPr>
+        <w:t>Đối chiếu cột dự đoán với cột quan sát ở (b), (c), (g) và (i). Nếu có sai khác, hãy chỉ ra chính xác sai khác nằm ở đâu và giải thích nguyên nhân bằng dữ liệu bạn thấy trong Data Segment.</w:t>
       </w:r>
     </w:p>
     <w:tbl>
@@ -8529,6 +9251,49 @@
             <w:pPr>
               <w:spacing w:before="0" w:after="60" w:line="276" w:lineRule="auto"/>
               <w:rPr>
+                <w:rFonts w:hint="default" w:cs="Times New Roman"/>
+                <w:color w:val="FF0000"/>
+                <w:lang w:val="en-US"/>
+              </w:rPr>
+            </w:pPr>
+            <w:r>
+              <w:rPr>
+                <w:rFonts w:ascii="Times New Roman" w:hAnsi="Times New Roman" w:eastAsia="Times New Roman" w:cs="Times New Roman"/>
+                <w:color w:val="FF0000"/>
+              </w:rPr>
+              <w:t xml:space="preserve"> </w:t>
+            </w:r>
+            <w:r>
+              <w:rPr>
+                <w:rFonts w:hint="default" w:cs="Times New Roman"/>
+                <w:color w:val="FF0000"/>
+                <w:lang w:val="en-US"/>
+              </w:rPr>
+              <w:t>Sai ở (i) vì dự đoán là 0x000000AB nhưng quan sát là 0x8A7BAB5D vì sau lệnh h thì $t1 đang là 0x000000AB, địa chỉ là 0x1001000 + 1 = 0x1001001, byte của $s0 tại đó là 6C --&gt; thay 6C bằng AB</w:t>
+            </w:r>
+          </w:p>
+          <w:p>
+            <w:pPr>
+              <w:spacing w:before="0" w:after="60" w:line="276" w:lineRule="auto"/>
+              <w:rPr>
+                <w:rFonts w:hint="default" w:cs="Times New Roman"/>
+                <w:color w:val="FF0000"/>
+                <w:lang w:val="en-US"/>
+              </w:rPr>
+            </w:pPr>
+            <w:r>
+              <w:rPr>
+                <w:rFonts w:hint="default" w:cs="Times New Roman"/>
+                <w:color w:val="FF0000"/>
+                <w:lang w:val="en-US"/>
+              </w:rPr>
+              <w:t>Nên sau lệnh i, $t0 = 0x8A7BAB5D</w:t>
+            </w:r>
+          </w:p>
+          <w:p>
+            <w:pPr>
+              <w:spacing w:before="0" w:after="60" w:line="276" w:lineRule="auto"/>
+              <w:rPr>
                 <w:rFonts w:ascii="Times New Roman" w:hAnsi="Times New Roman" w:eastAsia="Times New Roman" w:cs="Times New Roman"/>
                 <w:color w:val="FF0000"/>
               </w:rPr>
@@ -8567,9 +9332,61 @@
     </w:p>
     <w:p>
       <w:pPr>
+        <w:keepNext w:val="0"/>
+        <w:spacing w:before="80" w:after="50" w:line="276" w:lineRule="auto"/>
+        <w:jc w:val="both"/>
+      </w:pPr>
+      <w:r>
+        <w:rPr>
+          <w:rFonts w:ascii="Times New Roman" w:hAnsi="Times New Roman" w:eastAsia="Times New Roman" w:cs="Times New Roman"/>
+          <w:b/>
+          <w:bCs/>
+        </w:rPr>
+        <w:t xml:space="preserve">Bước 1.4 (DỰ ĐOÁN → QUAN SÁT). </w:t>
+      </w:r>
+      <w:r>
+        <w:rPr>
+          <w:rFonts w:ascii="Times New Roman" w:hAnsi="Times New Roman" w:eastAsia="Times New Roman" w:cs="Times New Roman"/>
+        </w:rPr>
+        <w:t xml:space="preserve">Thêm dòng </w:t>
+      </w:r>
+      <w:r>
+        <w:rPr>
+          <w:rFonts w:ascii="Courier New" w:hAnsi="Courier New" w:eastAsia="Courier New" w:cs="Courier New"/>
+          <w:sz w:val="20"/>
+          <w:szCs w:val="20"/>
+        </w:rPr>
+        <w:t>lw $t0, 1($s0)</w:t>
+      </w:r>
+      <w:r>
+        <w:rPr>
+          <w:rFonts w:ascii="Times New Roman" w:hAnsi="Times New Roman" w:eastAsia="Times New Roman" w:cs="Times New Roman"/>
+        </w:rPr>
+        <w:t xml:space="preserve"> ngay trước </w:t>
+      </w:r>
+      <w:r>
+        <w:rPr>
+          <w:rFonts w:ascii="Courier New" w:hAnsi="Courier New" w:eastAsia="Courier New" w:cs="Courier New"/>
+          <w:sz w:val="20"/>
+          <w:szCs w:val="20"/>
+        </w:rPr>
+        <w:t>li $v0, 10</w:t>
+      </w:r>
+      <w:r>
+        <w:rPr>
+          <w:rFonts w:ascii="Times New Roman" w:hAnsi="Times New Roman" w:eastAsia="Times New Roman" w:cs="Times New Roman"/>
+        </w:rPr>
+        <w:t>, assemble và chạy. Ghi lại hiện tượng.</w:t>
+      </w:r>
+    </w:p>
+    <w:p>
+      <w:pPr>
         <w:keepNext/>
         <w:spacing w:before="100" w:after="50" w:line="276" w:lineRule="auto"/>
         <w:jc w:val="both"/>
+        <w:rPr>
+          <w:rFonts w:ascii="Times New Roman" w:hAnsi="Times New Roman" w:eastAsia="Times New Roman" w:cs="Times New Roman"/>
+        </w:rPr>
       </w:pPr>
       <w:r>
         <w:rPr>
@@ -8578,14 +9395,52 @@
           <w:bCs/>
           <w:color w:val="1F4E79"/>
         </w:rPr>
-        <w:t xml:space="preserve">Câu 1.3 (Phân tích). </w:t>
-      </w:r>
-      <w:r>
-        <w:rPr>
-          <w:rFonts w:ascii="Times New Roman" w:hAnsi="Times New Roman" w:eastAsia="Times New Roman" w:cs="Times New Roman"/>
-        </w:rPr>
-        <w:t>Đối chiếu cột dự đoán với cột quan sát ở (b), (c), (g) và (i). Nếu có sai khác, hãy chỉ ra chính xác sai khác nằm ở đâu và giải thích nguyên nhân bằng dữ liệu bạn thấy trong Data Segment.</w:t>
-      </w:r>
+        <w:t xml:space="preserve">Câu 1.4 (Áp dụng). </w:t>
+      </w:r>
+      <w:r>
+        <w:rPr>
+          <w:rFonts w:ascii="Times New Roman" w:hAnsi="Times New Roman" w:eastAsia="Times New Roman" w:cs="Times New Roman"/>
+        </w:rPr>
+        <w:t xml:space="preserve">Chép nguyên văn thông báo của MARS và nêu điều kiện của địa chỉ bị vi phạm. Với một mảng word có địa chỉ nền </w:t>
+      </w:r>
+      <w:r>
+        <w:rPr>
+          <w:rFonts w:ascii="Courier New" w:hAnsi="Courier New" w:eastAsia="Courier New" w:cs="Courier New"/>
+          <w:sz w:val="20"/>
+          <w:szCs w:val="20"/>
+        </w:rPr>
+        <w:t>$s3</w:t>
+      </w:r>
+      <w:r>
+        <w:rPr>
+          <w:rFonts w:ascii="Times New Roman" w:hAnsi="Times New Roman" w:eastAsia="Times New Roman" w:cs="Times New Roman"/>
+        </w:rPr>
+        <w:t xml:space="preserve">, công thức địa chỉ phần tử </w:t>
+      </w:r>
+      <w:r>
+        <w:rPr>
+          <w:rFonts w:ascii="Courier New" w:hAnsi="Courier New" w:eastAsia="Courier New" w:cs="Courier New"/>
+          <w:sz w:val="20"/>
+          <w:szCs w:val="20"/>
+        </w:rPr>
+        <w:t>i</w:t>
+      </w:r>
+      <w:r>
+        <w:rPr>
+          <w:rFonts w:ascii="Times New Roman" w:hAnsi="Times New Roman" w:eastAsia="Times New Roman" w:cs="Times New Roman"/>
+        </w:rPr>
+        <w:t xml:space="preserve"> đảm bảo điều kiện này là gì?</w:t>
+      </w:r>
+    </w:p>
+    <w:p>
+      <w:pPr>
+        <w:keepNext/>
+        <w:spacing w:before="100" w:after="50" w:line="276" w:lineRule="auto"/>
+        <w:jc w:val="both"/>
+        <w:rPr>
+          <w:rFonts w:ascii="Times New Roman" w:hAnsi="Times New Roman" w:eastAsia="Times New Roman" w:cs="Times New Roman"/>
+        </w:rPr>
+      </w:pPr>
     </w:p>
     <w:tbl>
       <w:tblPr>
@@ -8650,7 +9505,7 @@
             <w:pPr>
               <w:spacing w:before="0" w:after="60" w:line="276" w:lineRule="auto"/>
               <w:rPr>
-                <w:rFonts w:ascii="Times New Roman" w:hAnsi="Times New Roman" w:eastAsia="Times New Roman" w:cs="Times New Roman"/>
+                <w:rFonts w:hint="default" w:ascii="Times New Roman" w:hAnsi="Times New Roman" w:eastAsia="Times New Roman" w:cs="Times New Roman"/>
                 <w:color w:val="FF0000"/>
               </w:rPr>
             </w:pPr>
@@ -8661,11 +9516,115 @@
               </w:rPr>
               <w:t xml:space="preserve"> </w:t>
             </w:r>
+            <w:r>
+              <w:rPr>
+                <w:rFonts w:hint="default" w:ascii="Times New Roman" w:hAnsi="Times New Roman" w:eastAsia="Times New Roman" w:cs="Times New Roman"/>
+                <w:color w:val="FF0000"/>
+              </w:rPr>
+              <w:t>Error in D:\github_git\repo\COMPUTER-ARCHITECTURE\mars_mips\lab2\CE119_Lab02_25521672.asm line 20: Runtime exception at 0x00400030: fetch address not aligned on word boundary 0x10010001</w:t>
+            </w:r>
           </w:p>
           <w:p>
             <w:pPr>
               <w:spacing w:before="0" w:after="60" w:line="276" w:lineRule="auto"/>
               <w:rPr>
+                <w:rFonts w:hint="default" w:ascii="Times New Roman" w:hAnsi="Times New Roman" w:eastAsia="Times New Roman" w:cs="Times New Roman"/>
+                <w:color w:val="FF0000"/>
+              </w:rPr>
+            </w:pPr>
+          </w:p>
+          <w:p>
+            <w:pPr>
+              <w:spacing w:before="0" w:after="60" w:line="276" w:lineRule="auto"/>
+              <w:rPr>
+                <w:rFonts w:hint="default" w:ascii="Times New Roman" w:hAnsi="Times New Roman" w:eastAsia="Times New Roman" w:cs="Times New Roman"/>
+                <w:color w:val="FF0000"/>
+              </w:rPr>
+            </w:pPr>
+            <w:r>
+              <w:rPr>
+                <w:rFonts w:hint="default" w:ascii="Times New Roman" w:hAnsi="Times New Roman" w:eastAsia="Times New Roman" w:cs="Times New Roman"/>
+                <w:color w:val="FF0000"/>
+              </w:rPr>
+              <w:t>Go: execution terminated with errors.</w:t>
+            </w:r>
+          </w:p>
+          <w:p>
+            <w:pPr>
+              <w:spacing w:before="0" w:after="60" w:line="276" w:lineRule="auto"/>
+              <w:rPr>
+                <w:rFonts w:hint="default" w:cs="Times New Roman"/>
+                <w:color w:val="FF0000"/>
+                <w:lang w:val="en-US"/>
+              </w:rPr>
+            </w:pPr>
+            <w:r>
+              <w:rPr>
+                <w:rFonts w:hint="default" w:cs="Times New Roman"/>
+                <w:color w:val="FF0000"/>
+                <w:lang w:val="en-US"/>
+              </w:rPr>
+              <w:t>Vi phạm vì để dùng lệnh lw/sw để truy cập địa chỉ thì địa chỉ đó phải là bội số của 4. 0x10010001 không chia hết cho 4 nên lỗi.</w:t>
+            </w:r>
+          </w:p>
+          <w:p>
+            <w:pPr>
+              <w:spacing w:before="0" w:after="60" w:line="276" w:lineRule="auto"/>
+              <w:rPr>
+                <w:rFonts w:hint="default" w:cs="Times New Roman"/>
+                <w:color w:val="FF0000"/>
+                <w:lang w:val="en-US"/>
+              </w:rPr>
+            </w:pPr>
+            <w:r>
+              <w:rPr>
+                <w:rFonts w:hint="default" w:cs="Times New Roman"/>
+                <w:color w:val="FF0000"/>
+                <w:lang w:val="en-US"/>
+              </w:rPr>
+              <w:t>Nếu có địa chỉ nền $s3 thì để truy cập địa chỉ phần tử I là:</w:t>
+            </w:r>
+          </w:p>
+          <w:p>
+            <w:pPr>
+              <w:spacing w:before="0" w:after="60" w:line="276" w:lineRule="auto"/>
+              <w:rPr>
+                <w:rFonts w:hint="default" w:cs="Times New Roman"/>
+                <w:color w:val="FF0000"/>
+                <w:lang w:val="en-US"/>
+              </w:rPr>
+            </w:pPr>
+            <w:r>
+              <w:rPr>
+                <w:rFonts w:hint="default" w:cs="Times New Roman"/>
+                <w:color w:val="FF0000"/>
+                <w:lang w:val="en-US"/>
+              </w:rPr>
+              <w:t>A[i] = $s3 + 4 * i</w:t>
+            </w:r>
+          </w:p>
+          <w:p>
+            <w:pPr>
+              <w:spacing w:before="0" w:after="60" w:line="276" w:lineRule="auto"/>
+              <w:rPr>
+                <w:rFonts w:hint="default" w:ascii="Times New Roman" w:hAnsi="Times New Roman" w:eastAsia="Times New Roman" w:cs="Times New Roman"/>
+                <w:color w:val="FF0000"/>
+              </w:rPr>
+            </w:pPr>
+          </w:p>
+          <w:p>
+            <w:pPr>
+              <w:spacing w:before="0" w:after="60" w:line="276" w:lineRule="auto"/>
+              <w:rPr>
+                <w:rFonts w:hint="default" w:ascii="Times New Roman" w:hAnsi="Times New Roman" w:eastAsia="Times New Roman" w:cs="Times New Roman"/>
+                <w:color w:val="FF0000"/>
+              </w:rPr>
+            </w:pPr>
+          </w:p>
+          <w:p>
+            <w:pPr>
+              <w:spacing w:before="0" w:after="60" w:line="276" w:lineRule="auto"/>
+              <w:rPr>
                 <w:rFonts w:ascii="Times New Roman" w:hAnsi="Times New Roman" w:eastAsia="Times New Roman" w:cs="Times New Roman"/>
                 <w:color w:val="FF0000"/>
               </w:rPr>
@@ -8686,243 +9645,6 @@
                 <w:color w:val="FF0000"/>
               </w:rPr>
             </w:pPr>
-            <w:r>
-              <w:rPr>
-                <w:rFonts w:ascii="Times New Roman" w:hAnsi="Times New Roman" w:eastAsia="Times New Roman" w:cs="Times New Roman"/>
-                <w:color w:val="FF0000"/>
-              </w:rPr>
-              <w:t xml:space="preserve"> </w:t>
-            </w:r>
-          </w:p>
-          <w:p>
-            <w:pPr>
-              <w:spacing w:before="0" w:after="60" w:line="276" w:lineRule="auto"/>
-              <w:rPr>
-                <w:rFonts w:ascii="Times New Roman" w:hAnsi="Times New Roman" w:eastAsia="Times New Roman" w:cs="Times New Roman"/>
-                <w:color w:val="FF0000"/>
-              </w:rPr>
-            </w:pPr>
-            <w:r>
-              <w:rPr>
-                <w:rFonts w:ascii="Times New Roman" w:hAnsi="Times New Roman" w:eastAsia="Times New Roman" w:cs="Times New Roman"/>
-                <w:color w:val="FF0000"/>
-              </w:rPr>
-              <w:t xml:space="preserve"> </w:t>
-            </w:r>
-          </w:p>
-        </w:tc>
-      </w:tr>
-    </w:tbl>
-    <w:p>
-      <w:pPr>
-        <w:spacing w:before="0" w:after="100"/>
-      </w:pPr>
-    </w:p>
-    <w:p>
-      <w:pPr>
-        <w:keepNext w:val="0"/>
-        <w:spacing w:before="80" w:after="50" w:line="276" w:lineRule="auto"/>
-        <w:jc w:val="both"/>
-      </w:pPr>
-      <w:r>
-        <w:rPr>
-          <w:rFonts w:ascii="Times New Roman" w:hAnsi="Times New Roman" w:eastAsia="Times New Roman" w:cs="Times New Roman"/>
-          <w:b/>
-          <w:bCs/>
-        </w:rPr>
-        <w:t xml:space="preserve">Bước 1.4 (DỰ ĐOÁN → QUAN SÁT). </w:t>
-      </w:r>
-      <w:r>
-        <w:rPr>
-          <w:rFonts w:ascii="Times New Roman" w:hAnsi="Times New Roman" w:eastAsia="Times New Roman" w:cs="Times New Roman"/>
-        </w:rPr>
-        <w:t xml:space="preserve">Thêm dòng </w:t>
-      </w:r>
-      <w:r>
-        <w:rPr>
-          <w:rFonts w:ascii="Courier New" w:hAnsi="Courier New" w:eastAsia="Courier New" w:cs="Courier New"/>
-          <w:sz w:val="20"/>
-          <w:szCs w:val="20"/>
-        </w:rPr>
-        <w:t>lw $t0, 1($s0)</w:t>
-      </w:r>
-      <w:r>
-        <w:rPr>
-          <w:rFonts w:ascii="Times New Roman" w:hAnsi="Times New Roman" w:eastAsia="Times New Roman" w:cs="Times New Roman"/>
-        </w:rPr>
-        <w:t xml:space="preserve"> ngay trước </w:t>
-      </w:r>
-      <w:r>
-        <w:rPr>
-          <w:rFonts w:ascii="Courier New" w:hAnsi="Courier New" w:eastAsia="Courier New" w:cs="Courier New"/>
-          <w:sz w:val="20"/>
-          <w:szCs w:val="20"/>
-        </w:rPr>
-        <w:t>li $v0, 10</w:t>
-      </w:r>
-      <w:r>
-        <w:rPr>
-          <w:rFonts w:ascii="Times New Roman" w:hAnsi="Times New Roman" w:eastAsia="Times New Roman" w:cs="Times New Roman"/>
-        </w:rPr>
-        <w:t>, assemble và chạy. Ghi lại hiện tượng.</w:t>
-      </w:r>
-    </w:p>
-    <w:p>
-      <w:pPr>
-        <w:keepNext/>
-        <w:spacing w:before="100" w:after="50" w:line="276" w:lineRule="auto"/>
-        <w:jc w:val="both"/>
-      </w:pPr>
-      <w:r>
-        <w:rPr>
-          <w:rFonts w:ascii="Times New Roman" w:hAnsi="Times New Roman" w:eastAsia="Times New Roman" w:cs="Times New Roman"/>
-          <w:b/>
-          <w:bCs/>
-          <w:color w:val="1F4E79"/>
-        </w:rPr>
-        <w:t xml:space="preserve">Câu 1.4 (Áp dụng). </w:t>
-      </w:r>
-      <w:r>
-        <w:rPr>
-          <w:rFonts w:ascii="Times New Roman" w:hAnsi="Times New Roman" w:eastAsia="Times New Roman" w:cs="Times New Roman"/>
-        </w:rPr>
-        <w:t xml:space="preserve">Chép nguyên văn thông báo của MARS và nêu điều kiện của địa chỉ bị vi phạm. Với một mảng word có địa chỉ nền </w:t>
-      </w:r>
-      <w:r>
-        <w:rPr>
-          <w:rFonts w:ascii="Courier New" w:hAnsi="Courier New" w:eastAsia="Courier New" w:cs="Courier New"/>
-          <w:sz w:val="20"/>
-          <w:szCs w:val="20"/>
-        </w:rPr>
-        <w:t>$s3</w:t>
-      </w:r>
-      <w:r>
-        <w:rPr>
-          <w:rFonts w:ascii="Times New Roman" w:hAnsi="Times New Roman" w:eastAsia="Times New Roman" w:cs="Times New Roman"/>
-        </w:rPr>
-        <w:t xml:space="preserve">, công thức địa chỉ phần tử </w:t>
-      </w:r>
-      <w:r>
-        <w:rPr>
-          <w:rFonts w:ascii="Courier New" w:hAnsi="Courier New" w:eastAsia="Courier New" w:cs="Courier New"/>
-          <w:sz w:val="20"/>
-          <w:szCs w:val="20"/>
-        </w:rPr>
-        <w:t>i</w:t>
-      </w:r>
-      <w:r>
-        <w:rPr>
-          <w:rFonts w:ascii="Times New Roman" w:hAnsi="Times New Roman" w:eastAsia="Times New Roman" w:cs="Times New Roman"/>
-        </w:rPr>
-        <w:t xml:space="preserve"> đảm bảo điều kiện này là gì?</w:t>
-      </w:r>
-    </w:p>
-    <w:tbl>
-      <w:tblPr>
-        <w:tblStyle w:val="9"/>
-        <w:tblW w:w="9638" w:type="dxa"/>
-        <w:tblInd w:w="0" w:type="dxa"/>
-        <w:tblBorders>
-          <w:top w:val="single" w:color="auto" w:sz="4" w:space="0"/>
-          <w:left w:val="single" w:color="auto" w:sz="4" w:space="0"/>
-          <w:bottom w:val="single" w:color="auto" w:sz="4" w:space="0"/>
-          <w:right w:val="single" w:color="auto" w:sz="4" w:space="0"/>
-          <w:insideH w:val="single" w:color="auto" w:sz="4" w:space="0"/>
-          <w:insideV w:val="single" w:color="auto" w:sz="4" w:space="0"/>
-        </w:tblBorders>
-        <w:tblLayout w:type="autofit"/>
-        <w:tblCellMar>
-          <w:top w:w="0" w:type="dxa"/>
-          <w:left w:w="10" w:type="dxa"/>
-          <w:bottom w:w="0" w:type="dxa"/>
-          <w:right w:w="10" w:type="dxa"/>
-        </w:tblCellMar>
-      </w:tblPr>
-      <w:tblGrid>
-        <w:gridCol w:w="9638"/>
-      </w:tblGrid>
-      <w:tr>
-        <w:tblPrEx>
-          <w:tblBorders>
-            <w:top w:val="single" w:color="auto" w:sz="4" w:space="0"/>
-            <w:left w:val="single" w:color="auto" w:sz="4" w:space="0"/>
-            <w:bottom w:val="single" w:color="auto" w:sz="4" w:space="0"/>
-            <w:right w:val="single" w:color="auto" w:sz="4" w:space="0"/>
-            <w:insideH w:val="single" w:color="auto" w:sz="4" w:space="0"/>
-            <w:insideV w:val="single" w:color="auto" w:sz="4" w:space="0"/>
-          </w:tblBorders>
-          <w:tblCellMar>
-            <w:top w:w="0" w:type="dxa"/>
-            <w:left w:w="10" w:type="dxa"/>
-            <w:bottom w:w="0" w:type="dxa"/>
-            <w:right w:w="10" w:type="dxa"/>
-          </w:tblCellMar>
-        </w:tblPrEx>
-        <w:tc>
-          <w:tcPr>
-            <w:tcW w:w="9638" w:type="dxa"/>
-            <w:tcBorders>
-              <w:top w:val="single" w:color="8EA9C1" w:sz="4" w:space="0"/>
-              <w:left w:val="single" w:color="8EA9C1" w:sz="4" w:space="0"/>
-              <w:bottom w:val="single" w:color="8EA9C1" w:sz="4" w:space="0"/>
-              <w:right w:val="single" w:color="8EA9C1" w:sz="4" w:space="0"/>
-            </w:tcBorders>
-            <w:shd w:val="clear" w:color="auto" w:fill="FFF2CC"/>
-            <w:tcMar>
-              <w:top w:w="60" w:type="dxa"/>
-              <w:left w:w="100" w:type="dxa"/>
-              <w:bottom w:w="60" w:type="dxa"/>
-              <w:right w:w="100" w:type="dxa"/>
-            </w:tcMar>
-            <w:vAlign w:val="top"/>
-          </w:tcPr>
-          <w:p>
-            <w:pPr>
-              <w:spacing w:before="0" w:after="60" w:line="276" w:lineRule="auto"/>
-              <w:rPr>
-                <w:rFonts w:ascii="Times New Roman" w:hAnsi="Times New Roman" w:eastAsia="Times New Roman" w:cs="Times New Roman"/>
-                <w:color w:val="FF0000"/>
-              </w:rPr>
-            </w:pPr>
-            <w:r>
-              <w:rPr>
-                <w:rFonts w:ascii="Times New Roman" w:hAnsi="Times New Roman" w:eastAsia="Times New Roman" w:cs="Times New Roman"/>
-                <w:color w:val="FF0000"/>
-              </w:rPr>
-              <w:t xml:space="preserve"> </w:t>
-            </w:r>
-          </w:p>
-          <w:p>
-            <w:pPr>
-              <w:spacing w:before="0" w:after="60" w:line="276" w:lineRule="auto"/>
-              <w:rPr>
-                <w:rFonts w:ascii="Times New Roman" w:hAnsi="Times New Roman" w:eastAsia="Times New Roman" w:cs="Times New Roman"/>
-                <w:color w:val="FF0000"/>
-              </w:rPr>
-            </w:pPr>
-            <w:r>
-              <w:rPr>
-                <w:rFonts w:ascii="Times New Roman" w:hAnsi="Times New Roman" w:eastAsia="Times New Roman" w:cs="Times New Roman"/>
-                <w:color w:val="FF0000"/>
-              </w:rPr>
-              <w:t xml:space="preserve"> </w:t>
-            </w:r>
-          </w:p>
-          <w:p>
-            <w:pPr>
-              <w:spacing w:before="0" w:after="60" w:line="276" w:lineRule="auto"/>
-              <w:rPr>
-                <w:rFonts w:ascii="Times New Roman" w:hAnsi="Times New Roman" w:eastAsia="Times New Roman" w:cs="Times New Roman"/>
-                <w:color w:val="FF0000"/>
-              </w:rPr>
-            </w:pPr>
-            <w:r>
-              <w:rPr>
-                <w:rFonts w:ascii="Times New Roman" w:hAnsi="Times New Roman" w:eastAsia="Times New Roman" w:cs="Times New Roman"/>
-                <w:color w:val="FF0000"/>
-              </w:rPr>
-              <w:t xml:space="preserve"> </w:t>
-            </w:r>
           </w:p>
         </w:tc>
       </w:tr>
@@ -8952,6 +9674,8 @@
         </w:rPr>
         <w:t>TN2 – THỦ TỤC VÀ MẢNG: THỐNG KÊ ĐIỂM (55 phút · 3,0 điểm)</w:t>
       </w:r>
+      <w:bookmarkStart w:id="0" w:name="_GoBack"/>
+      <w:bookmarkEnd w:id="0"/>
     </w:p>
     <w:tbl>
       <w:tblPr>
@@ -17399,6 +18123,12 @@
             <w:insideH w:val="single" w:color="auto" w:sz="4" w:space="0"/>
             <w:insideV w:val="single" w:color="auto" w:sz="4" w:space="0"/>
           </w:tblBorders>
+          <w:tblCellMar>
+            <w:top w:w="0" w:type="dxa"/>
+            <w:left w:w="10" w:type="dxa"/>
+            <w:bottom w:w="0" w:type="dxa"/>
+            <w:right w:w="10" w:type="dxa"/>
+          </w:tblCellMar>
         </w:tblPrEx>
         <w:trPr>
           <w:cantSplit/>
@@ -18942,6 +19672,12 @@
             <w:insideH w:val="single" w:color="auto" w:sz="4" w:space="0"/>
             <w:insideV w:val="single" w:color="auto" w:sz="4" w:space="0"/>
           </w:tblBorders>
+          <w:tblCellMar>
+            <w:top w:w="0" w:type="dxa"/>
+            <w:left w:w="10" w:type="dxa"/>
+            <w:bottom w:w="0" w:type="dxa"/>
+            <w:right w:w="10" w:type="dxa"/>
+          </w:tblCellMar>
         </w:tblPrEx>
         <w:trPr>
           <w:cantSplit/>
@@ -26689,7 +27425,7 @@
   <w:docDefaults>
     <w:rPrDefault>
       <w:rPr>
-        <w:rFonts w:ascii="Times New Roman" w:hAnsi="Times New Roman" w:eastAsia="Times New Roman" w:cs="Times New Roman"/>
+        <w:rFonts w:ascii="Times New Roman" w:hAnsi="Times New Roman" w:eastAsia="SimSun" w:cs="Times New Roman"/>
       </w:rPr>
     </w:rPrDefault>
     <w:pPrDefault/>

--- a/mars_mips/lab2/CE119_LAB02_VMTN.docx
+++ b/mars_mips/lab2/CE119_LAB02_VMTN.docx
@@ -118,10 +118,10 @@
         </w:tblCellMar>
       </w:tblPr>
       <w:tblGrid>
-        <w:gridCol w:w="1800"/>
-        <w:gridCol w:w="3019"/>
-        <w:gridCol w:w="1800"/>
-        <w:gridCol w:w="3019"/>
+        <w:gridCol w:w="1421"/>
+        <w:gridCol w:w="2677"/>
+        <w:gridCol w:w="1490"/>
+        <w:gridCol w:w="4050"/>
       </w:tblGrid>
       <w:tr>
         <w:tblPrEx>
@@ -451,8 +451,9 @@
             <w:pPr>
               <w:spacing w:before="0" w:after="60" w:line="276" w:lineRule="auto"/>
               <w:rPr>
-                <w:rFonts w:ascii="Times New Roman" w:hAnsi="Times New Roman" w:eastAsia="Times New Roman" w:cs="Times New Roman"/>
-                <w:color w:val="FF0000"/>
+                <w:rFonts w:hint="default" w:ascii="Times New Roman" w:hAnsi="Times New Roman" w:eastAsia="Times New Roman" w:cs="Times New Roman"/>
+                <w:color w:val="FF0000"/>
+                <w:lang w:val="en-US"/>
               </w:rPr>
             </w:pPr>
             <w:r>
@@ -463,6 +464,16 @@
                 <w:szCs w:val="21"/>
               </w:rPr>
               <w:t xml:space="preserve"> </w:t>
+            </w:r>
+            <w:r>
+              <w:rPr>
+                <w:rFonts w:hint="default" w:cs="Times New Roman"/>
+                <w:color w:val="FF0000"/>
+                <w:sz w:val="21"/>
+                <w:szCs w:val="21"/>
+                <w:lang w:val="en-US"/>
+              </w:rPr>
+              <w:t>20/10/2026</w:t>
             </w:r>
           </w:p>
         </w:tc>
@@ -617,6 +628,15 @@
                 <w:szCs w:val="21"/>
               </w:rPr>
               <w:t xml:space="preserve"> </w:t>
+            </w:r>
+            <w:r>
+              <w:rPr>
+                <w:rFonts w:hint="default" w:ascii="Times New Roman" w:hAnsi="Times New Roman" w:eastAsia="Times New Roman" w:cs="Times New Roman"/>
+                <w:color w:val="FF0000"/>
+                <w:sz w:val="21"/>
+                <w:szCs w:val="21"/>
+              </w:rPr>
+              <w:t>https://github.com/hpnt1912/COMPUTER-ARCHITECTURE/tree/main/mars_mips/lab2</w:t>
             </w:r>
           </w:p>
         </w:tc>
@@ -4215,6 +4235,12 @@
             <w:insideH w:val="single" w:color="auto" w:sz="4" w:space="0"/>
             <w:insideV w:val="single" w:color="auto" w:sz="4" w:space="0"/>
           </w:tblBorders>
+          <w:tblCellMar>
+            <w:top w:w="0" w:type="dxa"/>
+            <w:left w:w="10" w:type="dxa"/>
+            <w:bottom w:w="0" w:type="dxa"/>
+            <w:right w:w="10" w:type="dxa"/>
+          </w:tblCellMar>
         </w:tblPrEx>
         <w:trPr>
           <w:cantSplit/>
@@ -9674,8 +9700,6 @@
         </w:rPr>
         <w:t>TN2 – THỦ TỤC VÀ MẢNG: THỐNG KÊ ĐIỂM (55 phút · 3,0 điểm)</w:t>
       </w:r>
-      <w:bookmarkStart w:id="0" w:name="_GoBack"/>
-      <w:bookmarkEnd w:id="0"/>
     </w:p>
     <w:tbl>
       <w:tblPr>
@@ -11280,8 +11304,9 @@
               <w:spacing w:before="0" w:after="0" w:line="252" w:lineRule="auto"/>
               <w:jc w:val="left"/>
               <w:rPr>
-                <w:rFonts w:ascii="Times New Roman" w:hAnsi="Times New Roman" w:eastAsia="Times New Roman" w:cs="Times New Roman"/>
-                <w:color w:val="FF0000"/>
+                <w:rFonts w:hint="default" w:ascii="Times New Roman" w:hAnsi="Times New Roman" w:eastAsia="Times New Roman" w:cs="Times New Roman"/>
+                <w:color w:val="FF0000"/>
+                <w:lang w:val="en-US"/>
               </w:rPr>
             </w:pPr>
             <w:r>
@@ -11293,6 +11318,16 @@
               </w:rPr>
               <w:t xml:space="preserve"> </w:t>
             </w:r>
+            <w:r>
+              <w:rPr>
+                <w:rFonts w:hint="default" w:cs="Times New Roman"/>
+                <w:color w:val="FF0000"/>
+                <w:sz w:val="21"/>
+                <w:szCs w:val="21"/>
+                <w:lang w:val="en-US"/>
+              </w:rPr>
+              <w:t>0x00400020</w:t>
+            </w:r>
           </w:p>
         </w:tc>
         <w:tc>
@@ -11319,8 +11354,9 @@
               <w:spacing w:before="0" w:after="0" w:line="252" w:lineRule="auto"/>
               <w:jc w:val="left"/>
               <w:rPr>
-                <w:rFonts w:ascii="Times New Roman" w:hAnsi="Times New Roman" w:eastAsia="Times New Roman" w:cs="Times New Roman"/>
-                <w:color w:val="FF0000"/>
+                <w:rFonts w:hint="default" w:ascii="Times New Roman" w:hAnsi="Times New Roman" w:eastAsia="Times New Roman" w:cs="Times New Roman"/>
+                <w:color w:val="FF0000"/>
+                <w:lang w:val="en-US"/>
               </w:rPr>
             </w:pPr>
             <w:r>
@@ -11331,6 +11367,16 @@
                 <w:szCs w:val="21"/>
               </w:rPr>
               <w:t xml:space="preserve"> </w:t>
+            </w:r>
+            <w:r>
+              <w:rPr>
+                <w:rFonts w:hint="default" w:cs="Times New Roman"/>
+                <w:color w:val="FF0000"/>
+                <w:sz w:val="21"/>
+                <w:szCs w:val="21"/>
+                <w:lang w:val="en-US"/>
+              </w:rPr>
+              <w:t>0x00400020</w:t>
             </w:r>
           </w:p>
         </w:tc>
@@ -11436,8 +11482,9 @@
               <w:spacing w:before="0" w:after="0" w:line="252" w:lineRule="auto"/>
               <w:jc w:val="left"/>
               <w:rPr>
-                <w:rFonts w:ascii="Times New Roman" w:hAnsi="Times New Roman" w:eastAsia="Times New Roman" w:cs="Times New Roman"/>
-                <w:color w:val="FF0000"/>
+                <w:rFonts w:hint="default" w:ascii="Times New Roman" w:hAnsi="Times New Roman" w:eastAsia="Times New Roman" w:cs="Times New Roman"/>
+                <w:color w:val="FF0000"/>
+                <w:lang w:val="en-US"/>
               </w:rPr>
             </w:pPr>
             <w:r>
@@ -11449,6 +11496,16 @@
               </w:rPr>
               <w:t xml:space="preserve"> </w:t>
             </w:r>
+            <w:r>
+              <w:rPr>
+                <w:rFonts w:hint="default" w:cs="Times New Roman"/>
+                <w:color w:val="FF0000"/>
+                <w:sz w:val="21"/>
+                <w:szCs w:val="21"/>
+                <w:lang w:val="en-US"/>
+              </w:rPr>
+              <w:t>0x0040000C</w:t>
+            </w:r>
           </w:p>
         </w:tc>
         <w:tc>
@@ -11475,8 +11532,9 @@
               <w:spacing w:before="0" w:after="0" w:line="252" w:lineRule="auto"/>
               <w:jc w:val="left"/>
               <w:rPr>
-                <w:rFonts w:ascii="Times New Roman" w:hAnsi="Times New Roman" w:eastAsia="Times New Roman" w:cs="Times New Roman"/>
-                <w:color w:val="FF0000"/>
+                <w:rFonts w:hint="default" w:ascii="Times New Roman" w:hAnsi="Times New Roman" w:eastAsia="Times New Roman" w:cs="Times New Roman"/>
+                <w:color w:val="FF0000"/>
+                <w:lang w:val="en-US"/>
               </w:rPr>
             </w:pPr>
             <w:r>
@@ -11487,6 +11545,16 @@
                 <w:szCs w:val="21"/>
               </w:rPr>
               <w:t xml:space="preserve"> </w:t>
+            </w:r>
+            <w:r>
+              <w:rPr>
+                <w:rFonts w:hint="default" w:cs="Times New Roman"/>
+                <w:color w:val="FF0000"/>
+                <w:sz w:val="21"/>
+                <w:szCs w:val="21"/>
+                <w:lang w:val="en-US"/>
+              </w:rPr>
+              <w:t>0x0040000C</w:t>
             </w:r>
           </w:p>
         </w:tc>
@@ -11592,8 +11660,9 @@
               <w:spacing w:before="0" w:after="0" w:line="252" w:lineRule="auto"/>
               <w:jc w:val="left"/>
               <w:rPr>
-                <w:rFonts w:ascii="Times New Roman" w:hAnsi="Times New Roman" w:eastAsia="Times New Roman" w:cs="Times New Roman"/>
-                <w:color w:val="FF0000"/>
+                <w:rFonts w:hint="default" w:ascii="Times New Roman" w:hAnsi="Times New Roman" w:eastAsia="Times New Roman" w:cs="Times New Roman"/>
+                <w:color w:val="FF0000"/>
+                <w:lang w:val="en-US"/>
               </w:rPr>
             </w:pPr>
             <w:r>
@@ -11605,6 +11674,16 @@
               </w:rPr>
               <w:t xml:space="preserve"> </w:t>
             </w:r>
+            <w:r>
+              <w:rPr>
+                <w:rFonts w:hint="default" w:cs="Times New Roman"/>
+                <w:color w:val="FF0000"/>
+                <w:sz w:val="21"/>
+                <w:szCs w:val="21"/>
+                <w:lang w:val="en-US"/>
+              </w:rPr>
+              <w:t>0x0040002C</w:t>
+            </w:r>
           </w:p>
         </w:tc>
         <w:tc>
@@ -11631,8 +11710,9 @@
               <w:spacing w:before="0" w:after="0" w:line="252" w:lineRule="auto"/>
               <w:jc w:val="left"/>
               <w:rPr>
-                <w:rFonts w:ascii="Times New Roman" w:hAnsi="Times New Roman" w:eastAsia="Times New Roman" w:cs="Times New Roman"/>
-                <w:color w:val="FF0000"/>
+                <w:rFonts w:hint="default" w:ascii="Times New Roman" w:hAnsi="Times New Roman" w:eastAsia="Times New Roman" w:cs="Times New Roman"/>
+                <w:color w:val="FF0000"/>
+                <w:lang w:val="en-US"/>
               </w:rPr>
             </w:pPr>
             <w:r>
@@ -11643,6 +11723,16 @@
                 <w:szCs w:val="21"/>
               </w:rPr>
               <w:t xml:space="preserve"> </w:t>
+            </w:r>
+            <w:r>
+              <w:rPr>
+                <w:rFonts w:hint="default" w:cs="Times New Roman"/>
+                <w:color w:val="FF0000"/>
+                <w:sz w:val="21"/>
+                <w:szCs w:val="21"/>
+                <w:lang w:val="en-US"/>
+              </w:rPr>
+              <w:t>0x00000019</w:t>
             </w:r>
           </w:p>
         </w:tc>
@@ -11740,8 +11830,9 @@
               <w:spacing w:before="0" w:after="0" w:line="252" w:lineRule="auto"/>
               <w:jc w:val="left"/>
               <w:rPr>
-                <w:rFonts w:ascii="Times New Roman" w:hAnsi="Times New Roman" w:eastAsia="Times New Roman" w:cs="Times New Roman"/>
-                <w:color w:val="FF0000"/>
+                <w:rFonts w:hint="default" w:ascii="Times New Roman" w:hAnsi="Times New Roman" w:eastAsia="Times New Roman" w:cs="Times New Roman"/>
+                <w:color w:val="FF0000"/>
+                <w:lang w:val="en-US"/>
               </w:rPr>
             </w:pPr>
             <w:r>
@@ -11753,6 +11844,16 @@
               </w:rPr>
               <w:t xml:space="preserve"> </w:t>
             </w:r>
+            <w:r>
+              <w:rPr>
+                <w:rFonts w:hint="default" w:cs="Times New Roman"/>
+                <w:color w:val="FF0000"/>
+                <w:sz w:val="21"/>
+                <w:szCs w:val="21"/>
+                <w:lang w:val="en-US"/>
+              </w:rPr>
+              <w:t>0x0040000C</w:t>
+            </w:r>
           </w:p>
         </w:tc>
         <w:tc>
@@ -11779,8 +11880,9 @@
               <w:spacing w:before="0" w:after="0" w:line="252" w:lineRule="auto"/>
               <w:jc w:val="left"/>
               <w:rPr>
-                <w:rFonts w:ascii="Times New Roman" w:hAnsi="Times New Roman" w:eastAsia="Times New Roman" w:cs="Times New Roman"/>
-                <w:color w:val="FF0000"/>
+                <w:rFonts w:hint="default" w:ascii="Times New Roman" w:hAnsi="Times New Roman" w:eastAsia="Times New Roman" w:cs="Times New Roman"/>
+                <w:color w:val="FF0000"/>
+                <w:lang w:val="en-US"/>
               </w:rPr>
             </w:pPr>
             <w:r>
@@ -11791,6 +11893,16 @@
                 <w:szCs w:val="21"/>
               </w:rPr>
               <w:t xml:space="preserve"> </w:t>
+            </w:r>
+            <w:r>
+              <w:rPr>
+                <w:rFonts w:hint="default" w:cs="Times New Roman"/>
+                <w:color w:val="FF0000"/>
+                <w:sz w:val="21"/>
+                <w:szCs w:val="21"/>
+                <w:lang w:val="en-US"/>
+              </w:rPr>
+              <w:t>0x0040000C</w:t>
             </w:r>
           </w:p>
         </w:tc>
@@ -11958,16 +12070,69 @@
             <w:pPr>
               <w:spacing w:before="0" w:after="60" w:line="276" w:lineRule="auto"/>
               <w:rPr>
-                <w:rFonts w:ascii="Times New Roman" w:hAnsi="Times New Roman" w:eastAsia="Times New Roman" w:cs="Times New Roman"/>
-                <w:color w:val="FF0000"/>
-              </w:rPr>
-            </w:pPr>
+                <w:rFonts w:hint="default" w:cs="Times New Roman"/>
+                <w:color w:val="FF0000"/>
+                <w:lang w:val="en-US"/>
+              </w:rPr>
+            </w:pPr>
+            <w:r>
+              <w:rPr>
+                <w:rFonts w:hint="default" w:cs="Times New Roman"/>
+                <w:color w:val="FF0000"/>
+                <w:lang w:val="en-US"/>
+              </w:rPr>
+              <w:t>-</w:t>
+            </w:r>
             <w:r>
               <w:rPr>
                 <w:rFonts w:ascii="Times New Roman" w:hAnsi="Times New Roman" w:eastAsia="Times New Roman" w:cs="Times New Roman"/>
                 <w:color w:val="FF0000"/>
               </w:rPr>
               <w:t xml:space="preserve"> </w:t>
+            </w:r>
+            <w:r>
+              <w:rPr>
+                <w:rFonts w:hint="default" w:cs="Times New Roman"/>
+                <w:color w:val="FF0000"/>
+                <w:lang w:val="en-US"/>
+              </w:rPr>
+              <w:t>Cách phối hợp: đầu tiên khi jal max2 thì nó sẽ nhảy tới lệnh trong max2 còn $ra sẽ nắm giữ địa chỉ sau lệnh jal max2 (move $a0, $v0). khi chạy max2, nếu $a0 &lt; $a1 = 0 thì nó sẽ quay về lệnh mà $ra chứa và xuất ra $a0 (vì đã ghi $v0 = $a0 từ trước) vì $a0 là max còn lại nếu $a0 &lt; $a1 = 1 thì nó sẽ xuất luôn ra sẽ ghi $v0 là giá trị $a1 và xuất ra $v0 luôn</w:t>
+            </w:r>
+          </w:p>
+          <w:p>
+            <w:pPr>
+              <w:spacing w:before="0" w:after="60" w:line="276" w:lineRule="auto"/>
+              <w:rPr>
+                <w:rFonts w:hint="default" w:cs="Times New Roman"/>
+                <w:color w:val="FF0000"/>
+                <w:lang w:val="en-US"/>
+              </w:rPr>
+            </w:pPr>
+            <w:r>
+              <w:rPr>
+                <w:rFonts w:hint="default" w:cs="Times New Roman"/>
+                <w:color w:val="FF0000"/>
+                <w:lang w:val="en-US"/>
+              </w:rPr>
+              <w:t>- giá trị $ra ở hai lần gọi giống nhau. Nó giữ địa chỉ sau lệnh jal.</w:t>
+            </w:r>
+          </w:p>
+          <w:p>
+            <w:pPr>
+              <w:spacing w:before="0" w:after="60" w:line="276" w:lineRule="auto"/>
+              <w:rPr>
+                <w:rFonts w:hint="default" w:cs="Times New Roman"/>
+                <w:color w:val="FF0000"/>
+                <w:lang w:val="en-US"/>
+              </w:rPr>
+            </w:pPr>
+            <w:r>
+              <w:rPr>
+                <w:rFonts w:hint="default" w:cs="Times New Roman"/>
+                <w:color w:val="FF0000"/>
+                <w:lang w:val="en-US"/>
+              </w:rPr>
+              <w:t>- nó giúp 1 thủ tục gọi nhiều nơi bằng cách chỉ cần jr $ra thì lập từng sẽ trỏ tới $ra (là thanh ghi nắm giữa địa chỉ ngay sau lệnh jal)</w:t>
             </w:r>
           </w:p>
           <w:p>
@@ -12889,8 +13054,9 @@
               <w:spacing w:before="0" w:after="0" w:line="252" w:lineRule="auto"/>
               <w:jc w:val="left"/>
               <w:rPr>
-                <w:rFonts w:ascii="Times New Roman" w:hAnsi="Times New Roman" w:eastAsia="Times New Roman" w:cs="Times New Roman"/>
-                <w:color w:val="FF0000"/>
+                <w:rFonts w:hint="default" w:ascii="Times New Roman" w:hAnsi="Times New Roman" w:eastAsia="Times New Roman" w:cs="Times New Roman"/>
+                <w:color w:val="FF0000"/>
+                <w:lang w:val="en-US"/>
               </w:rPr>
             </w:pPr>
             <w:r>
@@ -12902,6 +13068,16 @@
               </w:rPr>
               <w:t xml:space="preserve"> </w:t>
             </w:r>
+            <w:r>
+              <w:rPr>
+                <w:rFonts w:hint="default" w:cs="Times New Roman"/>
+                <w:color w:val="FF0000"/>
+                <w:sz w:val="21"/>
+                <w:szCs w:val="21"/>
+                <w:lang w:val="en-US"/>
+              </w:rPr>
+              <w:t>20</w:t>
+            </w:r>
           </w:p>
         </w:tc>
         <w:tc>
@@ -12928,8 +13104,9 @@
               <w:spacing w:before="0" w:after="0" w:line="252" w:lineRule="auto"/>
               <w:jc w:val="left"/>
               <w:rPr>
-                <w:rFonts w:ascii="Times New Roman" w:hAnsi="Times New Roman" w:eastAsia="Times New Roman" w:cs="Times New Roman"/>
-                <w:color w:val="FF0000"/>
+                <w:rFonts w:hint="default" w:ascii="Times New Roman" w:hAnsi="Times New Roman" w:eastAsia="Times New Roman" w:cs="Times New Roman"/>
+                <w:color w:val="FF0000"/>
+                <w:lang w:val="en-US"/>
               </w:rPr>
             </w:pPr>
             <w:r>
@@ -12940,6 +13117,16 @@
                 <w:szCs w:val="21"/>
               </w:rPr>
               <w:t xml:space="preserve"> </w:t>
+            </w:r>
+            <w:r>
+              <w:rPr>
+                <w:rFonts w:hint="default" w:cs="Times New Roman"/>
+                <w:color w:val="FF0000"/>
+                <w:sz w:val="21"/>
+                <w:szCs w:val="21"/>
+                <w:lang w:val="en-US"/>
+              </w:rPr>
+              <w:t>20</w:t>
             </w:r>
           </w:p>
         </w:tc>
@@ -13029,8 +13216,9 @@
               <w:spacing w:before="0" w:after="0" w:line="252" w:lineRule="auto"/>
               <w:jc w:val="left"/>
               <w:rPr>
-                <w:rFonts w:ascii="Times New Roman" w:hAnsi="Times New Roman" w:eastAsia="Times New Roman" w:cs="Times New Roman"/>
-                <w:color w:val="FF0000"/>
+                <w:rFonts w:hint="default" w:ascii="Times New Roman" w:hAnsi="Times New Roman" w:eastAsia="Times New Roman" w:cs="Times New Roman"/>
+                <w:color w:val="FF0000"/>
+                <w:lang w:val="en-US"/>
               </w:rPr>
             </w:pPr>
             <w:r>
@@ -13042,6 +13230,16 @@
               </w:rPr>
               <w:t xml:space="preserve"> </w:t>
             </w:r>
+            <w:r>
+              <w:rPr>
+                <w:rFonts w:hint="default" w:cs="Times New Roman"/>
+                <w:color w:val="FF0000"/>
+                <w:sz w:val="21"/>
+                <w:szCs w:val="21"/>
+                <w:lang w:val="en-US"/>
+              </w:rPr>
+              <w:t>0x0000000C</w:t>
+            </w:r>
           </w:p>
         </w:tc>
         <w:tc>
@@ -13068,8 +13266,9 @@
               <w:spacing w:before="0" w:after="0" w:line="252" w:lineRule="auto"/>
               <w:jc w:val="left"/>
               <w:rPr>
-                <w:rFonts w:ascii="Times New Roman" w:hAnsi="Times New Roman" w:eastAsia="Times New Roman" w:cs="Times New Roman"/>
-                <w:color w:val="FF0000"/>
+                <w:rFonts w:hint="default" w:ascii="Times New Roman" w:hAnsi="Times New Roman" w:eastAsia="Times New Roman" w:cs="Times New Roman"/>
+                <w:color w:val="FF0000"/>
+                <w:lang w:val="en-US"/>
               </w:rPr>
             </w:pPr>
             <w:r>
@@ -13080,6 +13279,16 @@
                 <w:szCs w:val="21"/>
               </w:rPr>
               <w:t xml:space="preserve"> </w:t>
+            </w:r>
+            <w:r>
+              <w:rPr>
+                <w:rFonts w:hint="default" w:cs="Times New Roman"/>
+                <w:color w:val="FF0000"/>
+                <w:sz w:val="21"/>
+                <w:szCs w:val="21"/>
+                <w:lang w:val="en-US"/>
+              </w:rPr>
+              <w:t>0x10010010</w:t>
             </w:r>
           </w:p>
         </w:tc>
@@ -13169,8 +13378,9 @@
               <w:spacing w:before="0" w:after="0" w:line="252" w:lineRule="auto"/>
               <w:jc w:val="left"/>
               <w:rPr>
-                <w:rFonts w:ascii="Times New Roman" w:hAnsi="Times New Roman" w:eastAsia="Times New Roman" w:cs="Times New Roman"/>
-                <w:color w:val="FF0000"/>
+                <w:rFonts w:hint="default" w:ascii="Times New Roman" w:hAnsi="Times New Roman" w:eastAsia="Times New Roman" w:cs="Times New Roman"/>
+                <w:color w:val="FF0000"/>
+                <w:lang w:val="en-US"/>
               </w:rPr>
             </w:pPr>
             <w:r>
@@ -13182,6 +13392,16 @@
               </w:rPr>
               <w:t xml:space="preserve"> </w:t>
             </w:r>
+            <w:r>
+              <w:rPr>
+                <w:rFonts w:hint="default" w:cs="Times New Roman"/>
+                <w:color w:val="FF0000"/>
+                <w:sz w:val="21"/>
+                <w:szCs w:val="21"/>
+                <w:lang w:val="en-US"/>
+              </w:rPr>
+              <w:t>12</w:t>
+            </w:r>
           </w:p>
         </w:tc>
         <w:tc>
@@ -13208,8 +13428,9 @@
               <w:spacing w:before="0" w:after="0" w:line="252" w:lineRule="auto"/>
               <w:jc w:val="left"/>
               <w:rPr>
-                <w:rFonts w:ascii="Times New Roman" w:hAnsi="Times New Roman" w:eastAsia="Times New Roman" w:cs="Times New Roman"/>
-                <w:color w:val="FF0000"/>
+                <w:rFonts w:hint="default" w:ascii="Times New Roman" w:hAnsi="Times New Roman" w:eastAsia="Times New Roman" w:cs="Times New Roman"/>
+                <w:color w:val="FF0000"/>
+                <w:lang w:val="en-US"/>
               </w:rPr>
             </w:pPr>
             <w:r>
@@ -13220,6 +13441,16 @@
                 <w:szCs w:val="21"/>
               </w:rPr>
               <w:t xml:space="preserve"> </w:t>
+            </w:r>
+            <w:r>
+              <w:rPr>
+                <w:rFonts w:hint="default" w:cs="Times New Roman"/>
+                <w:color w:val="FF0000"/>
+                <w:sz w:val="21"/>
+                <w:szCs w:val="21"/>
+                <w:lang w:val="en-US"/>
+              </w:rPr>
+              <w:t>0x00000000</w:t>
             </w:r>
           </w:p>
         </w:tc>
@@ -13343,8 +13574,9 @@
             <w:pPr>
               <w:spacing w:before="0" w:after="60" w:line="276" w:lineRule="auto"/>
               <w:rPr>
-                <w:rFonts w:ascii="Times New Roman" w:hAnsi="Times New Roman" w:eastAsia="Times New Roman" w:cs="Times New Roman"/>
-                <w:color w:val="FF0000"/>
+                <w:rFonts w:hint="default" w:cs="Times New Roman"/>
+                <w:color w:val="FF0000"/>
+                <w:lang w:val="en-US"/>
               </w:rPr>
             </w:pPr>
             <w:r>
@@ -13354,13 +13586,40 @@
               </w:rPr>
               <w:t xml:space="preserve"> </w:t>
             </w:r>
+            <w:r>
+              <w:rPr>
+                <w:rFonts w:hint="default" w:cs="Times New Roman"/>
+                <w:color w:val="FF0000"/>
+                <w:lang w:val="en-US"/>
+              </w:rPr>
+              <w:t>Giá trị lúc gọi: $a0 = 0x10010000 , $a1 = 0x00000004</w:t>
+            </w:r>
           </w:p>
           <w:p>
             <w:pPr>
               <w:spacing w:before="0" w:after="60" w:line="276" w:lineRule="auto"/>
               <w:rPr>
-                <w:rFonts w:ascii="Times New Roman" w:hAnsi="Times New Roman" w:eastAsia="Times New Roman" w:cs="Times New Roman"/>
-                <w:color w:val="FF0000"/>
+                <w:rFonts w:hint="default" w:cs="Times New Roman"/>
+                <w:color w:val="FF0000"/>
+                <w:lang w:val="en-US"/>
+              </w:rPr>
+            </w:pPr>
+            <w:r>
+              <w:rPr>
+                <w:rFonts w:hint="default" w:cs="Times New Roman"/>
+                <w:color w:val="FF0000"/>
+                <w:lang w:val="en-US"/>
+              </w:rPr>
+              <w:t>Giá trị trả về: $a0 = 0x10010010, $a1 = 0x00000000</w:t>
+            </w:r>
+          </w:p>
+          <w:p>
+            <w:pPr>
+              <w:spacing w:before="0" w:after="60" w:line="276" w:lineRule="auto"/>
+              <w:rPr>
+                <w:rFonts w:hint="default" w:cs="Times New Roman"/>
+                <w:color w:val="FF0000"/>
+                <w:lang w:val="en-US"/>
               </w:rPr>
             </w:pPr>
             <w:r>
@@ -13369,6 +13628,50 @@
                 <w:color w:val="FF0000"/>
               </w:rPr>
               <w:t xml:space="preserve"> </w:t>
+            </w:r>
+            <w:r>
+              <w:rPr>
+                <w:rFonts w:hint="default" w:cs="Times New Roman"/>
+                <w:color w:val="FF0000"/>
+                <w:lang w:val="en-US"/>
+              </w:rPr>
+              <w:t>- quy ước thanh ghi cho phép vì thay đổi giá trị ở $a0 với $a1 là bình thường</w:t>
+            </w:r>
+          </w:p>
+          <w:p>
+            <w:pPr>
+              <w:spacing w:before="0" w:after="60" w:line="276" w:lineRule="auto"/>
+              <w:rPr>
+                <w:rFonts w:hint="default" w:cs="Times New Roman"/>
+                <w:color w:val="FF0000"/>
+                <w:lang w:val="en-US"/>
+              </w:rPr>
+            </w:pPr>
+            <w:r>
+              <w:rPr>
+                <w:rFonts w:hint="default" w:cs="Times New Roman"/>
+                <w:color w:val="FF0000"/>
+                <w:lang w:val="en-US"/>
+              </w:rPr>
+              <w:t>- hệ quả: $a0 và $a1 thay đổi dẫn tới không thể tái sử dụng vì $a0 không còn chứa địa chỉ arr và $a1 không còn là độ dài mảng.</w:t>
+            </w:r>
+          </w:p>
+          <w:p>
+            <w:pPr>
+              <w:spacing w:before="0" w:after="60" w:line="276" w:lineRule="auto"/>
+              <w:rPr>
+                <w:rFonts w:hint="default" w:cs="Times New Roman"/>
+                <w:color w:val="FF0000"/>
+                <w:lang w:val="en-US"/>
+              </w:rPr>
+            </w:pPr>
+            <w:r>
+              <w:rPr>
+                <w:rFonts w:hint="default" w:cs="Times New Roman"/>
+                <w:color w:val="FF0000"/>
+                <w:lang w:val="en-US"/>
+              </w:rPr>
+              <w:t>- xử lý: lưu trước địa chỉ $a0 trước khi dùng, nạp lại địa chỉ $a0 sau khi dùng, sao chép sang thanh ghi tạm để dùng</w:t>
             </w:r>
           </w:p>
           <w:p>
@@ -14597,8 +14900,9 @@
               <w:spacing w:before="0" w:after="0" w:line="252" w:lineRule="auto"/>
               <w:jc w:val="left"/>
               <w:rPr>
-                <w:rFonts w:ascii="Times New Roman" w:hAnsi="Times New Roman" w:eastAsia="Times New Roman" w:cs="Times New Roman"/>
-                <w:color w:val="FF0000"/>
+                <w:rFonts w:hint="default" w:ascii="Times New Roman" w:hAnsi="Times New Roman" w:eastAsia="Times New Roman" w:cs="Times New Roman"/>
+                <w:color w:val="FF0000"/>
+                <w:lang w:val="en-US"/>
               </w:rPr>
             </w:pPr>
             <w:r>
@@ -14610,6 +14914,16 @@
               </w:rPr>
               <w:t xml:space="preserve"> </w:t>
             </w:r>
+            <w:r>
+              <w:rPr>
+                <w:rFonts w:hint="default" w:cs="Times New Roman"/>
+                <w:color w:val="FF0000"/>
+                <w:sz w:val="21"/>
+                <w:szCs w:val="21"/>
+                <w:lang w:val="en-US"/>
+              </w:rPr>
+              <w:t>0 / 10</w:t>
+            </w:r>
           </w:p>
         </w:tc>
         <w:tc>
@@ -14636,8 +14950,9 @@
               <w:spacing w:before="0" w:after="0" w:line="252" w:lineRule="auto"/>
               <w:jc w:val="left"/>
               <w:rPr>
-                <w:rFonts w:ascii="Times New Roman" w:hAnsi="Times New Roman" w:eastAsia="Times New Roman" w:cs="Times New Roman"/>
-                <w:color w:val="FF0000"/>
+                <w:rFonts w:hint="default" w:ascii="Times New Roman" w:hAnsi="Times New Roman" w:eastAsia="Times New Roman" w:cs="Times New Roman"/>
+                <w:color w:val="FF0000"/>
+                <w:lang w:val="en-US"/>
               </w:rPr>
             </w:pPr>
             <w:r>
@@ -14649,6 +14964,16 @@
               </w:rPr>
               <w:t xml:space="preserve"> </w:t>
             </w:r>
+            <w:r>
+              <w:rPr>
+                <w:rFonts w:hint="default" w:cs="Times New Roman"/>
+                <w:color w:val="FF0000"/>
+                <w:sz w:val="21"/>
+                <w:szCs w:val="21"/>
+                <w:lang w:val="en-US"/>
+              </w:rPr>
+              <w:t>2 5 3 2</w:t>
+            </w:r>
           </w:p>
         </w:tc>
         <w:tc>
@@ -14675,8 +15000,9 @@
               <w:spacing w:before="0" w:after="0" w:line="252" w:lineRule="auto"/>
               <w:jc w:val="left"/>
               <w:rPr>
-                <w:rFonts w:ascii="Times New Roman" w:hAnsi="Times New Roman" w:eastAsia="Times New Roman" w:cs="Times New Roman"/>
-                <w:color w:val="FF0000"/>
+                <w:rFonts w:hint="default" w:ascii="Times New Roman" w:hAnsi="Times New Roman" w:eastAsia="Times New Roman" w:cs="Times New Roman"/>
+                <w:color w:val="FF0000"/>
+                <w:lang w:val="en-US"/>
               </w:rPr>
             </w:pPr>
             <w:r>
@@ -14687,6 +15013,16 @@
                 <w:szCs w:val="21"/>
               </w:rPr>
               <w:t xml:space="preserve"> </w:t>
+            </w:r>
+            <w:r>
+              <w:rPr>
+                <w:rFonts w:hint="default" w:cs="Times New Roman"/>
+                <w:color w:val="FF0000"/>
+                <w:sz w:val="21"/>
+                <w:szCs w:val="21"/>
+                <w:lang w:val="en-US"/>
+              </w:rPr>
+              <w:t>2 5 3 2</w:t>
             </w:r>
           </w:p>
         </w:tc>
@@ -14768,8 +15104,9 @@
               <w:spacing w:before="0" w:after="0" w:line="252" w:lineRule="auto"/>
               <w:jc w:val="left"/>
               <w:rPr>
-                <w:rFonts w:ascii="Times New Roman" w:hAnsi="Times New Roman" w:eastAsia="Times New Roman" w:cs="Times New Roman"/>
-                <w:color w:val="FF0000"/>
+                <w:rFonts w:hint="default" w:ascii="Times New Roman" w:hAnsi="Times New Roman" w:eastAsia="Times New Roman" w:cs="Times New Roman"/>
+                <w:color w:val="FF0000"/>
+                <w:lang w:val="en-US"/>
               </w:rPr>
             </w:pPr>
             <w:r>
@@ -14781,6 +15118,16 @@
               </w:rPr>
               <w:t xml:space="preserve"> </w:t>
             </w:r>
+            <w:r>
+              <w:rPr>
+                <w:rFonts w:hint="default" w:cs="Times New Roman"/>
+                <w:color w:val="FF0000"/>
+                <w:sz w:val="21"/>
+                <w:szCs w:val="21"/>
+                <w:lang w:val="en-US"/>
+              </w:rPr>
+              <w:t>10 / 10</w:t>
+            </w:r>
           </w:p>
         </w:tc>
         <w:tc>
@@ -14807,8 +15154,9 @@
               <w:spacing w:before="0" w:after="0" w:line="252" w:lineRule="auto"/>
               <w:jc w:val="left"/>
               <w:rPr>
-                <w:rFonts w:ascii="Times New Roman" w:hAnsi="Times New Roman" w:eastAsia="Times New Roman" w:cs="Times New Roman"/>
-                <w:color w:val="FF0000"/>
+                <w:rFonts w:hint="default" w:ascii="Times New Roman" w:hAnsi="Times New Roman" w:eastAsia="Times New Roman" w:cs="Times New Roman"/>
+                <w:color w:val="FF0000"/>
+                <w:lang w:val="en-US"/>
               </w:rPr>
             </w:pPr>
             <w:r>
@@ -14820,6 +15168,16 @@
               </w:rPr>
               <w:t xml:space="preserve"> </w:t>
             </w:r>
+            <w:r>
+              <w:rPr>
+                <w:rFonts w:hint="default" w:cs="Times New Roman"/>
+                <w:color w:val="FF0000"/>
+                <w:sz w:val="21"/>
+                <w:szCs w:val="21"/>
+                <w:lang w:val="en-US"/>
+              </w:rPr>
+              <w:t>0 0 0 1</w:t>
+            </w:r>
           </w:p>
         </w:tc>
         <w:tc>
@@ -14846,8 +15204,9 @@
               <w:spacing w:before="0" w:after="0" w:line="252" w:lineRule="auto"/>
               <w:jc w:val="left"/>
               <w:rPr>
-                <w:rFonts w:ascii="Times New Roman" w:hAnsi="Times New Roman" w:eastAsia="Times New Roman" w:cs="Times New Roman"/>
-                <w:color w:val="FF0000"/>
+                <w:rFonts w:hint="default" w:ascii="Times New Roman" w:hAnsi="Times New Roman" w:eastAsia="Times New Roman" w:cs="Times New Roman"/>
+                <w:color w:val="FF0000"/>
+                <w:lang w:val="en-US"/>
               </w:rPr>
             </w:pPr>
             <w:r>
@@ -14858,6 +15217,16 @@
                 <w:szCs w:val="21"/>
               </w:rPr>
               <w:t xml:space="preserve"> </w:t>
+            </w:r>
+            <w:r>
+              <w:rPr>
+                <w:rFonts w:hint="default" w:cs="Times New Roman"/>
+                <w:color w:val="FF0000"/>
+                <w:sz w:val="21"/>
+                <w:szCs w:val="21"/>
+                <w:lang w:val="en-US"/>
+              </w:rPr>
+              <w:t>0 0 0 1</w:t>
             </w:r>
           </w:p>
         </w:tc>
@@ -14939,8 +15308,9 @@
               <w:spacing w:before="0" w:after="0" w:line="252" w:lineRule="auto"/>
               <w:jc w:val="left"/>
               <w:rPr>
-                <w:rFonts w:ascii="Times New Roman" w:hAnsi="Times New Roman" w:eastAsia="Times New Roman" w:cs="Times New Roman"/>
-                <w:color w:val="FF0000"/>
+                <w:rFonts w:hint="default" w:ascii="Times New Roman" w:hAnsi="Times New Roman" w:eastAsia="Times New Roman" w:cs="Times New Roman"/>
+                <w:color w:val="FF0000"/>
+                <w:lang w:val="en-US"/>
               </w:rPr>
             </w:pPr>
             <w:r>
@@ -14952,6 +15322,16 @@
               </w:rPr>
               <w:t xml:space="preserve"> </w:t>
             </w:r>
+            <w:r>
+              <w:rPr>
+                <w:rFonts w:hint="default" w:cs="Times New Roman"/>
+                <w:color w:val="FF0000"/>
+                <w:sz w:val="21"/>
+                <w:szCs w:val="21"/>
+                <w:lang w:val="en-US"/>
+              </w:rPr>
+              <w:t>4 / 4</w:t>
+            </w:r>
           </w:p>
         </w:tc>
         <w:tc>
@@ -14978,8 +15358,9 @@
               <w:spacing w:before="0" w:after="0" w:line="252" w:lineRule="auto"/>
               <w:jc w:val="left"/>
               <w:rPr>
-                <w:rFonts w:ascii="Times New Roman" w:hAnsi="Times New Roman" w:eastAsia="Times New Roman" w:cs="Times New Roman"/>
-                <w:color w:val="FF0000"/>
+                <w:rFonts w:hint="default" w:ascii="Times New Roman" w:hAnsi="Times New Roman" w:eastAsia="Times New Roman" w:cs="Times New Roman"/>
+                <w:color w:val="FF0000"/>
+                <w:lang w:val="en-US"/>
               </w:rPr>
             </w:pPr>
             <w:r>
@@ -14991,6 +15372,16 @@
               </w:rPr>
               <w:t xml:space="preserve"> </w:t>
             </w:r>
+            <w:r>
+              <w:rPr>
+                <w:rFonts w:hint="default" w:cs="Times New Roman"/>
+                <w:color w:val="FF0000"/>
+                <w:sz w:val="21"/>
+                <w:szCs w:val="21"/>
+                <w:lang w:val="en-US"/>
+              </w:rPr>
+              <w:t>0 5 0 0</w:t>
+            </w:r>
           </w:p>
         </w:tc>
         <w:tc>
@@ -15017,8 +15408,9 @@
               <w:spacing w:before="0" w:after="0" w:line="252" w:lineRule="auto"/>
               <w:jc w:val="left"/>
               <w:rPr>
-                <w:rFonts w:ascii="Times New Roman" w:hAnsi="Times New Roman" w:eastAsia="Times New Roman" w:cs="Times New Roman"/>
-                <w:color w:val="FF0000"/>
+                <w:rFonts w:hint="default" w:ascii="Times New Roman" w:hAnsi="Times New Roman" w:eastAsia="Times New Roman" w:cs="Times New Roman"/>
+                <w:color w:val="FF0000"/>
+                <w:lang w:val="en-US"/>
               </w:rPr>
             </w:pPr>
             <w:r>
@@ -15029,6 +15421,16 @@
                 <w:szCs w:val="21"/>
               </w:rPr>
               <w:t xml:space="preserve"> </w:t>
+            </w:r>
+            <w:r>
+              <w:rPr>
+                <w:rFonts w:hint="default" w:cs="Times New Roman"/>
+                <w:color w:val="FF0000"/>
+                <w:sz w:val="21"/>
+                <w:szCs w:val="21"/>
+                <w:lang w:val="en-US"/>
+              </w:rPr>
+              <w:t xml:space="preserve">0 5 0 0 </w:t>
             </w:r>
           </w:p>
         </w:tc>
@@ -15207,6 +15609,8 @@
               </w:rPr>
               <w:t xml:space="preserve"> </w:t>
             </w:r>
+            <w:bookmarkStart w:id="0" w:name="_GoBack"/>
+            <w:bookmarkEnd w:id="0"/>
           </w:p>
           <w:p>
             <w:pPr>
@@ -27474,7 +27878,7 @@
     <w:lsdException w:unhideWhenUsed="0" w:uiPriority="0" w:semiHidden="0" w:name="line number"/>
     <w:lsdException w:unhideWhenUsed="0" w:uiPriority="0" w:semiHidden="0" w:name="page number"/>
     <w:lsdException w:qFormat="1" w:uiPriority="99" w:name="endnote reference"/>
-    <w:lsdException w:uiPriority="99" w:name="endnote text"/>
+    <w:lsdException w:qFormat="1" w:uiPriority="99" w:name="endnote text"/>
     <w:lsdException w:unhideWhenUsed="0" w:uiPriority="0" w:semiHidden="0" w:name="table of authorities"/>
     <w:lsdException w:unhideWhenUsed="0" w:uiPriority="0" w:semiHidden="0" w:name="macro"/>
     <w:lsdException w:unhideWhenUsed="0" w:uiPriority="0" w:semiHidden="0" w:name="toa heading"/>
@@ -27534,7 +27938,7 @@
     <w:lsdException w:unhideWhenUsed="0" w:uiPriority="0" w:semiHidden="0" w:name="HTML Sample"/>
     <w:lsdException w:unhideWhenUsed="0" w:uiPriority="0" w:semiHidden="0" w:name="HTML Typewriter"/>
     <w:lsdException w:unhideWhenUsed="0" w:uiPriority="0" w:semiHidden="0" w:name="HTML Variable"/>
-    <w:lsdException w:unhideWhenUsed="0" w:uiPriority="0" w:name="Normal Table"/>
+    <w:lsdException w:qFormat="1" w:unhideWhenUsed="0" w:uiPriority="0" w:name="Normal Table"/>
     <w:lsdException w:unhideWhenUsed="0" w:uiPriority="0" w:semiHidden="0" w:name="annotation subject"/>
     <w:lsdException w:unhideWhenUsed="0" w:uiPriority="0" w:semiHidden="0" w:name="Table Simple 1"/>
     <w:lsdException w:unhideWhenUsed="0" w:uiPriority="0" w:semiHidden="0" w:name="Table Simple 2"/>
@@ -27774,6 +28178,7 @@
   <w:style w:type="table" w:default="1" w:styleId="9">
     <w:name w:val="Normal Table"/>
     <w:semiHidden/>
+    <w:qFormat/>
     <w:uiPriority w:val="0"/>
     <w:tblPr>
       <w:tblCellMar>
@@ -27800,6 +28205,7 @@
     <w:link w:val="18"/>
     <w:semiHidden/>
     <w:unhideWhenUsed/>
+    <w:qFormat/>
     <w:uiPriority w:val="99"/>
     <w:pPr>
       <w:spacing w:after="0" w:line="240" w:lineRule="auto"/>

--- a/mars_mips/lab2/CE119_LAB02_VMTN.docx
+++ b/mars_mips/lab2/CE119_LAB02_VMTN.docx
@@ -715,7 +715,7 @@
     </w:p>
     <w:p>
       <w:pPr>
-        <w:pStyle w:val="16"/>
+        <w:pStyle w:val="20"/>
         <w:numPr>
           <w:ilvl w:val="0"/>
           <w:numId w:val="1"/>
@@ -802,7 +802,7 @@
     </w:p>
     <w:p>
       <w:pPr>
-        <w:pStyle w:val="16"/>
+        <w:pStyle w:val="20"/>
         <w:numPr>
           <w:ilvl w:val="0"/>
           <w:numId w:val="1"/>
@@ -903,7 +903,7 @@
     </w:p>
     <w:p>
       <w:pPr>
-        <w:pStyle w:val="16"/>
+        <w:pStyle w:val="20"/>
         <w:numPr>
           <w:ilvl w:val="0"/>
           <w:numId w:val="1"/>
@@ -976,7 +976,7 @@
     </w:p>
     <w:p>
       <w:pPr>
-        <w:pStyle w:val="16"/>
+        <w:pStyle w:val="20"/>
         <w:numPr>
           <w:ilvl w:val="0"/>
           <w:numId w:val="1"/>
@@ -1007,7 +1007,7 @@
     </w:p>
     <w:p>
       <w:pPr>
-        <w:pStyle w:val="16"/>
+        <w:pStyle w:val="20"/>
         <w:numPr>
           <w:ilvl w:val="0"/>
           <w:numId w:val="1"/>
@@ -2433,7 +2433,7 @@
           </w:p>
           <w:p>
             <w:pPr>
-              <w:pStyle w:val="16"/>
+              <w:pStyle w:val="20"/>
               <w:numPr>
                 <w:ilvl w:val="0"/>
                 <w:numId w:val="1"/>
@@ -2472,7 +2472,7 @@
           </w:p>
           <w:p>
             <w:pPr>
-              <w:pStyle w:val="16"/>
+              <w:pStyle w:val="20"/>
               <w:numPr>
                 <w:ilvl w:val="0"/>
                 <w:numId w:val="1"/>
@@ -2517,7 +2517,7 @@
           </w:p>
           <w:p>
             <w:pPr>
-              <w:pStyle w:val="16"/>
+              <w:pStyle w:val="20"/>
               <w:numPr>
                 <w:ilvl w:val="0"/>
                 <w:numId w:val="1"/>
@@ -2534,7 +2534,7 @@
           </w:p>
           <w:p>
             <w:pPr>
-              <w:pStyle w:val="16"/>
+              <w:pStyle w:val="20"/>
               <w:numPr>
                 <w:ilvl w:val="0"/>
                 <w:numId w:val="1"/>
@@ -2565,7 +2565,7 @@
           </w:p>
           <w:p>
             <w:pPr>
-              <w:pStyle w:val="16"/>
+              <w:pStyle w:val="20"/>
               <w:numPr>
                 <w:ilvl w:val="0"/>
                 <w:numId w:val="1"/>
@@ -5011,7 +5011,7 @@
           </w:p>
           <w:p>
             <w:pPr>
-              <w:pStyle w:val="16"/>
+              <w:pStyle w:val="20"/>
               <w:numPr>
                 <w:ilvl w:val="0"/>
                 <w:numId w:val="1"/>
@@ -5050,7 +5050,7 @@
           </w:p>
           <w:p>
             <w:pPr>
-              <w:pStyle w:val="16"/>
+              <w:pStyle w:val="20"/>
               <w:numPr>
                 <w:ilvl w:val="0"/>
                 <w:numId w:val="1"/>
@@ -9502,12 +9502,6 @@
             <w:insideH w:val="single" w:color="auto" w:sz="4" w:space="0"/>
             <w:insideV w:val="single" w:color="auto" w:sz="4" w:space="0"/>
           </w:tblBorders>
-          <w:tblCellMar>
-            <w:top w:w="0" w:type="dxa"/>
-            <w:left w:w="10" w:type="dxa"/>
-            <w:bottom w:w="0" w:type="dxa"/>
-            <w:right w:w="10" w:type="dxa"/>
-          </w:tblCellMar>
         </w:tblPrEx>
         <w:tc>
           <w:tcPr>
@@ -9699,6 +9693,289 @@
           <w:szCs w:val="24"/>
         </w:rPr>
         <w:t>TN2 – THỦ TỤC VÀ MẢNG: THỐNG KÊ ĐIỂM (55 phút · 3,0 điểm)</w:t>
+      </w:r>
+    </w:p>
+    <w:tbl>
+      <w:tblPr>
+        <w:tblStyle w:val="9"/>
+        <w:tblW w:w="9638" w:type="dxa"/>
+        <w:tblInd w:w="0" w:type="dxa"/>
+        <w:tblBorders>
+          <w:top w:val="single" w:color="auto" w:sz="4" w:space="0"/>
+          <w:left w:val="single" w:color="auto" w:sz="4" w:space="0"/>
+          <w:bottom w:val="single" w:color="auto" w:sz="4" w:space="0"/>
+          <w:right w:val="single" w:color="auto" w:sz="4" w:space="0"/>
+          <w:insideH w:val="single" w:color="auto" w:sz="4" w:space="0"/>
+          <w:insideV w:val="single" w:color="auto" w:sz="4" w:space="0"/>
+        </w:tblBorders>
+        <w:tblLayout w:type="autofit"/>
+        <w:tblCellMar>
+          <w:top w:w="0" w:type="dxa"/>
+          <w:left w:w="10" w:type="dxa"/>
+          <w:bottom w:w="0" w:type="dxa"/>
+          <w:right w:w="10" w:type="dxa"/>
+        </w:tblCellMar>
+      </w:tblPr>
+      <w:tblGrid>
+        <w:gridCol w:w="9638"/>
+      </w:tblGrid>
+      <w:tr>
+        <w:tblPrEx>
+          <w:tblBorders>
+            <w:top w:val="single" w:color="auto" w:sz="4" w:space="0"/>
+            <w:left w:val="single" w:color="auto" w:sz="4" w:space="0"/>
+            <w:bottom w:val="single" w:color="auto" w:sz="4" w:space="0"/>
+            <w:right w:val="single" w:color="auto" w:sz="4" w:space="0"/>
+            <w:insideH w:val="single" w:color="auto" w:sz="4" w:space="0"/>
+            <w:insideV w:val="single" w:color="auto" w:sz="4" w:space="0"/>
+          </w:tblBorders>
+        </w:tblPrEx>
+        <w:tc>
+          <w:tcPr>
+            <w:tcW w:w="9638" w:type="dxa"/>
+            <w:tcBorders>
+              <w:top w:val="nil"/>
+              <w:left w:val="single" w:color="1F4E79" w:sz="24" w:space="0"/>
+              <w:bottom w:val="nil"/>
+              <w:right w:val="nil"/>
+            </w:tcBorders>
+            <w:shd w:val="clear" w:color="auto" w:fill="DEEAF6"/>
+            <w:tcMar>
+              <w:top w:w="60" w:type="dxa"/>
+              <w:left w:w="100" w:type="dxa"/>
+              <w:bottom w:w="60" w:type="dxa"/>
+              <w:right w:w="100" w:type="dxa"/>
+            </w:tcMar>
+            <w:vAlign w:val="top"/>
+          </w:tcPr>
+          <w:p>
+            <w:pPr>
+              <w:keepNext/>
+              <w:spacing w:before="0" w:after="40"/>
+            </w:pPr>
+            <w:r>
+              <w:rPr>
+                <w:rFonts w:ascii="Times New Roman" w:hAnsi="Times New Roman" w:eastAsia="Times New Roman" w:cs="Times New Roman"/>
+                <w:b/>
+                <w:bCs/>
+                <w:color w:val="1F4E79"/>
+              </w:rPr>
+              <w:t>Tình huống</w:t>
+            </w:r>
+          </w:p>
+          <w:p>
+            <w:pPr>
+              <w:spacing w:before="10" w:after="40" w:line="264" w:lineRule="auto"/>
+              <w:jc w:val="both"/>
+            </w:pPr>
+            <w:r>
+              <w:rPr>
+                <w:rFonts w:ascii="Times New Roman" w:hAnsi="Times New Roman" w:eastAsia="Times New Roman" w:cs="Times New Roman"/>
+              </w:rPr>
+              <w:t>Hệ thống quản lý lớp học cần thống kê mảng điểm nguyên (thang 0–10) trước khi xuất báo cáo: điểm thấp nhất, điểm cao nhất và số sinh viên trong từng nhóm xếp loại. Phần mềm được chia thành các thủ tục nhỏ, mỗi thủ tục làm một việc và có thể kiểm thử riêng. Trong thí nghiệm này, trước hết bạn làm quen với thủ tục qua hai ví dụ mẫu chạy được, sau đó tự viết hai thủ tục thống kê.</w:t>
+            </w:r>
+          </w:p>
+        </w:tc>
+      </w:tr>
+    </w:tbl>
+    <w:p>
+      <w:pPr>
+        <w:spacing w:before="0" w:after="100"/>
+      </w:pPr>
+    </w:p>
+    <w:p>
+      <w:pPr>
+        <w:keepNext/>
+        <w:spacing w:before="140" w:after="60"/>
+      </w:pPr>
+      <w:r>
+        <w:rPr>
+          <w:rFonts w:ascii="Times New Roman" w:hAnsi="Times New Roman" w:eastAsia="Times New Roman" w:cs="Times New Roman"/>
+          <w:b/>
+          <w:bCs/>
+          <w:color w:val="1F4E79"/>
+          <w:sz w:val="23"/>
+          <w:szCs w:val="23"/>
+        </w:rPr>
+        <w:t>A. Kiến thức nền: thủ tục</w:t>
+      </w:r>
+    </w:p>
+    <w:p>
+      <w:pPr>
+        <w:spacing w:before="40" w:after="80" w:line="276" w:lineRule="auto"/>
+        <w:jc w:val="both"/>
+      </w:pPr>
+      <w:r>
+        <w:rPr>
+          <w:rFonts w:ascii="Times New Roman" w:hAnsi="Times New Roman" w:eastAsia="Times New Roman" w:cs="Times New Roman"/>
+          <w:b/>
+          <w:bCs/>
+        </w:rPr>
+        <w:t>Thủ tục (procedure)</w:t>
+      </w:r>
+      <w:r>
+        <w:rPr>
+          <w:rFonts w:ascii="Times New Roman" w:hAnsi="Times New Roman" w:eastAsia="Times New Roman" w:cs="Times New Roman"/>
+        </w:rPr>
+        <w:t xml:space="preserve"> là một đoạn mã có tên (nhãn), được gọi từ nhiều nơi trong chương trình và khi chạy xong thì quay về đúng chỗ đã gọi. Dùng thủ tục giúp chia chương trình lớn thành các phần nhỏ, kiểm thử riêng từng phần và tái sử dụng.</w:t>
+      </w:r>
+    </w:p>
+    <w:p>
+      <w:pPr>
+        <w:spacing w:before="40" w:after="80" w:line="276" w:lineRule="auto"/>
+        <w:jc w:val="both"/>
+      </w:pPr>
+      <w:r>
+        <w:rPr>
+          <w:rFonts w:ascii="Times New Roman" w:hAnsi="Times New Roman" w:eastAsia="Times New Roman" w:cs="Times New Roman"/>
+        </w:rPr>
+        <w:t>Việc gọi và quay về do hai lệnh đảm nhiệm:</w:t>
+      </w:r>
+    </w:p>
+    <w:p>
+      <w:pPr>
+        <w:pStyle w:val="20"/>
+        <w:numPr>
+          <w:ilvl w:val="0"/>
+          <w:numId w:val="1"/>
+        </w:numPr>
+        <w:spacing w:before="20" w:after="40" w:line="270" w:lineRule="auto"/>
+        <w:jc w:val="both"/>
+      </w:pPr>
+      <w:r>
+        <w:rPr>
+          <w:rFonts w:ascii="Courier New" w:hAnsi="Courier New" w:eastAsia="Courier New" w:cs="Courier New"/>
+          <w:sz w:val="20"/>
+          <w:szCs w:val="20"/>
+        </w:rPr>
+        <w:t>jal nhãn</w:t>
+      </w:r>
+      <w:r>
+        <w:rPr>
+          <w:rFonts w:ascii="Times New Roman" w:hAnsi="Times New Roman" w:eastAsia="Times New Roman" w:cs="Times New Roman"/>
+        </w:rPr>
+        <w:t xml:space="preserve"> (jump and link): ghi địa chỉ của lệnh nằm </w:t>
+      </w:r>
+      <w:r>
+        <w:rPr>
+          <w:rFonts w:ascii="Times New Roman" w:hAnsi="Times New Roman" w:eastAsia="Times New Roman" w:cs="Times New Roman"/>
+          <w:b/>
+          <w:bCs/>
+        </w:rPr>
+        <w:t>ngay sau</w:t>
+      </w:r>
+      <w:r>
+        <w:rPr>
+          <w:rFonts w:ascii="Times New Roman" w:hAnsi="Times New Roman" w:eastAsia="Times New Roman" w:cs="Times New Roman"/>
+        </w:rPr>
+        <w:t xml:space="preserve"> </w:t>
+      </w:r>
+      <w:r>
+        <w:rPr>
+          <w:rFonts w:ascii="Courier New" w:hAnsi="Courier New" w:eastAsia="Courier New" w:cs="Courier New"/>
+          <w:sz w:val="20"/>
+          <w:szCs w:val="20"/>
+        </w:rPr>
+        <w:t>jal</w:t>
+      </w:r>
+      <w:r>
+        <w:rPr>
+          <w:rFonts w:ascii="Times New Roman" w:hAnsi="Times New Roman" w:eastAsia="Times New Roman" w:cs="Times New Roman"/>
+        </w:rPr>
+        <w:t xml:space="preserve"> vào thanh ghi </w:t>
+      </w:r>
+      <w:r>
+        <w:rPr>
+          <w:rFonts w:ascii="Courier New" w:hAnsi="Courier New" w:eastAsia="Courier New" w:cs="Courier New"/>
+          <w:sz w:val="20"/>
+          <w:szCs w:val="20"/>
+        </w:rPr>
+        <w:t>$ra</w:t>
+      </w:r>
+      <w:r>
+        <w:rPr>
+          <w:rFonts w:ascii="Times New Roman" w:hAnsi="Times New Roman" w:eastAsia="Times New Roman" w:cs="Times New Roman"/>
+        </w:rPr>
+        <w:t xml:space="preserve"> (return address), rồi nhảy đến </w:t>
+      </w:r>
+      <w:r>
+        <w:rPr>
+          <w:rFonts w:ascii="Courier New" w:hAnsi="Courier New" w:eastAsia="Courier New" w:cs="Courier New"/>
+          <w:sz w:val="20"/>
+          <w:szCs w:val="20"/>
+        </w:rPr>
+        <w:t>nhãn</w:t>
+      </w:r>
+      <w:r>
+        <w:rPr>
+          <w:rFonts w:ascii="Times New Roman" w:hAnsi="Times New Roman" w:eastAsia="Times New Roman" w:cs="Times New Roman"/>
+        </w:rPr>
+        <w:t>.</w:t>
+      </w:r>
+    </w:p>
+    <w:p>
+      <w:pPr>
+        <w:pStyle w:val="20"/>
+        <w:numPr>
+          <w:ilvl w:val="0"/>
+          <w:numId w:val="1"/>
+        </w:numPr>
+        <w:spacing w:before="20" w:after="40" w:line="270" w:lineRule="auto"/>
+        <w:jc w:val="both"/>
+      </w:pPr>
+      <w:r>
+        <w:rPr>
+          <w:rFonts w:ascii="Courier New" w:hAnsi="Courier New" w:eastAsia="Courier New" w:cs="Courier New"/>
+          <w:sz w:val="20"/>
+          <w:szCs w:val="20"/>
+        </w:rPr>
+        <w:t>jr $ra</w:t>
+      </w:r>
+      <w:r>
+        <w:rPr>
+          <w:rFonts w:ascii="Times New Roman" w:hAnsi="Times New Roman" w:eastAsia="Times New Roman" w:cs="Times New Roman"/>
+        </w:rPr>
+        <w:t xml:space="preserve"> (jump register): nhảy đến địa chỉ đang chứa trong </w:t>
+      </w:r>
+      <w:r>
+        <w:rPr>
+          <w:rFonts w:ascii="Courier New" w:hAnsi="Courier New" w:eastAsia="Courier New" w:cs="Courier New"/>
+          <w:sz w:val="20"/>
+          <w:szCs w:val="20"/>
+        </w:rPr>
+        <w:t>$ra</w:t>
+      </w:r>
+      <w:r>
+        <w:rPr>
+          <w:rFonts w:ascii="Times New Roman" w:hAnsi="Times New Roman" w:eastAsia="Times New Roman" w:cs="Times New Roman"/>
+        </w:rPr>
+        <w:t xml:space="preserve">, tức là quay về lệnh nằm ngay sau </w:t>
+      </w:r>
+      <w:r>
+        <w:rPr>
+          <w:rFonts w:ascii="Courier New" w:hAnsi="Courier New" w:eastAsia="Courier New" w:cs="Courier New"/>
+          <w:sz w:val="20"/>
+          <w:szCs w:val="20"/>
+        </w:rPr>
+        <w:t>jal</w:t>
+      </w:r>
+      <w:r>
+        <w:rPr>
+          <w:rFonts w:ascii="Times New Roman" w:hAnsi="Times New Roman" w:eastAsia="Times New Roman" w:cs="Times New Roman"/>
+        </w:rPr>
+        <w:t>.</w:t>
+      </w:r>
+    </w:p>
+    <w:p>
+      <w:pPr>
+        <w:spacing w:before="40" w:after="80" w:line="276" w:lineRule="auto"/>
+        <w:jc w:val="both"/>
+      </w:pPr>
+      <w:r>
+        <w:rPr>
+          <w:rFonts w:ascii="Times New Roman" w:hAnsi="Times New Roman" w:eastAsia="Times New Roman" w:cs="Times New Roman"/>
+        </w:rPr>
+        <w:t>Người gọi và thủ tục trao đổi dữ liệu qua thanh ghi theo một quy ước chung:</w:t>
       </w:r>
     </w:p>
     <w:tbl>
@@ -9772,301 +10049,12 @@
                 <w:bCs/>
                 <w:color w:val="1F4E79"/>
               </w:rPr>
-              <w:t>Tình huống</w:t>
-            </w:r>
-          </w:p>
-          <w:p>
-            <w:pPr>
-              <w:spacing w:before="10" w:after="40" w:line="264" w:lineRule="auto"/>
-              <w:jc w:val="both"/>
-            </w:pPr>
-            <w:r>
-              <w:rPr>
-                <w:rFonts w:ascii="Times New Roman" w:hAnsi="Times New Roman" w:eastAsia="Times New Roman" w:cs="Times New Roman"/>
-              </w:rPr>
-              <w:t>Hệ thống quản lý lớp học cần thống kê mảng điểm nguyên (thang 0–10) trước khi xuất báo cáo: điểm thấp nhất, điểm cao nhất và số sinh viên trong từng nhóm xếp loại. Phần mềm được chia thành các thủ tục nhỏ, mỗi thủ tục làm một việc và có thể kiểm thử riêng. Trong thí nghiệm này, trước hết bạn làm quen với thủ tục qua hai ví dụ mẫu chạy được, sau đó tự viết hai thủ tục thống kê.</w:t>
-            </w:r>
-          </w:p>
-        </w:tc>
-      </w:tr>
-    </w:tbl>
-    <w:p>
-      <w:pPr>
-        <w:spacing w:before="0" w:after="100"/>
-      </w:pPr>
-    </w:p>
-    <w:p>
-      <w:pPr>
-        <w:keepNext/>
-        <w:spacing w:before="140" w:after="60"/>
-      </w:pPr>
-      <w:r>
-        <w:rPr>
-          <w:rFonts w:ascii="Times New Roman" w:hAnsi="Times New Roman" w:eastAsia="Times New Roman" w:cs="Times New Roman"/>
-          <w:b/>
-          <w:bCs/>
-          <w:color w:val="1F4E79"/>
-          <w:sz w:val="23"/>
-          <w:szCs w:val="23"/>
-        </w:rPr>
-        <w:t>A. Kiến thức nền: thủ tục</w:t>
-      </w:r>
-    </w:p>
-    <w:p>
-      <w:pPr>
-        <w:spacing w:before="40" w:after="80" w:line="276" w:lineRule="auto"/>
-        <w:jc w:val="both"/>
-      </w:pPr>
-      <w:r>
-        <w:rPr>
-          <w:rFonts w:ascii="Times New Roman" w:hAnsi="Times New Roman" w:eastAsia="Times New Roman" w:cs="Times New Roman"/>
-          <w:b/>
-          <w:bCs/>
-        </w:rPr>
-        <w:t>Thủ tục (procedure)</w:t>
-      </w:r>
-      <w:r>
-        <w:rPr>
-          <w:rFonts w:ascii="Times New Roman" w:hAnsi="Times New Roman" w:eastAsia="Times New Roman" w:cs="Times New Roman"/>
-        </w:rPr>
-        <w:t xml:space="preserve"> là một đoạn mã có tên (nhãn), được gọi từ nhiều nơi trong chương trình và khi chạy xong thì quay về đúng chỗ đã gọi. Dùng thủ tục giúp chia chương trình lớn thành các phần nhỏ, kiểm thử riêng từng phần và tái sử dụng.</w:t>
-      </w:r>
-    </w:p>
-    <w:p>
-      <w:pPr>
-        <w:spacing w:before="40" w:after="80" w:line="276" w:lineRule="auto"/>
-        <w:jc w:val="both"/>
-      </w:pPr>
-      <w:r>
-        <w:rPr>
-          <w:rFonts w:ascii="Times New Roman" w:hAnsi="Times New Roman" w:eastAsia="Times New Roman" w:cs="Times New Roman"/>
-        </w:rPr>
-        <w:t>Việc gọi và quay về do hai lệnh đảm nhiệm:</w:t>
-      </w:r>
-    </w:p>
-    <w:p>
-      <w:pPr>
-        <w:pStyle w:val="16"/>
-        <w:numPr>
-          <w:ilvl w:val="0"/>
-          <w:numId w:val="1"/>
-        </w:numPr>
-        <w:spacing w:before="20" w:after="40" w:line="270" w:lineRule="auto"/>
-        <w:jc w:val="both"/>
-      </w:pPr>
-      <w:r>
-        <w:rPr>
-          <w:rFonts w:ascii="Courier New" w:hAnsi="Courier New" w:eastAsia="Courier New" w:cs="Courier New"/>
-          <w:sz w:val="20"/>
-          <w:szCs w:val="20"/>
-        </w:rPr>
-        <w:t>jal nhãn</w:t>
-      </w:r>
-      <w:r>
-        <w:rPr>
-          <w:rFonts w:ascii="Times New Roman" w:hAnsi="Times New Roman" w:eastAsia="Times New Roman" w:cs="Times New Roman"/>
-        </w:rPr>
-        <w:t xml:space="preserve"> (jump and link): ghi địa chỉ của lệnh nằm </w:t>
-      </w:r>
-      <w:r>
-        <w:rPr>
-          <w:rFonts w:ascii="Times New Roman" w:hAnsi="Times New Roman" w:eastAsia="Times New Roman" w:cs="Times New Roman"/>
-          <w:b/>
-          <w:bCs/>
-        </w:rPr>
-        <w:t>ngay sau</w:t>
-      </w:r>
-      <w:r>
-        <w:rPr>
-          <w:rFonts w:ascii="Times New Roman" w:hAnsi="Times New Roman" w:eastAsia="Times New Roman" w:cs="Times New Roman"/>
-        </w:rPr>
-        <w:t xml:space="preserve"> </w:t>
-      </w:r>
-      <w:r>
-        <w:rPr>
-          <w:rFonts w:ascii="Courier New" w:hAnsi="Courier New" w:eastAsia="Courier New" w:cs="Courier New"/>
-          <w:sz w:val="20"/>
-          <w:szCs w:val="20"/>
-        </w:rPr>
-        <w:t>jal</w:t>
-      </w:r>
-      <w:r>
-        <w:rPr>
-          <w:rFonts w:ascii="Times New Roman" w:hAnsi="Times New Roman" w:eastAsia="Times New Roman" w:cs="Times New Roman"/>
-        </w:rPr>
-        <w:t xml:space="preserve"> vào thanh ghi </w:t>
-      </w:r>
-      <w:r>
-        <w:rPr>
-          <w:rFonts w:ascii="Courier New" w:hAnsi="Courier New" w:eastAsia="Courier New" w:cs="Courier New"/>
-          <w:sz w:val="20"/>
-          <w:szCs w:val="20"/>
-        </w:rPr>
-        <w:t>$ra</w:t>
-      </w:r>
-      <w:r>
-        <w:rPr>
-          <w:rFonts w:ascii="Times New Roman" w:hAnsi="Times New Roman" w:eastAsia="Times New Roman" w:cs="Times New Roman"/>
-        </w:rPr>
-        <w:t xml:space="preserve"> (return address), rồi nhảy đến </w:t>
-      </w:r>
-      <w:r>
-        <w:rPr>
-          <w:rFonts w:ascii="Courier New" w:hAnsi="Courier New" w:eastAsia="Courier New" w:cs="Courier New"/>
-          <w:sz w:val="20"/>
-          <w:szCs w:val="20"/>
-        </w:rPr>
-        <w:t>nhãn</w:t>
-      </w:r>
-      <w:r>
-        <w:rPr>
-          <w:rFonts w:ascii="Times New Roman" w:hAnsi="Times New Roman" w:eastAsia="Times New Roman" w:cs="Times New Roman"/>
-        </w:rPr>
-        <w:t>.</w:t>
-      </w:r>
-    </w:p>
-    <w:p>
-      <w:pPr>
-        <w:pStyle w:val="16"/>
-        <w:numPr>
-          <w:ilvl w:val="0"/>
-          <w:numId w:val="1"/>
-        </w:numPr>
-        <w:spacing w:before="20" w:after="40" w:line="270" w:lineRule="auto"/>
-        <w:jc w:val="both"/>
-      </w:pPr>
-      <w:r>
-        <w:rPr>
-          <w:rFonts w:ascii="Courier New" w:hAnsi="Courier New" w:eastAsia="Courier New" w:cs="Courier New"/>
-          <w:sz w:val="20"/>
-          <w:szCs w:val="20"/>
-        </w:rPr>
-        <w:t>jr $ra</w:t>
-      </w:r>
-      <w:r>
-        <w:rPr>
-          <w:rFonts w:ascii="Times New Roman" w:hAnsi="Times New Roman" w:eastAsia="Times New Roman" w:cs="Times New Roman"/>
-        </w:rPr>
-        <w:t xml:space="preserve"> (jump register): nhảy đến địa chỉ đang chứa trong </w:t>
-      </w:r>
-      <w:r>
-        <w:rPr>
-          <w:rFonts w:ascii="Courier New" w:hAnsi="Courier New" w:eastAsia="Courier New" w:cs="Courier New"/>
-          <w:sz w:val="20"/>
-          <w:szCs w:val="20"/>
-        </w:rPr>
-        <w:t>$ra</w:t>
-      </w:r>
-      <w:r>
-        <w:rPr>
-          <w:rFonts w:ascii="Times New Roman" w:hAnsi="Times New Roman" w:eastAsia="Times New Roman" w:cs="Times New Roman"/>
-        </w:rPr>
-        <w:t xml:space="preserve">, tức là quay về lệnh nằm ngay sau </w:t>
-      </w:r>
-      <w:r>
-        <w:rPr>
-          <w:rFonts w:ascii="Courier New" w:hAnsi="Courier New" w:eastAsia="Courier New" w:cs="Courier New"/>
-          <w:sz w:val="20"/>
-          <w:szCs w:val="20"/>
-        </w:rPr>
-        <w:t>jal</w:t>
-      </w:r>
-      <w:r>
-        <w:rPr>
-          <w:rFonts w:ascii="Times New Roman" w:hAnsi="Times New Roman" w:eastAsia="Times New Roman" w:cs="Times New Roman"/>
-        </w:rPr>
-        <w:t>.</w:t>
-      </w:r>
-    </w:p>
-    <w:p>
-      <w:pPr>
-        <w:spacing w:before="40" w:after="80" w:line="276" w:lineRule="auto"/>
-        <w:jc w:val="both"/>
-      </w:pPr>
-      <w:r>
-        <w:rPr>
-          <w:rFonts w:ascii="Times New Roman" w:hAnsi="Times New Roman" w:eastAsia="Times New Roman" w:cs="Times New Roman"/>
-        </w:rPr>
-        <w:t>Người gọi và thủ tục trao đổi dữ liệu qua thanh ghi theo một quy ước chung:</w:t>
-      </w:r>
-    </w:p>
-    <w:tbl>
-      <w:tblPr>
-        <w:tblStyle w:val="9"/>
-        <w:tblW w:w="9638" w:type="dxa"/>
-        <w:tblInd w:w="0" w:type="dxa"/>
-        <w:tblBorders>
-          <w:top w:val="single" w:color="auto" w:sz="4" w:space="0"/>
-          <w:left w:val="single" w:color="auto" w:sz="4" w:space="0"/>
-          <w:bottom w:val="single" w:color="auto" w:sz="4" w:space="0"/>
-          <w:right w:val="single" w:color="auto" w:sz="4" w:space="0"/>
-          <w:insideH w:val="single" w:color="auto" w:sz="4" w:space="0"/>
-          <w:insideV w:val="single" w:color="auto" w:sz="4" w:space="0"/>
-        </w:tblBorders>
-        <w:tblLayout w:type="autofit"/>
-        <w:tblCellMar>
-          <w:top w:w="0" w:type="dxa"/>
-          <w:left w:w="10" w:type="dxa"/>
-          <w:bottom w:w="0" w:type="dxa"/>
-          <w:right w:w="10" w:type="dxa"/>
-        </w:tblCellMar>
-      </w:tblPr>
-      <w:tblGrid>
-        <w:gridCol w:w="9638"/>
-      </w:tblGrid>
-      <w:tr>
-        <w:tblPrEx>
-          <w:tblBorders>
-            <w:top w:val="single" w:color="auto" w:sz="4" w:space="0"/>
-            <w:left w:val="single" w:color="auto" w:sz="4" w:space="0"/>
-            <w:bottom w:val="single" w:color="auto" w:sz="4" w:space="0"/>
-            <w:right w:val="single" w:color="auto" w:sz="4" w:space="0"/>
-            <w:insideH w:val="single" w:color="auto" w:sz="4" w:space="0"/>
-            <w:insideV w:val="single" w:color="auto" w:sz="4" w:space="0"/>
-          </w:tblBorders>
-          <w:tblCellMar>
-            <w:top w:w="0" w:type="dxa"/>
-            <w:left w:w="10" w:type="dxa"/>
-            <w:bottom w:w="0" w:type="dxa"/>
-            <w:right w:w="10" w:type="dxa"/>
-          </w:tblCellMar>
-        </w:tblPrEx>
-        <w:tc>
-          <w:tcPr>
-            <w:tcW w:w="9638" w:type="dxa"/>
-            <w:tcBorders>
-              <w:top w:val="nil"/>
-              <w:left w:val="single" w:color="1F4E79" w:sz="24" w:space="0"/>
-              <w:bottom w:val="nil"/>
-              <w:right w:val="nil"/>
-            </w:tcBorders>
-            <w:shd w:val="clear" w:color="auto" w:fill="DEEAF6"/>
-            <w:tcMar>
-              <w:top w:w="60" w:type="dxa"/>
-              <w:left w:w="100" w:type="dxa"/>
-              <w:bottom w:w="60" w:type="dxa"/>
-              <w:right w:w="100" w:type="dxa"/>
-            </w:tcMar>
-            <w:vAlign w:val="top"/>
-          </w:tcPr>
-          <w:p>
-            <w:pPr>
-              <w:keepNext/>
-              <w:spacing w:before="0" w:after="40"/>
-            </w:pPr>
-            <w:r>
-              <w:rPr>
-                <w:rFonts w:ascii="Times New Roman" w:hAnsi="Times New Roman" w:eastAsia="Times New Roman" w:cs="Times New Roman"/>
-                <w:b/>
-                <w:bCs/>
-                <w:color w:val="1F4E79"/>
-              </w:rPr>
               <w:t>Quy ước thanh ghi khi gọi thủ tục</w:t>
             </w:r>
           </w:p>
           <w:p>
             <w:pPr>
-              <w:pStyle w:val="16"/>
+              <w:pStyle w:val="20"/>
               <w:numPr>
                 <w:ilvl w:val="0"/>
                 <w:numId w:val="1"/>
@@ -10105,7 +10093,7 @@
           </w:p>
           <w:p>
             <w:pPr>
-              <w:pStyle w:val="16"/>
+              <w:pStyle w:val="20"/>
               <w:numPr>
                 <w:ilvl w:val="0"/>
                 <w:numId w:val="1"/>
@@ -10186,7 +10174,7 @@
           </w:p>
           <w:p>
             <w:pPr>
-              <w:pStyle w:val="16"/>
+              <w:pStyle w:val="20"/>
               <w:numPr>
                 <w:ilvl w:val="0"/>
                 <w:numId w:val="1"/>
@@ -10239,7 +10227,7 @@
           </w:p>
           <w:p>
             <w:pPr>
-              <w:pStyle w:val="16"/>
+              <w:pStyle w:val="20"/>
               <w:numPr>
                 <w:ilvl w:val="0"/>
                 <w:numId w:val="1"/>
@@ -10320,7 +10308,7 @@
           </w:p>
           <w:p>
             <w:pPr>
-              <w:pStyle w:val="16"/>
+              <w:pStyle w:val="20"/>
               <w:numPr>
                 <w:ilvl w:val="0"/>
                 <w:numId w:val="1"/>
@@ -14520,12 +14508,6 @@
             <w:insideH w:val="single" w:color="auto" w:sz="4" w:space="0"/>
             <w:insideV w:val="single" w:color="auto" w:sz="4" w:space="0"/>
           </w:tblBorders>
-          <w:tblCellMar>
-            <w:top w:w="0" w:type="dxa"/>
-            <w:left w:w="10" w:type="dxa"/>
-            <w:bottom w:w="0" w:type="dxa"/>
-            <w:right w:w="10" w:type="dxa"/>
-          </w:tblCellMar>
         </w:tblPrEx>
         <w:trPr>
           <w:cantSplit/>
@@ -14667,12 +14649,6 @@
             <w:insideH w:val="single" w:color="auto" w:sz="4" w:space="0"/>
             <w:insideV w:val="single" w:color="auto" w:sz="4" w:space="0"/>
           </w:tblBorders>
-          <w:tblCellMar>
-            <w:top w:w="0" w:type="dxa"/>
-            <w:left w:w="10" w:type="dxa"/>
-            <w:bottom w:w="0" w:type="dxa"/>
-            <w:right w:w="10" w:type="dxa"/>
-          </w:tblCellMar>
         </w:tblPrEx>
         <w:trPr>
           <w:cantSplit/>
@@ -15000,6 +14976,30 @@
               <w:spacing w:before="0" w:after="0" w:line="252" w:lineRule="auto"/>
               <w:jc w:val="left"/>
               <w:rPr>
+                <w:rFonts w:hint="default" w:cs="Times New Roman"/>
+                <w:color w:val="FF0000"/>
+                <w:sz w:val="21"/>
+                <w:szCs w:val="21"/>
+                <w:lang w:val="en-US"/>
+              </w:rPr>
+            </w:pPr>
+            <w:r>
+              <w:rPr>
+                <w:rFonts w:hint="default" w:cs="Times New Roman"/>
+                <w:color w:val="FF0000"/>
+                <w:sz w:val="21"/>
+                <w:szCs w:val="21"/>
+                <w:lang w:val="en-US"/>
+              </w:rPr>
+              <w:t>min=0 max=10</w:t>
+            </w:r>
+          </w:p>
+          <w:p>
+            <w:pPr>
+              <w:keepNext/>
+              <w:spacing w:before="0" w:after="0" w:line="252" w:lineRule="auto"/>
+              <w:jc w:val="left"/>
+              <w:rPr>
                 <w:rFonts w:hint="default" w:ascii="Times New Roman" w:hAnsi="Times New Roman" w:eastAsia="Times New Roman" w:cs="Times New Roman"/>
                 <w:color w:val="FF0000"/>
                 <w:lang w:val="en-US"/>
@@ -15007,22 +15007,13 @@
             </w:pPr>
             <w:r>
               <w:rPr>
-                <w:rFonts w:ascii="Times New Roman" w:hAnsi="Times New Roman" w:eastAsia="Times New Roman" w:cs="Times New Roman"/>
-                <w:color w:val="FF0000"/>
-                <w:sz w:val="21"/>
-                <w:szCs w:val="21"/>
-              </w:rPr>
-              <w:t xml:space="preserve"> </w:t>
-            </w:r>
-            <w:r>
-              <w:rPr>
                 <w:rFonts w:hint="default" w:cs="Times New Roman"/>
                 <w:color w:val="FF0000"/>
                 <w:sz w:val="21"/>
                 <w:szCs w:val="21"/>
                 <w:lang w:val="en-US"/>
               </w:rPr>
-              <w:t>2 5 3 2</w:t>
+              <w:t>g0=2 g1=5 g2=3 g3=2</w:t>
             </w:r>
           </w:p>
         </w:tc>
@@ -15206,17 +15197,19 @@
               <w:rPr>
                 <w:rFonts w:hint="default" w:ascii="Times New Roman" w:hAnsi="Times New Roman" w:eastAsia="Times New Roman" w:cs="Times New Roman"/>
                 <w:color w:val="FF0000"/>
+                <w:sz w:val="21"/>
+                <w:szCs w:val="21"/>
                 <w:lang w:val="en-US"/>
               </w:rPr>
             </w:pPr>
             <w:r>
               <w:rPr>
-                <w:rFonts w:ascii="Times New Roman" w:hAnsi="Times New Roman" w:eastAsia="Times New Roman" w:cs="Times New Roman"/>
-                <w:color w:val="FF0000"/>
-                <w:sz w:val="21"/>
-                <w:szCs w:val="21"/>
-              </w:rPr>
-              <w:t xml:space="preserve"> </w:t>
+                <w:rFonts w:hint="default" w:ascii="Times New Roman" w:hAnsi="Times New Roman" w:eastAsia="Times New Roman" w:cs="Times New Roman"/>
+                <w:color w:val="FF0000"/>
+                <w:sz w:val="21"/>
+                <w:szCs w:val="21"/>
+              </w:rPr>
+              <w:t>min=0 max=</w:t>
             </w:r>
             <w:r>
               <w:rPr>
@@ -15226,7 +15219,95 @@
                 <w:szCs w:val="21"/>
                 <w:lang w:val="en-US"/>
               </w:rPr>
-              <w:t>0 0 0 1</w:t>
+              <w:t>0</w:t>
+            </w:r>
+          </w:p>
+          <w:p>
+            <w:pPr>
+              <w:keepNext/>
+              <w:spacing w:before="0" w:after="0" w:line="252" w:lineRule="auto"/>
+              <w:jc w:val="left"/>
+              <w:rPr>
+                <w:rFonts w:hint="default" w:ascii="Times New Roman" w:hAnsi="Times New Roman" w:eastAsia="Times New Roman" w:cs="Times New Roman"/>
+                <w:color w:val="FF0000"/>
+                <w:lang w:val="en-US"/>
+              </w:rPr>
+            </w:pPr>
+            <w:r>
+              <w:rPr>
+                <w:rFonts w:hint="default" w:ascii="Times New Roman" w:hAnsi="Times New Roman" w:eastAsia="Times New Roman" w:cs="Times New Roman"/>
+                <w:color w:val="FF0000"/>
+                <w:sz w:val="21"/>
+                <w:szCs w:val="21"/>
+              </w:rPr>
+              <w:t>g0=</w:t>
+            </w:r>
+            <w:r>
+              <w:rPr>
+                <w:rFonts w:hint="default" w:cs="Times New Roman"/>
+                <w:color w:val="FF0000"/>
+                <w:sz w:val="21"/>
+                <w:szCs w:val="21"/>
+                <w:lang w:val="en-US"/>
+              </w:rPr>
+              <w:t>0</w:t>
+            </w:r>
+            <w:r>
+              <w:rPr>
+                <w:rFonts w:hint="default" w:ascii="Times New Roman" w:hAnsi="Times New Roman" w:eastAsia="Times New Roman" w:cs="Times New Roman"/>
+                <w:color w:val="FF0000"/>
+                <w:sz w:val="21"/>
+                <w:szCs w:val="21"/>
+              </w:rPr>
+              <w:t xml:space="preserve"> g1=</w:t>
+            </w:r>
+            <w:r>
+              <w:rPr>
+                <w:rFonts w:hint="default" w:cs="Times New Roman"/>
+                <w:color w:val="FF0000"/>
+                <w:sz w:val="21"/>
+                <w:szCs w:val="21"/>
+                <w:lang w:val="en-US"/>
+              </w:rPr>
+              <w:t>0</w:t>
+            </w:r>
+            <w:r>
+              <w:rPr>
+                <w:rFonts w:hint="default" w:ascii="Times New Roman" w:hAnsi="Times New Roman" w:eastAsia="Times New Roman" w:cs="Times New Roman"/>
+                <w:color w:val="FF0000"/>
+                <w:sz w:val="21"/>
+                <w:szCs w:val="21"/>
+              </w:rPr>
+              <w:t xml:space="preserve"> g2=</w:t>
+            </w:r>
+            <w:r>
+              <w:rPr>
+                <w:rFonts w:hint="default" w:cs="Times New Roman"/>
+                <w:color w:val="FF0000"/>
+                <w:sz w:val="21"/>
+                <w:szCs w:val="21"/>
+                <w:lang w:val="en-US"/>
+              </w:rPr>
+              <w:t>0</w:t>
+            </w:r>
+            <w:r>
+              <w:rPr>
+                <w:rFonts w:hint="default" w:ascii="Times New Roman" w:hAnsi="Times New Roman" w:eastAsia="Times New Roman" w:cs="Times New Roman"/>
+                <w:color w:val="FF0000"/>
+                <w:sz w:val="21"/>
+                <w:szCs w:val="21"/>
+              </w:rPr>
+              <w:t xml:space="preserve"> g3=</w:t>
+            </w:r>
+            <w:r>
+              <w:rPr>
+                <w:rFonts w:hint="default" w:cs="Times New Roman"/>
+                <w:color w:val="FF0000"/>
+                <w:sz w:val="21"/>
+                <w:szCs w:val="21"/>
+                <w:lang w:val="en-US"/>
+              </w:rPr>
+              <w:t>1</w:t>
             </w:r>
           </w:p>
         </w:tc>
@@ -15410,17 +15491,19 @@
               <w:rPr>
                 <w:rFonts w:hint="default" w:ascii="Times New Roman" w:hAnsi="Times New Roman" w:eastAsia="Times New Roman" w:cs="Times New Roman"/>
                 <w:color w:val="FF0000"/>
+                <w:sz w:val="21"/>
+                <w:szCs w:val="21"/>
                 <w:lang w:val="en-US"/>
               </w:rPr>
             </w:pPr>
             <w:r>
               <w:rPr>
-                <w:rFonts w:ascii="Times New Roman" w:hAnsi="Times New Roman" w:eastAsia="Times New Roman" w:cs="Times New Roman"/>
-                <w:color w:val="FF0000"/>
-                <w:sz w:val="21"/>
-                <w:szCs w:val="21"/>
-              </w:rPr>
-              <w:t xml:space="preserve"> </w:t>
+                <w:rFonts w:hint="default" w:ascii="Times New Roman" w:hAnsi="Times New Roman" w:eastAsia="Times New Roman" w:cs="Times New Roman"/>
+                <w:color w:val="FF0000"/>
+                <w:sz w:val="21"/>
+                <w:szCs w:val="21"/>
+              </w:rPr>
+              <w:t>min=</w:t>
             </w:r>
             <w:r>
               <w:rPr>
@@ -15430,7 +15513,95 @@
                 <w:szCs w:val="21"/>
                 <w:lang w:val="en-US"/>
               </w:rPr>
-              <w:t xml:space="preserve">0 5 0 0 </w:t>
+              <w:t>4</w:t>
+            </w:r>
+            <w:r>
+              <w:rPr>
+                <w:rFonts w:hint="default" w:ascii="Times New Roman" w:hAnsi="Times New Roman" w:eastAsia="Times New Roman" w:cs="Times New Roman"/>
+                <w:color w:val="FF0000"/>
+                <w:sz w:val="21"/>
+                <w:szCs w:val="21"/>
+              </w:rPr>
+              <w:t xml:space="preserve"> max=</w:t>
+            </w:r>
+            <w:r>
+              <w:rPr>
+                <w:rFonts w:hint="default" w:cs="Times New Roman"/>
+                <w:color w:val="FF0000"/>
+                <w:sz w:val="21"/>
+                <w:szCs w:val="21"/>
+                <w:lang w:val="en-US"/>
+              </w:rPr>
+              <w:t>4</w:t>
+            </w:r>
+          </w:p>
+          <w:p>
+            <w:pPr>
+              <w:keepNext w:val="0"/>
+              <w:spacing w:before="0" w:after="0" w:line="252" w:lineRule="auto"/>
+              <w:jc w:val="left"/>
+              <w:rPr>
+                <w:rFonts w:hint="default" w:ascii="Times New Roman" w:hAnsi="Times New Roman" w:eastAsia="Times New Roman" w:cs="Times New Roman"/>
+                <w:color w:val="FF0000"/>
+                <w:lang w:val="en-US"/>
+              </w:rPr>
+            </w:pPr>
+            <w:r>
+              <w:rPr>
+                <w:rFonts w:hint="default" w:ascii="Times New Roman" w:hAnsi="Times New Roman" w:eastAsia="Times New Roman" w:cs="Times New Roman"/>
+                <w:color w:val="FF0000"/>
+                <w:sz w:val="21"/>
+                <w:szCs w:val="21"/>
+              </w:rPr>
+              <w:t>g0=</w:t>
+            </w:r>
+            <w:r>
+              <w:rPr>
+                <w:rFonts w:hint="default" w:cs="Times New Roman"/>
+                <w:color w:val="FF0000"/>
+                <w:sz w:val="21"/>
+                <w:szCs w:val="21"/>
+                <w:lang w:val="en-US"/>
+              </w:rPr>
+              <w:t>0</w:t>
+            </w:r>
+            <w:r>
+              <w:rPr>
+                <w:rFonts w:hint="default" w:ascii="Times New Roman" w:hAnsi="Times New Roman" w:eastAsia="Times New Roman" w:cs="Times New Roman"/>
+                <w:color w:val="FF0000"/>
+                <w:sz w:val="21"/>
+                <w:szCs w:val="21"/>
+              </w:rPr>
+              <w:t xml:space="preserve"> g1=5 g2=</w:t>
+            </w:r>
+            <w:r>
+              <w:rPr>
+                <w:rFonts w:hint="default" w:cs="Times New Roman"/>
+                <w:color w:val="FF0000"/>
+                <w:sz w:val="21"/>
+                <w:szCs w:val="21"/>
+                <w:lang w:val="en-US"/>
+              </w:rPr>
+              <w:t>0</w:t>
+            </w:r>
+            <w:r>
+              <w:rPr>
+                <w:rFonts w:hint="default" w:ascii="Times New Roman" w:hAnsi="Times New Roman" w:eastAsia="Times New Roman" w:cs="Times New Roman"/>
+                <w:color w:val="FF0000"/>
+                <w:sz w:val="21"/>
+                <w:szCs w:val="21"/>
+              </w:rPr>
+              <w:t xml:space="preserve"> g3=</w:t>
+            </w:r>
+            <w:r>
+              <w:rPr>
+                <w:rFonts w:hint="default" w:cs="Times New Roman"/>
+                <w:color w:val="FF0000"/>
+                <w:sz w:val="21"/>
+                <w:szCs w:val="21"/>
+                <w:lang w:val="en-US"/>
+              </w:rPr>
+              <w:t>0</w:t>
             </w:r>
           </w:p>
         </w:tc>
@@ -15598,8 +15769,9 @@
             <w:pPr>
               <w:spacing w:before="0" w:after="60" w:line="276" w:lineRule="auto"/>
               <w:rPr>
-                <w:rFonts w:ascii="Times New Roman" w:hAnsi="Times New Roman" w:eastAsia="Times New Roman" w:cs="Times New Roman"/>
-                <w:color w:val="FF0000"/>
+                <w:rFonts w:hint="default" w:cs="Times New Roman"/>
+                <w:color w:val="FF0000"/>
+                <w:lang w:val="en-US"/>
               </w:rPr>
             </w:pPr>
             <w:r>
@@ -15609,8 +15781,50 @@
               </w:rPr>
               <w:t xml:space="preserve"> </w:t>
             </w:r>
-            <w:bookmarkStart w:id="0" w:name="_GoBack"/>
-            <w:bookmarkEnd w:id="0"/>
+            <w:r>
+              <w:rPr>
+                <w:rFonts w:hint="default" w:cs="Times New Roman"/>
+                <w:color w:val="FF0000"/>
+                <w:lang w:val="en-US"/>
+              </w:rPr>
+              <w:t>- không trông ậy vào giá trị $a0-$a3 được vì nó là thanh ghi tham số và không được bảo toàn, chúng có thể bị thay đổi.</w:t>
+            </w:r>
+          </w:p>
+          <w:p>
+            <w:pPr>
+              <w:spacing w:before="0" w:after="60" w:line="276" w:lineRule="auto"/>
+              <w:rPr>
+                <w:rFonts w:hint="default" w:cs="Times New Roman"/>
+                <w:color w:val="FF0000"/>
+                <w:lang w:val="en-US"/>
+              </w:rPr>
+            </w:pPr>
+            <w:r>
+              <w:rPr>
+                <w:rFonts w:hint="default" w:cs="Times New Roman"/>
+                <w:color w:val="FF0000"/>
+                <w:lang w:val="en-US"/>
+              </w:rPr>
+              <w:t>- thanh ghi bị thay đổi là các thanh ghi $t vì trong bài em dùng các thanh ghi đó để sll, add hoặc lw, còn thanh ghi $a em chỉ dùng để bị đọc, chứ không bị chép hoặc ghi. Em hoàn toán có thể thay đổi giá trị thanh ghi $a mà ko cần chép vào thanh ghi $t.</w:t>
+            </w:r>
+          </w:p>
+          <w:p>
+            <w:pPr>
+              <w:spacing w:before="0" w:after="60" w:line="276" w:lineRule="auto"/>
+              <w:rPr>
+                <w:rFonts w:hint="default" w:cs="Times New Roman"/>
+                <w:color w:val="FF0000"/>
+                <w:lang w:val="en-US"/>
+              </w:rPr>
+            </w:pPr>
+            <w:r>
+              <w:rPr>
+                <w:rFonts w:hint="default" w:cs="Times New Roman"/>
+                <w:color w:val="FF0000"/>
+                <w:lang w:val="en-US"/>
+              </w:rPr>
+              <w:t>- trong stats và histogram không có lên jal nên không có $ra, $ra chỉ xuất hiện sau lênh jal trong main, lưu $ra trong stats và histogram là không cần thiết vì nó không cần thêm thủ tục lá.</w:t>
+            </w:r>
           </w:p>
           <w:p>
             <w:pPr>
@@ -15749,8 +15963,9 @@
             <w:pPr>
               <w:spacing w:before="0" w:after="60" w:line="276" w:lineRule="auto"/>
               <w:rPr>
-                <w:rFonts w:ascii="Times New Roman" w:hAnsi="Times New Roman" w:eastAsia="Times New Roman" w:cs="Times New Roman"/>
-                <w:color w:val="FF0000"/>
+                <w:rFonts w:hint="default" w:cs="Times New Roman"/>
+                <w:color w:val="FF0000"/>
+                <w:lang w:val="en-US"/>
               </w:rPr>
             </w:pPr>
             <w:r>
@@ -15759,6 +15974,86 @@
                 <w:color w:val="FF0000"/>
               </w:rPr>
               <w:t xml:space="preserve"> </w:t>
+            </w:r>
+            <w:r>
+              <w:rPr>
+                <w:rFonts w:hint="default" w:cs="Times New Roman"/>
+                <w:color w:val="FF0000"/>
+                <w:lang w:val="en-US"/>
+              </w:rPr>
+              <w:t>- số lệnh thực thi: 13</w:t>
+            </w:r>
+          </w:p>
+          <w:p>
+            <w:pPr>
+              <w:spacing w:before="0" w:after="60" w:line="276" w:lineRule="auto"/>
+              <w:rPr>
+                <w:rFonts w:hint="default" w:cs="Times New Roman"/>
+                <w:color w:val="FF0000"/>
+                <w:lang w:val="en-US"/>
+              </w:rPr>
+            </w:pPr>
+            <w:r>
+              <w:rPr>
+                <w:rFonts w:hint="default" w:cs="Times New Roman"/>
+                <w:color w:val="FF0000"/>
+                <w:lang w:val="en-US"/>
+              </w:rPr>
+              <w:t xml:space="preserve">- lệnh chuyển chỉ số phần tử thành offset byte là </w:t>
+            </w:r>
+          </w:p>
+          <w:p>
+            <w:pPr>
+              <w:spacing w:before="0" w:after="60" w:line="276" w:lineRule="auto"/>
+              <w:rPr>
+                <w:rFonts w:hint="default" w:cs="Times New Roman"/>
+                <w:color w:val="FF0000"/>
+                <w:lang w:val="en-US"/>
+              </w:rPr>
+            </w:pPr>
+            <w:r>
+              <w:rPr>
+                <w:rFonts w:hint="default" w:cs="Times New Roman"/>
+                <w:color w:val="FF0000"/>
+                <w:lang w:val="en-US"/>
+              </w:rPr>
+              <w:t>sll $t1, $t0, 2</w:t>
+            </w:r>
+          </w:p>
+          <w:p>
+            <w:pPr>
+              <w:spacing w:before="0" w:after="60" w:line="276" w:lineRule="auto"/>
+              <w:rPr>
+                <w:rFonts w:hint="default" w:cs="Times New Roman"/>
+                <w:color w:val="FF0000"/>
+                <w:lang w:val="en-US"/>
+              </w:rPr>
+            </w:pPr>
+            <w:r>
+              <w:rPr>
+                <w:rFonts w:hint="default" w:cs="Times New Roman"/>
+                <w:color w:val="FF0000"/>
+                <w:lang w:val="en-US"/>
+              </w:rPr>
+              <w:t>Sll $t5, $t4, 2</w:t>
+            </w:r>
+          </w:p>
+          <w:p>
+            <w:pPr>
+              <w:spacing w:before="0" w:after="60" w:line="276" w:lineRule="auto"/>
+              <w:rPr>
+                <w:rFonts w:hint="default" w:cs="Times New Roman"/>
+                <w:color w:val="FF0000"/>
+                <w:lang w:val="en-US"/>
+              </w:rPr>
+            </w:pPr>
+            <w:r>
+              <w:rPr>
+                <w:rFonts w:hint="default" w:cs="Times New Roman"/>
+                <w:color w:val="FF0000"/>
+                <w:lang w:val="en-US"/>
+              </w:rPr>
+              <w:t>- truy cập grade_tab không cần lệnh tương tự vì 1 phần tử của nó là 1 byte nên nó không cần tính offset = i * 4 vì 1 word bằng 4 byte nên khi chuyển 1 mảng .word ta cần đổi sang byte nên cần tính offset, bản chất grade_tab là mảng .byte sẵn nên chỉ cần add sau đó lbu là được</w:t>
             </w:r>
           </w:p>
           <w:p>
@@ -15916,32 +16211,156 @@
             <w:pPr>
               <w:spacing w:before="0" w:after="60" w:line="276" w:lineRule="auto"/>
               <w:rPr>
-                <w:rFonts w:ascii="Times New Roman" w:hAnsi="Times New Roman" w:eastAsia="Times New Roman" w:cs="Times New Roman"/>
-                <w:color w:val="FF0000"/>
-              </w:rPr>
-            </w:pPr>
-            <w:r>
-              <w:rPr>
-                <w:rFonts w:ascii="Times New Roman" w:hAnsi="Times New Roman" w:eastAsia="Times New Roman" w:cs="Times New Roman"/>
-                <w:color w:val="FF0000"/>
-              </w:rPr>
-              <w:t xml:space="preserve"> </w:t>
-            </w:r>
-          </w:p>
-          <w:p>
-            <w:pPr>
-              <w:spacing w:before="0" w:after="60" w:line="276" w:lineRule="auto"/>
-              <w:rPr>
-                <w:rFonts w:ascii="Times New Roman" w:hAnsi="Times New Roman" w:eastAsia="Times New Roman" w:cs="Times New Roman"/>
-                <w:color w:val="FF0000"/>
-              </w:rPr>
-            </w:pPr>
-            <w:r>
-              <w:rPr>
-                <w:rFonts w:ascii="Times New Roman" w:hAnsi="Times New Roman" w:eastAsia="Times New Roman" w:cs="Times New Roman"/>
-                <w:color w:val="FF0000"/>
-              </w:rPr>
-              <w:t xml:space="preserve"> </w:t>
+                <w:rFonts w:hint="default" w:ascii="Times New Roman" w:hAnsi="Times New Roman" w:cs="Times New Roman"/>
+                <w:color w:val="FF0000"/>
+                <w:sz w:val="22"/>
+                <w:szCs w:val="22"/>
+              </w:rPr>
+            </w:pPr>
+            <w:r>
+              <w:rPr>
+                <w:rFonts w:hint="default" w:ascii="Times New Roman" w:hAnsi="Times New Roman" w:cs="Times New Roman"/>
+                <w:color w:val="FF0000"/>
+                <w:sz w:val="22"/>
+                <w:szCs w:val="22"/>
+              </w:rPr>
+              <w:t>Với s = 11, histogram đọc grade_tab[11] tại địa chỉ 0x1001005C + 11 = 0x10010067. Địa chỉ này nằm ngoài bảng (bảng chỉ có 11 phần tử, 0x5C–0x66) và là byte đầu của chuỗi str_min, ký tự ‘m’ = 0x6D = 109. Do đó g = 109, và thủ tục tăng hist[109] tại 0x1001004C + 109×4 = 0x10010200. Địa chỉ này vẫn căn lề word nên MARS không báo lỗi. Kết quả là một ô nhớ ngoài mảng hist bị ghi đè âm thầm, và điểm sai bị mất khỏi thống kê (g0+g1+g2+g3 = n−1).</w:t>
+            </w:r>
+          </w:p>
+          <w:p>
+            <w:pPr>
+              <w:pStyle w:val="17"/>
+              <w:keepNext w:val="0"/>
+              <w:keepLines w:val="0"/>
+              <w:widowControl/>
+              <w:suppressLineNumbers w:val="0"/>
+              <w:bidi w:val="0"/>
+              <w:rPr>
+                <w:rFonts w:hint="default" w:ascii="Times New Roman" w:hAnsi="Times New Roman" w:cs="Times New Roman"/>
+                <w:color w:val="FF0000"/>
+                <w:sz w:val="22"/>
+                <w:szCs w:val="22"/>
+              </w:rPr>
+            </w:pPr>
+            <w:r>
+              <w:rPr>
+                <w:rFonts w:hint="default" w:ascii="Times New Roman" w:hAnsi="Times New Roman" w:cs="Times New Roman"/>
+                <w:color w:val="FF0000"/>
+                <w:sz w:val="22"/>
+                <w:szCs w:val="22"/>
+              </w:rPr>
+              <w:t>kiểm tra 0 ≤ s ≤ 10 trước khi tra bảng, nếu không hợp lệ thì bỏ qua phần tử:</w:t>
+            </w:r>
+          </w:p>
+          <w:p>
+            <w:pPr>
+              <w:pStyle w:val="15"/>
+              <w:keepNext w:val="0"/>
+              <w:keepLines w:val="0"/>
+              <w:widowControl/>
+              <w:suppressLineNumbers w:val="0"/>
+              <w:rPr>
+                <w:rStyle w:val="14"/>
+                <w:rFonts w:hint="default" w:ascii="Times New Roman" w:hAnsi="Times New Roman" w:eastAsia="var(--font-mono)" w:cs="Times New Roman"/>
+                <w:color w:val="FF0000"/>
+                <w:sz w:val="22"/>
+                <w:szCs w:val="22"/>
+              </w:rPr>
+            </w:pPr>
+            <w:r>
+              <w:rPr>
+                <w:rStyle w:val="14"/>
+                <w:rFonts w:hint="default" w:ascii="Times New Roman" w:hAnsi="Times New Roman" w:eastAsia="var(--font-mono)" w:cs="Times New Roman"/>
+                <w:color w:val="FF0000"/>
+                <w:sz w:val="22"/>
+                <w:szCs w:val="22"/>
+              </w:rPr>
+              <w:t>sltiu $t7, $t2, 11</w:t>
+            </w:r>
+          </w:p>
+          <w:p>
+            <w:pPr>
+              <w:pStyle w:val="15"/>
+              <w:keepNext w:val="0"/>
+              <w:keepLines w:val="0"/>
+              <w:widowControl/>
+              <w:suppressLineNumbers w:val="0"/>
+              <w:rPr>
+                <w:rFonts w:hint="default" w:ascii="Times New Roman" w:hAnsi="Times New Roman" w:eastAsia="var(--font-mono)" w:cs="Times New Roman"/>
+                <w:color w:val="FF0000"/>
+                <w:sz w:val="22"/>
+                <w:szCs w:val="22"/>
+              </w:rPr>
+            </w:pPr>
+            <w:r>
+              <w:rPr>
+                <w:rStyle w:val="14"/>
+                <w:rFonts w:hint="default" w:ascii="Times New Roman" w:hAnsi="Times New Roman" w:eastAsia="var(--font-mono)" w:cs="Times New Roman"/>
+                <w:color w:val="FF0000"/>
+                <w:sz w:val="22"/>
+                <w:szCs w:val="22"/>
+              </w:rPr>
+              <w:t>beq   $t7, $zero, hist_next</w:t>
+            </w:r>
+          </w:p>
+          <w:p>
+            <w:pPr>
+              <w:pStyle w:val="17"/>
+              <w:keepNext w:val="0"/>
+              <w:keepLines w:val="0"/>
+              <w:widowControl/>
+              <w:suppressLineNumbers w:val="0"/>
+              <w:bidi w:val="0"/>
+              <w:rPr>
+                <w:rFonts w:hint="default" w:ascii="Times New Roman" w:hAnsi="Times New Roman" w:cs="Times New Roman"/>
+                <w:color w:val="FF0000"/>
+                <w:sz w:val="22"/>
+                <w:szCs w:val="22"/>
+              </w:rPr>
+            </w:pPr>
+            <w:r>
+              <w:rPr>
+                <w:rFonts w:hint="default" w:ascii="Times New Roman" w:hAnsi="Times New Roman" w:cs="Times New Roman"/>
+                <w:color w:val="FF0000"/>
+                <w:sz w:val="22"/>
+                <w:szCs w:val="22"/>
+              </w:rPr>
+              <w:t>Dùng sltiu (so sánh không dấu) nên chặn được cả số âm.</w:t>
+            </w:r>
+          </w:p>
+          <w:p>
+            <w:pPr>
+              <w:pStyle w:val="17"/>
+              <w:keepNext w:val="0"/>
+              <w:keepLines w:val="0"/>
+              <w:widowControl/>
+              <w:suppressLineNumbers w:val="0"/>
+              <w:bidi w:val="0"/>
+              <w:rPr>
+                <w:rFonts w:hint="default" w:ascii="Times New Roman" w:hAnsi="Times New Roman" w:cs="Times New Roman"/>
+                <w:color w:val="FF0000"/>
+                <w:sz w:val="22"/>
+                <w:szCs w:val="22"/>
+              </w:rPr>
+            </w:pPr>
+            <w:r>
+              <w:rPr>
+                <w:rFonts w:hint="default" w:ascii="Times New Roman" w:hAnsi="Times New Roman" w:cs="Times New Roman"/>
+                <w:color w:val="FF0000"/>
+                <w:sz w:val="22"/>
+                <w:szCs w:val="22"/>
+                <w:lang w:val="en-US"/>
+              </w:rPr>
+              <w:t xml:space="preserve">chi phí: </w:t>
+            </w:r>
+            <w:r>
+              <w:rPr>
+                <w:rFonts w:hint="default" w:ascii="Times New Roman" w:hAnsi="Times New Roman" w:cs="Times New Roman"/>
+                <w:color w:val="FF0000"/>
+                <w:sz w:val="22"/>
+                <w:szCs w:val="22"/>
+              </w:rPr>
+              <w:t>thêm 2 lệnh mỗi phần tử (13 → 15 lệnh, tăng khoảng 15%).</w:t>
             </w:r>
           </w:p>
           <w:p>
@@ -16184,6 +16603,8 @@
               </w:rPr>
               <w:t xml:space="preserve"> có số </w:t>
             </w:r>
+            <w:bookmarkStart w:id="0" w:name="_GoBack"/>
+            <w:bookmarkEnd w:id="0"/>
             <w:r>
               <w:rPr>
                 <w:rFonts w:ascii="Courier New" w:hAnsi="Courier New" w:eastAsia="Courier New" w:cs="Courier New"/>
@@ -16426,7 +16847,7 @@
     </w:p>
     <w:p>
       <w:pPr>
-        <w:pStyle w:val="16"/>
+        <w:pStyle w:val="20"/>
         <w:numPr>
           <w:ilvl w:val="0"/>
           <w:numId w:val="1"/>
@@ -16485,7 +16906,7 @@
     </w:p>
     <w:p>
       <w:pPr>
-        <w:pStyle w:val="16"/>
+        <w:pStyle w:val="20"/>
         <w:numPr>
           <w:ilvl w:val="0"/>
           <w:numId w:val="1"/>
@@ -16516,7 +16937,7 @@
     </w:p>
     <w:p>
       <w:pPr>
-        <w:pStyle w:val="16"/>
+        <w:pStyle w:val="20"/>
         <w:numPr>
           <w:ilvl w:val="0"/>
           <w:numId w:val="1"/>
@@ -20076,12 +20497,6 @@
             <w:insideH w:val="single" w:color="auto" w:sz="4" w:space="0"/>
             <w:insideV w:val="single" w:color="auto" w:sz="4" w:space="0"/>
           </w:tblBorders>
-          <w:tblCellMar>
-            <w:top w:w="0" w:type="dxa"/>
-            <w:left w:w="10" w:type="dxa"/>
-            <w:bottom w:w="0" w:type="dxa"/>
-            <w:right w:w="10" w:type="dxa"/>
-          </w:tblCellMar>
         </w:tblPrEx>
         <w:trPr>
           <w:cantSplit/>
@@ -27181,12 +27596,6 @@
             <w:insideH w:val="single" w:color="auto" w:sz="4" w:space="0"/>
             <w:insideV w:val="single" w:color="auto" w:sz="4" w:space="0"/>
           </w:tblBorders>
-          <w:tblCellMar>
-            <w:top w:w="0" w:type="dxa"/>
-            <w:left w:w="10" w:type="dxa"/>
-            <w:bottom w:w="0" w:type="dxa"/>
-            <w:right w:w="10" w:type="dxa"/>
-          </w:tblCellMar>
         </w:tblPrEx>
         <w:tc>
           <w:tcPr>
@@ -27900,7 +28309,7 @@
     <w:lsdException w:qFormat="1" w:unhideWhenUsed="0" w:uiPriority="0" w:semiHidden="0" w:name="Title"/>
     <w:lsdException w:unhideWhenUsed="0" w:uiPriority="0" w:semiHidden="0" w:name="Closing"/>
     <w:lsdException w:unhideWhenUsed="0" w:uiPriority="0" w:semiHidden="0" w:name="Signature"/>
-    <w:lsdException w:unhideWhenUsed="0" w:uiPriority="0" w:name="Default Paragraph Font"/>
+    <w:lsdException w:qFormat="1" w:unhideWhenUsed="0" w:uiPriority="0" w:name="Default Paragraph Font"/>
     <w:lsdException w:unhideWhenUsed="0" w:uiPriority="0" w:semiHidden="0" w:name="Body Text"/>
     <w:lsdException w:unhideWhenUsed="0" w:uiPriority="0" w:semiHidden="0" w:name="Body Text Indent"/>
     <w:lsdException w:unhideWhenUsed="0" w:uiPriority="0" w:semiHidden="0" w:name="List Continue"/>
@@ -28173,6 +28582,7 @@
   <w:style w:type="character" w:default="1" w:styleId="8">
     <w:name w:val="Default Paragraph Font"/>
     <w:semiHidden/>
+    <w:qFormat/>
     <w:uiPriority w:val="0"/>
   </w:style>
   <w:style w:type="table" w:default="1" w:styleId="9">
@@ -28202,7 +28612,7 @@
   <w:style w:type="paragraph" w:styleId="11">
     <w:name w:val="endnote text"/>
     <w:basedOn w:val="1"/>
-    <w:link w:val="18"/>
+    <w:link w:val="22"/>
     <w:semiHidden/>
     <w:unhideWhenUsed/>
     <w:qFormat/>
@@ -28228,7 +28638,7 @@
   <w:style w:type="paragraph" w:styleId="13">
     <w:name w:val="footnote text"/>
     <w:basedOn w:val="1"/>
-    <w:link w:val="17"/>
+    <w:link w:val="21"/>
     <w:semiHidden/>
     <w:unhideWhenUsed/>
     <w:qFormat/>
@@ -28242,6 +28652,48 @@
     </w:rPr>
   </w:style>
   <w:style w:type="character" w:styleId="14">
+    <w:name w:val="HTML Code"/>
+    <w:basedOn w:val="8"/>
+    <w:uiPriority w:val="0"/>
+    <w:rPr>
+      <w:rFonts w:ascii="Courier New" w:hAnsi="Courier New" w:cs="Courier New"/>
+      <w:sz w:val="20"/>
+      <w:szCs w:val="20"/>
+    </w:rPr>
+  </w:style>
+  <w:style w:type="paragraph" w:styleId="15">
+    <w:name w:val="HTML Preformatted"/>
+    <w:uiPriority w:val="0"/>
+    <w:pPr>
+      <w:tabs>
+        <w:tab w:val="left" w:pos="916"/>
+        <w:tab w:val="left" w:pos="1832"/>
+        <w:tab w:val="left" w:pos="2748"/>
+        <w:tab w:val="left" w:pos="3664"/>
+        <w:tab w:val="left" w:pos="4580"/>
+        <w:tab w:val="left" w:pos="5496"/>
+        <w:tab w:val="left" w:pos="6412"/>
+        <w:tab w:val="left" w:pos="7328"/>
+        <w:tab w:val="left" w:pos="8244"/>
+        <w:tab w:val="left" w:pos="9160"/>
+        <w:tab w:val="left" w:pos="10076"/>
+        <w:tab w:val="left" w:pos="10992"/>
+        <w:tab w:val="left" w:pos="11908"/>
+        <w:tab w:val="left" w:pos="12824"/>
+        <w:tab w:val="left" w:pos="13740"/>
+        <w:tab w:val="left" w:pos="14656"/>
+      </w:tabs>
+      <w:jc w:val="left"/>
+    </w:pPr>
+    <w:rPr>
+      <w:rFonts w:hint="eastAsia" w:ascii="SimSun" w:hAnsi="SimSun" w:eastAsia="SimSun" w:cs="SimSun"/>
+      <w:kern w:val="0"/>
+      <w:sz w:val="24"/>
+      <w:szCs w:val="24"/>
+      <w:lang w:val="en-US" w:eastAsia="zh-CN" w:bidi="ar"/>
+    </w:rPr>
+  </w:style>
+  <w:style w:type="character" w:styleId="16">
     <w:name w:val="Hyperlink"/>
     <w:unhideWhenUsed/>
     <w:qFormat/>
@@ -28251,7 +28703,32 @@
       <w:u w:val="single"/>
     </w:rPr>
   </w:style>
-  <w:style w:type="paragraph" w:styleId="15">
+  <w:style w:type="paragraph" w:styleId="17">
+    <w:name w:val="Normal (Web)"/>
+    <w:uiPriority w:val="0"/>
+    <w:pPr>
+      <w:spacing w:before="0" w:beforeAutospacing="1" w:after="0" w:afterAutospacing="1"/>
+      <w:ind w:left="0" w:right="0"/>
+      <w:jc w:val="left"/>
+    </w:pPr>
+    <w:rPr>
+      <w:kern w:val="0"/>
+      <w:sz w:val="24"/>
+      <w:szCs w:val="24"/>
+      <w:lang w:val="en-US" w:eastAsia="zh-CN" w:bidi="ar"/>
+    </w:rPr>
+  </w:style>
+  <w:style w:type="character" w:styleId="18">
+    <w:name w:val="Strong"/>
+    <w:basedOn w:val="8"/>
+    <w:qFormat/>
+    <w:uiPriority w:val="0"/>
+    <w:rPr>
+      <w:b/>
+      <w:bCs/>
+    </w:rPr>
+  </w:style>
+  <w:style w:type="paragraph" w:styleId="19">
     <w:name w:val="Title"/>
     <w:basedOn w:val="1"/>
     <w:next w:val="1"/>
@@ -28262,13 +28739,13 @@
       <w:szCs w:val="56"/>
     </w:rPr>
   </w:style>
-  <w:style w:type="paragraph" w:styleId="16">
+  <w:style w:type="paragraph" w:styleId="20">
     <w:name w:val="List Paragraph"/>
     <w:basedOn w:val="1"/>
     <w:qFormat/>
     <w:uiPriority w:val="0"/>
   </w:style>
-  <w:style w:type="character" w:customStyle="1" w:styleId="17">
+  <w:style w:type="character" w:customStyle="1" w:styleId="21">
     <w:name w:val="Footnote Text Char"/>
     <w:link w:val="13"/>
     <w:semiHidden/>
@@ -28280,7 +28757,7 @@
       <w:szCs w:val="20"/>
     </w:rPr>
   </w:style>
-  <w:style w:type="character" w:customStyle="1" w:styleId="18">
+  <w:style w:type="character" w:customStyle="1" w:styleId="22">
     <w:name w:val="Endnote Text Char"/>
     <w:link w:val="11"/>
     <w:semiHidden/>

--- a/mars_mips/lab2/CE119_LAB02_VMTN.docx
+++ b/mars_mips/lab2/CE119_LAB02_VMTN.docx
@@ -118,10 +118,10 @@
         </w:tblCellMar>
       </w:tblPr>
       <w:tblGrid>
-        <w:gridCol w:w="1421"/>
-        <w:gridCol w:w="2677"/>
-        <w:gridCol w:w="1490"/>
-        <w:gridCol w:w="4050"/>
+        <w:gridCol w:w="1085"/>
+        <w:gridCol w:w="2373"/>
+        <w:gridCol w:w="1214"/>
+        <w:gridCol w:w="4966"/>
       </w:tblGrid>
       <w:tr>
         <w:tblPrEx>
@@ -627,18 +627,56 @@
             <w:pPr>
               <w:spacing w:before="0" w:after="60" w:line="276" w:lineRule="auto"/>
               <w:rPr>
-                <w:rFonts w:ascii="Times New Roman" w:hAnsi="Times New Roman" w:eastAsia="Times New Roman" w:cs="Times New Roman"/>
-                <w:color w:val="FF0000"/>
-              </w:rPr>
-            </w:pPr>
-            <w:r>
-              <w:rPr>
                 <w:rFonts w:hint="default" w:ascii="Times New Roman" w:hAnsi="Times New Roman" w:eastAsia="Times New Roman" w:cs="Times New Roman"/>
                 <w:color w:val="FF0000"/>
-                <w:sz w:val="21"/>
-                <w:szCs w:val="21"/>
+                <w:sz w:val="26"/>
+                <w:szCs w:val="26"/>
+              </w:rPr>
+            </w:pPr>
+            <w:r>
+              <w:rPr>
+                <w:rFonts w:hint="default" w:ascii="Times New Roman" w:hAnsi="Times New Roman" w:eastAsia="Times New Roman" w:cs="Times New Roman"/>
+                <w:color w:val="FF0000"/>
+                <w:sz w:val="26"/>
+                <w:szCs w:val="26"/>
+              </w:rPr>
+              <w:fldChar w:fldCharType="begin"/>
+            </w:r>
+            <w:r>
+              <w:rPr>
+                <w:rFonts w:hint="default" w:ascii="Times New Roman" w:hAnsi="Times New Roman" w:eastAsia="Times New Roman" w:cs="Times New Roman"/>
+                <w:color w:val="FF0000"/>
+                <w:sz w:val="26"/>
+                <w:szCs w:val="26"/>
+              </w:rPr>
+              <w:instrText xml:space="preserve"> HYPERLINK "https://github.com/hpnt1912/COMPUTER-ARCHITECTURE/tree/main/mars_mips/lab2" </w:instrText>
+            </w:r>
+            <w:r>
+              <w:rPr>
+                <w:rFonts w:hint="default" w:ascii="Times New Roman" w:hAnsi="Times New Roman" w:eastAsia="Times New Roman" w:cs="Times New Roman"/>
+                <w:color w:val="FF0000"/>
+                <w:sz w:val="26"/>
+                <w:szCs w:val="26"/>
+              </w:rPr>
+              <w:fldChar w:fldCharType="separate"/>
+            </w:r>
+            <w:r>
+              <w:rPr>
+                <w:rStyle w:val="16"/>
+                <w:rFonts w:hint="default" w:ascii="Times New Roman" w:hAnsi="Times New Roman" w:eastAsia="Times New Roman" w:cs="Times New Roman"/>
+                <w:sz w:val="26"/>
+                <w:szCs w:val="26"/>
               </w:rPr>
               <w:t>https://github.com/hpnt1912/COMPUTER-ARCHITECTURE/tree/main/mars_mips/lab2</w:t>
+            </w:r>
+            <w:r>
+              <w:rPr>
+                <w:rFonts w:hint="default" w:ascii="Times New Roman" w:hAnsi="Times New Roman" w:eastAsia="Times New Roman" w:cs="Times New Roman"/>
+                <w:color w:val="FF0000"/>
+                <w:sz w:val="26"/>
+                <w:szCs w:val="26"/>
+              </w:rPr>
+              <w:fldChar w:fldCharType="end"/>
             </w:r>
             <w:bookmarkStart w:id="0" w:name="_GoBack"/>
             <w:bookmarkEnd w:id="0"/>
@@ -14534,12 +14572,6 @@
             <w:insideH w:val="single" w:color="auto" w:sz="4" w:space="0"/>
             <w:insideV w:val="single" w:color="auto" w:sz="4" w:space="0"/>
           </w:tblBorders>
-          <w:tblCellMar>
-            <w:top w:w="0" w:type="dxa"/>
-            <w:left w:w="10" w:type="dxa"/>
-            <w:bottom w:w="0" w:type="dxa"/>
-            <w:right w:w="10" w:type="dxa"/>
-          </w:tblCellMar>
         </w:tblPrEx>
         <w:trPr>
           <w:cantSplit/>
@@ -28918,12 +28950,6 @@
             <w:insideH w:val="single" w:color="auto" w:sz="4" w:space="0"/>
             <w:insideV w:val="single" w:color="auto" w:sz="4" w:space="0"/>
           </w:tblBorders>
-          <w:tblCellMar>
-            <w:top w:w="0" w:type="dxa"/>
-            <w:left w:w="10" w:type="dxa"/>
-            <w:bottom w:w="0" w:type="dxa"/>
-            <w:right w:w="10" w:type="dxa"/>
-          </w:tblCellMar>
         </w:tblPrEx>
         <w:tc>
           <w:tcPr>
